--- a/docs/Otchet-big-bang.docx
+++ b/docs/Otchet-big-bang.docx
@@ -16,7 +16,7 @@
           <w:color w:val="000000"/>
           <w:sz w:val="32"/>
         </w:rPr>
-        <w:t>Отчёт по интеграционному тестированию</w:t>
+        <w:t>Отчёт по лабораторной работе</w:t>
       </w:r>
     </w:p>
     <w:p>
@@ -33,92 +33,7 @@
           <w:color w:val="000000"/>
           <w:sz w:val="32"/>
         </w:rPr>
-        <w:t>Метод «большого взрыва»</w:t>
-      </w:r>
-    </w:p>
-    <w:p>
-      <w:pPr>
-        <w:spacing w:after="80" w:before="0" w:line="360" w:lineRule="auto"/>
-        <w:ind w:firstLine="0"/>
-        <w:jc w:val="center"/>
-      </w:pPr>
-      <w:r>
-        <w:rPr>
-          <w:rFonts w:ascii="Times New Roman" w:hAnsi="Times New Roman" w:cs="Times New Roman" w:eastAsia="Times New Roman"/>
-          <w:b w:val="0"/>
-          <w:i w:val="0"/>
-          <w:color w:val="000000"/>
-          <w:sz w:val="28"/>
-        </w:rPr>
-        <w:t>Дисциплина: Интеграционное тестирование</w:t>
-      </w:r>
-    </w:p>
-    <w:p>
-      <w:pPr>
-        <w:spacing w:after="80" w:before="0" w:line="360" w:lineRule="auto"/>
-        <w:ind w:firstLine="0"/>
-        <w:jc w:val="center"/>
-      </w:pPr>
-      <w:r>
-        <w:rPr>
-          <w:rFonts w:ascii="Times New Roman" w:hAnsi="Times New Roman" w:cs="Times New Roman" w:eastAsia="Times New Roman"/>
-          <w:b w:val="0"/>
-          <w:i w:val="0"/>
-          <w:color w:val="000000"/>
-          <w:sz w:val="28"/>
-        </w:rPr>
-        <w:t>Типовой пример: eShopOnWeb (Microsoft .NET Architecture)</w:t>
-      </w:r>
-    </w:p>
-    <w:p>
-      <w:pPr>
-        <w:spacing w:after="80" w:before="0" w:line="360" w:lineRule="auto"/>
-        <w:ind w:firstLine="0"/>
-        <w:jc w:val="center"/>
-      </w:pPr>
-      <w:r>
-        <w:rPr>
-          <w:rFonts w:ascii="Times New Roman" w:hAnsi="Times New Roman" w:cs="Times New Roman" w:eastAsia="Times New Roman"/>
-          <w:b w:val="0"/>
-          <w:i w:val="0"/>
-          <w:color w:val="000000"/>
-          <w:sz w:val="28"/>
-        </w:rPr>
-        <w:t>Практический проект: Users API + Orders API (user-order-services)</w:t>
-      </w:r>
-    </w:p>
-    <w:p>
-      <w:pPr>
-        <w:spacing w:after="80" w:before="0" w:line="360" w:lineRule="auto"/>
-        <w:ind w:firstLine="0"/>
-        <w:jc w:val="center"/>
-      </w:pPr>
-      <w:r>
-        <w:rPr>
-          <w:rFonts w:ascii="Times New Roman" w:hAnsi="Times New Roman" w:cs="Times New Roman" w:eastAsia="Times New Roman"/>
-          <w:b w:val="0"/>
-          <w:i w:val="0"/>
-          <w:color w:val="000000"/>
-          <w:sz w:val="28"/>
-        </w:rPr>
-        <w:t>Автор: sssiqwel</w:t>
-      </w:r>
-    </w:p>
-    <w:p>
-      <w:pPr>
-        <w:spacing w:after="80" w:before="0" w:line="360" w:lineRule="auto"/>
-        <w:ind w:firstLine="0"/>
-        <w:jc w:val="center"/>
-      </w:pPr>
-      <w:r>
-        <w:rPr>
-          <w:rFonts w:ascii="Times New Roman" w:hAnsi="Times New Roman" w:cs="Times New Roman" w:eastAsia="Times New Roman"/>
-          <w:b w:val="0"/>
-          <w:i w:val="0"/>
-          <w:color w:val="000000"/>
-          <w:sz w:val="28"/>
-        </w:rPr>
-        <w:t>Дата прогона: 12 октября 2026</w:t>
+        <w:t>Интеграционное тестирование методом «большого взрыва»</w:t>
       </w:r>
     </w:p>
     <w:p>
@@ -135,7 +50,7 @@
           <w:color w:val="000000"/>
           <w:sz w:val="28"/>
         </w:rPr>
-        <w:t>1. Цель работы</w:t>
+        <w:t>Цель работы</w:t>
       </w:r>
     </w:p>
     <w:p>
@@ -152,7 +67,109 @@
           <w:color w:val="000000"/>
           <w:sz w:val="28"/>
         </w:rPr>
-        <w:t>Цель работы — изучить метод интеграционного тестирования «большого взрыва», применить его к собранной системе по той же схеме, что и для eShopOnWeb (все модули сразу, без поэтапного подключения), провести тестирование на полной сборке, зафиксировать дефекты и аномалии и на этой основе оценить ограничения подхода.</w:t>
+        <w:t>Изучить метод интеграционного тестирования «большого взрыва», применить его на учебном проекте, найти и записать дефекты, а также разобраться, какие проблемы возникают при таком подходе.</w:t>
+      </w:r>
+    </w:p>
+    <w:p>
+      <w:pPr>
+        <w:spacing w:after="160" w:before="240" w:line="360" w:lineRule="auto"/>
+        <w:ind w:firstLine="0"/>
+        <w:jc w:val="left"/>
+      </w:pPr>
+      <w:r>
+        <w:rPr>
+          <w:rFonts w:ascii="Times New Roman" w:hAnsi="Times New Roman" w:cs="Times New Roman" w:eastAsia="Times New Roman"/>
+          <w:b/>
+          <w:i w:val="0"/>
+          <w:color w:val="000000"/>
+          <w:sz w:val="28"/>
+        </w:rPr>
+        <w:t>Задание</w:t>
+      </w:r>
+    </w:p>
+    <w:p>
+      <w:pPr>
+        <w:spacing w:after="40" w:before="0" w:line="360" w:lineRule="auto"/>
+        <w:ind w:firstLine="0" w:left="709"/>
+        <w:jc w:val="left"/>
+      </w:pPr>
+      <w:r>
+        <w:rPr>
+          <w:rFonts w:ascii="Times New Roman" w:hAnsi="Times New Roman" w:cs="Times New Roman" w:eastAsia="Times New Roman"/>
+          <w:b w:val="0"/>
+          <w:i w:val="0"/>
+          <w:color w:val="000000"/>
+          <w:sz w:val="28"/>
+        </w:rPr>
+        <w:t>1. Ознакомиться с проектом, его структурой и модулями.</w:t>
+      </w:r>
+    </w:p>
+    <w:p>
+      <w:pPr>
+        <w:spacing w:after="40" w:before="0" w:line="360" w:lineRule="auto"/>
+        <w:ind w:firstLine="0" w:left="709"/>
+        <w:jc w:val="left"/>
+      </w:pPr>
+      <w:r>
+        <w:rPr>
+          <w:rFonts w:ascii="Times New Roman" w:hAnsi="Times New Roman" w:cs="Times New Roman" w:eastAsia="Times New Roman"/>
+          <w:b w:val="0"/>
+          <w:i w:val="0"/>
+          <w:color w:val="000000"/>
+          <w:sz w:val="28"/>
+        </w:rPr>
+        <w:t>2. Применить метод «большого взрыва», то есть интегрировать все модули сразу, в один этап.</w:t>
+      </w:r>
+    </w:p>
+    <w:p>
+      <w:pPr>
+        <w:spacing w:after="40" w:before="0" w:line="360" w:lineRule="auto"/>
+        <w:ind w:firstLine="0" w:left="709"/>
+        <w:jc w:val="left"/>
+      </w:pPr>
+      <w:r>
+        <w:rPr>
+          <w:rFonts w:ascii="Times New Roman" w:hAnsi="Times New Roman" w:cs="Times New Roman" w:eastAsia="Times New Roman"/>
+          <w:b w:val="0"/>
+          <w:i w:val="0"/>
+          <w:color w:val="000000"/>
+          <w:sz w:val="28"/>
+        </w:rPr>
+        <w:t>3. Провести тестирование и записать найденные дефекты и аномалии.</w:t>
+      </w:r>
+    </w:p>
+    <w:p>
+      <w:pPr>
+        <w:spacing w:after="40" w:before="0" w:line="360" w:lineRule="auto"/>
+        <w:ind w:firstLine="0" w:left="709"/>
+        <w:jc w:val="left"/>
+      </w:pPr>
+      <w:r>
+        <w:rPr>
+          <w:rFonts w:ascii="Times New Roman" w:hAnsi="Times New Roman" w:cs="Times New Roman" w:eastAsia="Times New Roman"/>
+          <w:b w:val="0"/>
+          <w:i w:val="0"/>
+          <w:color w:val="000000"/>
+          <w:sz w:val="28"/>
+        </w:rPr>
+        <w:t>4. Составить отчёт по результатам.</w:t>
+      </w:r>
+    </w:p>
+    <w:p>
+      <w:pPr>
+        <w:spacing w:after="160" w:before="240" w:line="360" w:lineRule="auto"/>
+        <w:ind w:firstLine="0"/>
+        <w:jc w:val="left"/>
+      </w:pPr>
+      <w:r>
+        <w:rPr>
+          <w:rFonts w:ascii="Times New Roman" w:hAnsi="Times New Roman" w:cs="Times New Roman" w:eastAsia="Times New Roman"/>
+          <w:b/>
+          <w:i w:val="0"/>
+          <w:color w:val="000000"/>
+          <w:sz w:val="28"/>
+        </w:rPr>
+        <w:t>1. Теоретическая часть</w:t>
       </w:r>
     </w:p>
     <w:p>
@@ -169,12 +186,29 @@
           <w:color w:val="000000"/>
           <w:sz w:val="28"/>
         </w:rPr>
-        <w:t>Задание закрывается четырьмя шагами:</w:t>
+        <w:t>Метод «большого взрыва» (big bang) — это способ интеграционного тестирования, при котором все модули системы собирают вместе за один раз и тестируют уже готовую систему целиком. Связки модулей по отдельности заранее не проверяются. Обычно так делают в конце разработки, когда все модули уже написаны.</w:t>
       </w:r>
     </w:p>
     <w:p>
       <w:pPr>
-        <w:pStyle w:val="ListNumber"/>
+        <w:spacing w:after="120" w:before="0" w:line="360" w:lineRule="auto"/>
+        <w:ind w:firstLine="709"/>
+        <w:jc w:val="both"/>
+      </w:pPr>
+      <w:r>
+        <w:rPr>
+          <w:rFonts w:ascii="Times New Roman" w:hAnsi="Times New Roman" w:cs="Times New Roman" w:eastAsia="Times New Roman"/>
+          <w:b w:val="0"/>
+          <w:i w:val="0"/>
+          <w:color w:val="000000"/>
+          <w:sz w:val="28"/>
+        </w:rPr>
+        <w:t>Плюсы метода:</w:t>
+      </w:r>
+    </w:p>
+    <w:p>
+      <w:pPr>
+        <w:pStyle w:val="ListBullet"/>
         <w:spacing w:after="40" w:before="0" w:line="360" w:lineRule="auto"/>
         <w:ind w:left="709"/>
       </w:pPr>
@@ -186,12 +220,12 @@
           <w:color w:val="000000"/>
           <w:sz w:val="28"/>
         </w:rPr>
-        <w:t>Ознакомиться со структурой и модулями проекта.</w:t>
+        <w:t>не нужно писать заглушки и драйверы для недостающих модулей;</w:t>
       </w:r>
     </w:p>
     <w:p>
       <w:pPr>
-        <w:pStyle w:val="ListNumber"/>
+        <w:pStyle w:val="ListBullet"/>
         <w:spacing w:after="40" w:before="0" w:line="360" w:lineRule="auto"/>
         <w:ind w:left="709"/>
       </w:pPr>
@@ -203,12 +237,29 @@
           <w:color w:val="000000"/>
           <w:sz w:val="28"/>
         </w:rPr>
-        <w:t>Интегрировать все модули одновременно, в один этап.</w:t>
+        <w:t>сразу видно, работает ли система в целом.</w:t>
       </w:r>
     </w:p>
     <w:p>
       <w:pPr>
-        <w:pStyle w:val="ListNumber"/>
+        <w:spacing w:after="120" w:before="0" w:line="360" w:lineRule="auto"/>
+        <w:ind w:firstLine="709"/>
+        <w:jc w:val="both"/>
+      </w:pPr>
+      <w:r>
+        <w:rPr>
+          <w:rFonts w:ascii="Times New Roman" w:hAnsi="Times New Roman" w:cs="Times New Roman" w:eastAsia="Times New Roman"/>
+          <w:b w:val="0"/>
+          <w:i w:val="0"/>
+          <w:color w:val="000000"/>
+          <w:sz w:val="28"/>
+        </w:rPr>
+        <w:t>Минусы метода:</w:t>
+      </w:r>
+    </w:p>
+    <w:p>
+      <w:pPr>
+        <w:pStyle w:val="ListBullet"/>
         <w:spacing w:after="40" w:before="0" w:line="360" w:lineRule="auto"/>
         <w:ind w:left="709"/>
       </w:pPr>
@@ -220,12 +271,12 @@
           <w:color w:val="000000"/>
           <w:sz w:val="28"/>
         </w:rPr>
-        <w:t>Протестировать систему как единое целое, фиксируя дефекты.</w:t>
+        <w:t>если что-то не работает, сложно понять, в каком модуле ошибка;</w:t>
       </w:r>
     </w:p>
     <w:p>
       <w:pPr>
-        <w:pStyle w:val="ListNumber"/>
+        <w:pStyle w:val="ListBullet"/>
         <w:spacing w:after="40" w:before="0" w:line="360" w:lineRule="auto"/>
         <w:ind w:left="709"/>
       </w:pPr>
@@ -237,7 +288,41 @@
           <w:color w:val="000000"/>
           <w:sz w:val="28"/>
         </w:rPr>
-        <w:t>Составить отчёт с анализом проблем метода.</w:t>
+        <w:t>ошибки находятся поздно, только когда собрана вся система;</w:t>
+      </w:r>
+    </w:p>
+    <w:p>
+      <w:pPr>
+        <w:pStyle w:val="ListBullet"/>
+        <w:spacing w:after="40" w:before="0" w:line="360" w:lineRule="auto"/>
+        <w:ind w:left="709"/>
+      </w:pPr>
+      <w:r>
+        <w:rPr>
+          <w:rFonts w:ascii="Times New Roman" w:hAnsi="Times New Roman" w:cs="Times New Roman" w:eastAsia="Times New Roman"/>
+          <w:b w:val="0"/>
+          <w:i w:val="0"/>
+          <w:color w:val="000000"/>
+          <w:sz w:val="28"/>
+        </w:rPr>
+        <w:t>метод подходит в основном для небольших проектов, где мало модулей.</w:t>
+      </w:r>
+    </w:p>
+    <w:p>
+      <w:pPr>
+        <w:spacing w:after="120" w:before="0" w:line="360" w:lineRule="auto"/>
+        <w:ind w:firstLine="709"/>
+        <w:jc w:val="both"/>
+      </w:pPr>
+      <w:r>
+        <w:rPr>
+          <w:rFonts w:ascii="Times New Roman" w:hAnsi="Times New Roman" w:cs="Times New Roman" w:eastAsia="Times New Roman"/>
+          <w:b w:val="0"/>
+          <w:i w:val="0"/>
+          <w:color w:val="000000"/>
+          <w:sz w:val="28"/>
+        </w:rPr>
+        <w:t>Для сравнения, при инкрементальном тестировании (сверху вниз или снизу вверх) модули подключают по одному и проверяют систему после каждого шага. Так проще найти, какой модуль сломал работу.</w:t>
       </w:r>
     </w:p>
     <w:p>
@@ -254,7 +339,7 @@
           <w:color w:val="000000"/>
           <w:sz w:val="28"/>
         </w:rPr>
-        <w:t>2. Суть метода «большого взрыва»</w:t>
+        <w:t>2. Описание проекта</w:t>
       </w:r>
     </w:p>
     <w:p>
@@ -271,7 +356,24 @@
           <w:color w:val="000000"/>
           <w:sz w:val="28"/>
         </w:rPr>
-        <w:t>Метод «большого взрыва» (big bang integration) — это стратегия, при которой все разработанные модули объединяются одновременно и тестируются только как готовая система. Отдельные связки модулей заранее не проверяются. Интеграция откладывается на конец разработки.</w:t>
+        <w:t>В задании в качестве примера указан проект eShopOnWeb. Это демонстрационный интернет-магазин от Microsoft на ASP.NET Core. В нём есть каталог товаров, корзина, заказы и учётные записи покупателей (Identity). Если тестировать его «большим взрывом», нужно запустить все части сразу и проверить сценарий «выбрать товар → положить в корзину → оформить заказ».</w:t>
+      </w:r>
+    </w:p>
+    <w:p>
+      <w:pPr>
+        <w:spacing w:after="120" w:before="0" w:line="360" w:lineRule="auto"/>
+        <w:ind w:firstLine="709"/>
+        <w:jc w:val="both"/>
+      </w:pPr>
+      <w:r>
+        <w:rPr>
+          <w:rFonts w:ascii="Times New Roman" w:hAnsi="Times New Roman" w:cs="Times New Roman" w:eastAsia="Times New Roman"/>
+          <w:b w:val="0"/>
+          <w:i w:val="0"/>
+          <w:color w:val="000000"/>
+          <w:sz w:val="28"/>
+        </w:rPr>
+        <w:t>Я применил метод на учебном проекте user-order-services, который мы делали раньше в рамках курса. Он устроен похоже на eShopOnWeb, только проще: есть сервис пользователей и сервис заказов, и заказ зависит от пользователя, так же как в eShopOnWeb заказ зависит от покупателя.</w:t>
       </w:r>
     </w:p>
     <w:tbl>
@@ -284,6 +386,738 @@
       <w:tblGrid>
         <w:gridCol w:w="4844"/>
         <w:gridCol w:w="4844"/>
+      </w:tblGrid>
+      <w:tr>
+        <w:tc>
+          <w:tcPr>
+            <w:tcW w:type="dxa" w:w="4677"/>
+            <w:tcBorders>
+              <w:top w:val="single" w:sz="4" w:space="0" w:color="000000"/>
+              <w:left w:val="single" w:sz="4" w:space="0" w:color="000000"/>
+              <w:bottom w:val="single" w:sz="4" w:space="0" w:color="000000"/>
+              <w:right w:val="single" w:sz="4" w:space="0" w:color="000000"/>
+            </w:tcBorders>
+            <w:shd w:fill="D9E2F3" w:val="clear"/>
+          </w:tcPr>
+          <w:p>
+            <w:pPr>
+              <w:spacing w:after="0" w:before="0" w:line="240" w:lineRule="auto"/>
+            </w:pPr>
+            <w:r/>
+            <w:r>
+              <w:rPr>
+                <w:rFonts w:ascii="Times New Roman" w:hAnsi="Times New Roman" w:cs="Times New Roman" w:eastAsia="Times New Roman"/>
+                <w:b/>
+                <w:i w:val="0"/>
+                <w:color w:val="000000"/>
+                <w:sz w:val="22"/>
+              </w:rPr>
+              <w:t>eShopOnWeb</w:t>
+            </w:r>
+          </w:p>
+        </w:tc>
+        <w:tc>
+          <w:tcPr>
+            <w:tcW w:type="dxa" w:w="4677"/>
+            <w:tcBorders>
+              <w:top w:val="single" w:sz="4" w:space="0" w:color="000000"/>
+              <w:left w:val="single" w:sz="4" w:space="0" w:color="000000"/>
+              <w:bottom w:val="single" w:sz="4" w:space="0" w:color="000000"/>
+              <w:right w:val="single" w:sz="4" w:space="0" w:color="000000"/>
+            </w:tcBorders>
+            <w:shd w:fill="D9E2F3" w:val="clear"/>
+          </w:tcPr>
+          <w:p>
+            <w:pPr>
+              <w:spacing w:after="0" w:before="0" w:line="240" w:lineRule="auto"/>
+            </w:pPr>
+            <w:r/>
+            <w:r>
+              <w:rPr>
+                <w:rFonts w:ascii="Times New Roman" w:hAnsi="Times New Roman" w:cs="Times New Roman" w:eastAsia="Times New Roman"/>
+                <w:b/>
+                <w:i w:val="0"/>
+                <w:color w:val="000000"/>
+                <w:sz w:val="22"/>
+              </w:rPr>
+              <w:t>user-order-services</w:t>
+            </w:r>
+          </w:p>
+        </w:tc>
+      </w:tr>
+      <w:tr>
+        <w:tc>
+          <w:tcPr>
+            <w:tcW w:type="dxa" w:w="4677"/>
+            <w:tcBorders>
+              <w:top w:val="single" w:sz="4" w:space="0" w:color="000000"/>
+              <w:left w:val="single" w:sz="4" w:space="0" w:color="000000"/>
+              <w:bottom w:val="single" w:sz="4" w:space="0" w:color="000000"/>
+              <w:right w:val="single" w:sz="4" w:space="0" w:color="000000"/>
+            </w:tcBorders>
+          </w:tcPr>
+          <w:p>
+            <w:pPr>
+              <w:spacing w:after="0" w:before="0" w:line="240" w:lineRule="auto"/>
+            </w:pPr>
+            <w:r/>
+            <w:r>
+              <w:rPr>
+                <w:rFonts w:ascii="Times New Roman" w:hAnsi="Times New Roman" w:cs="Times New Roman" w:eastAsia="Times New Roman"/>
+                <w:b w:val="0"/>
+                <w:i w:val="0"/>
+                <w:color w:val="000000"/>
+                <w:sz w:val="22"/>
+              </w:rPr>
+              <w:t>Identity / покупатель (Buyer)</w:t>
+            </w:r>
+          </w:p>
+        </w:tc>
+        <w:tc>
+          <w:tcPr>
+            <w:tcW w:type="dxa" w:w="4677"/>
+            <w:tcBorders>
+              <w:top w:val="single" w:sz="4" w:space="0" w:color="000000"/>
+              <w:left w:val="single" w:sz="4" w:space="0" w:color="000000"/>
+              <w:bottom w:val="single" w:sz="4" w:space="0" w:color="000000"/>
+              <w:right w:val="single" w:sz="4" w:space="0" w:color="000000"/>
+            </w:tcBorders>
+          </w:tcPr>
+          <w:p>
+            <w:pPr>
+              <w:spacing w:after="0" w:before="0" w:line="240" w:lineRule="auto"/>
+            </w:pPr>
+            <w:r/>
+            <w:r>
+              <w:rPr>
+                <w:rFonts w:ascii="Times New Roman" w:hAnsi="Times New Roman" w:cs="Times New Roman" w:eastAsia="Times New Roman"/>
+                <w:b w:val="0"/>
+                <w:i w:val="0"/>
+                <w:color w:val="000000"/>
+                <w:sz w:val="22"/>
+              </w:rPr>
+              <w:t>Users API</w:t>
+            </w:r>
+          </w:p>
+        </w:tc>
+      </w:tr>
+      <w:tr>
+        <w:tc>
+          <w:tcPr>
+            <w:tcW w:type="dxa" w:w="4677"/>
+            <w:tcBorders>
+              <w:top w:val="single" w:sz="4" w:space="0" w:color="000000"/>
+              <w:left w:val="single" w:sz="4" w:space="0" w:color="000000"/>
+              <w:bottom w:val="single" w:sz="4" w:space="0" w:color="000000"/>
+              <w:right w:val="single" w:sz="4" w:space="0" w:color="000000"/>
+            </w:tcBorders>
+          </w:tcPr>
+          <w:p>
+            <w:pPr>
+              <w:spacing w:after="0" w:before="0" w:line="240" w:lineRule="auto"/>
+            </w:pPr>
+            <w:r/>
+            <w:r>
+              <w:rPr>
+                <w:rFonts w:ascii="Times New Roman" w:hAnsi="Times New Roman" w:cs="Times New Roman" w:eastAsia="Times New Roman"/>
+                <w:b w:val="0"/>
+                <w:i w:val="0"/>
+                <w:color w:val="000000"/>
+                <w:sz w:val="22"/>
+              </w:rPr>
+              <w:t>Заказы и корзина (Order, Basket)</w:t>
+            </w:r>
+          </w:p>
+        </w:tc>
+        <w:tc>
+          <w:tcPr>
+            <w:tcW w:type="dxa" w:w="4677"/>
+            <w:tcBorders>
+              <w:top w:val="single" w:sz="4" w:space="0" w:color="000000"/>
+              <w:left w:val="single" w:sz="4" w:space="0" w:color="000000"/>
+              <w:bottom w:val="single" w:sz="4" w:space="0" w:color="000000"/>
+              <w:right w:val="single" w:sz="4" w:space="0" w:color="000000"/>
+            </w:tcBorders>
+          </w:tcPr>
+          <w:p>
+            <w:pPr>
+              <w:spacing w:after="0" w:before="0" w:line="240" w:lineRule="auto"/>
+            </w:pPr>
+            <w:r/>
+            <w:r>
+              <w:rPr>
+                <w:rFonts w:ascii="Times New Roman" w:hAnsi="Times New Roman" w:cs="Times New Roman" w:eastAsia="Times New Roman"/>
+                <w:b w:val="0"/>
+                <w:i w:val="0"/>
+                <w:color w:val="000000"/>
+                <w:sz w:val="22"/>
+              </w:rPr>
+              <w:t>Orders API</w:t>
+            </w:r>
+          </w:p>
+        </w:tc>
+      </w:tr>
+      <w:tr>
+        <w:tc>
+          <w:tcPr>
+            <w:tcW w:type="dxa" w:w="4677"/>
+            <w:tcBorders>
+              <w:top w:val="single" w:sz="4" w:space="0" w:color="000000"/>
+              <w:left w:val="single" w:sz="4" w:space="0" w:color="000000"/>
+              <w:bottom w:val="single" w:sz="4" w:space="0" w:color="000000"/>
+              <w:right w:val="single" w:sz="4" w:space="0" w:color="000000"/>
+            </w:tcBorders>
+          </w:tcPr>
+          <w:p>
+            <w:pPr>
+              <w:spacing w:after="0" w:before="0" w:line="240" w:lineRule="auto"/>
+            </w:pPr>
+            <w:r/>
+            <w:r>
+              <w:rPr>
+                <w:rFonts w:ascii="Times New Roman" w:hAnsi="Times New Roman" w:cs="Times New Roman" w:eastAsia="Times New Roman"/>
+                <w:b w:val="0"/>
+                <w:i w:val="0"/>
+                <w:color w:val="000000"/>
+                <w:sz w:val="22"/>
+              </w:rPr>
+              <w:t>Доступ к данным (Infrastructure)</w:t>
+            </w:r>
+          </w:p>
+        </w:tc>
+        <w:tc>
+          <w:tcPr>
+            <w:tcW w:type="dxa" w:w="4677"/>
+            <w:tcBorders>
+              <w:top w:val="single" w:sz="4" w:space="0" w:color="000000"/>
+              <w:left w:val="single" w:sz="4" w:space="0" w:color="000000"/>
+              <w:bottom w:val="single" w:sz="4" w:space="0" w:color="000000"/>
+              <w:right w:val="single" w:sz="4" w:space="0" w:color="000000"/>
+            </w:tcBorders>
+          </w:tcPr>
+          <w:p>
+            <w:pPr>
+              <w:spacing w:after="0" w:before="0" w:line="240" w:lineRule="auto"/>
+            </w:pPr>
+            <w:r/>
+            <w:r>
+              <w:rPr>
+                <w:rFonts w:ascii="Times New Roman" w:hAnsi="Times New Roman" w:cs="Times New Roman" w:eastAsia="Times New Roman"/>
+                <w:b w:val="0"/>
+                <w:i w:val="0"/>
+                <w:color w:val="000000"/>
+                <w:sz w:val="22"/>
+              </w:rPr>
+              <w:t>хранилища storage.py и HTTP-клиент users_client.py</w:t>
+            </w:r>
+          </w:p>
+        </w:tc>
+      </w:tr>
+      <w:tr>
+        <w:tc>
+          <w:tcPr>
+            <w:tcW w:type="dxa" w:w="4677"/>
+            <w:tcBorders>
+              <w:top w:val="single" w:sz="4" w:space="0" w:color="000000"/>
+              <w:left w:val="single" w:sz="4" w:space="0" w:color="000000"/>
+              <w:bottom w:val="single" w:sz="4" w:space="0" w:color="000000"/>
+              <w:right w:val="single" w:sz="4" w:space="0" w:color="000000"/>
+            </w:tcBorders>
+          </w:tcPr>
+          <w:p>
+            <w:pPr>
+              <w:spacing w:after="0" w:before="0" w:line="240" w:lineRule="auto"/>
+            </w:pPr>
+            <w:r/>
+            <w:r>
+              <w:rPr>
+                <w:rFonts w:ascii="Times New Roman" w:hAnsi="Times New Roman" w:cs="Times New Roman" w:eastAsia="Times New Roman"/>
+                <w:b w:val="0"/>
+                <w:i w:val="0"/>
+                <w:color w:val="000000"/>
+                <w:sz w:val="22"/>
+              </w:rPr>
+              <w:t>Web и PublicApi</w:t>
+            </w:r>
+          </w:p>
+        </w:tc>
+        <w:tc>
+          <w:tcPr>
+            <w:tcW w:type="dxa" w:w="4677"/>
+            <w:tcBorders>
+              <w:top w:val="single" w:sz="4" w:space="0" w:color="000000"/>
+              <w:left w:val="single" w:sz="4" w:space="0" w:color="000000"/>
+              <w:bottom w:val="single" w:sz="4" w:space="0" w:color="000000"/>
+              <w:right w:val="single" w:sz="4" w:space="0" w:color="000000"/>
+            </w:tcBorders>
+          </w:tcPr>
+          <w:p>
+            <w:pPr>
+              <w:spacing w:after="0" w:before="0" w:line="240" w:lineRule="auto"/>
+            </w:pPr>
+            <w:r/>
+            <w:r>
+              <w:rPr>
+                <w:rFonts w:ascii="Times New Roman" w:hAnsi="Times New Roman" w:cs="Times New Roman" w:eastAsia="Times New Roman"/>
+                <w:b w:val="0"/>
+                <w:i w:val="0"/>
+                <w:color w:val="000000"/>
+                <w:sz w:val="22"/>
+              </w:rPr>
+              <w:t>main.py в каждом сервисе</w:t>
+            </w:r>
+          </w:p>
+        </w:tc>
+      </w:tr>
+    </w:tbl>
+    <w:p/>
+    <w:p>
+      <w:pPr>
+        <w:spacing w:after="120" w:before="160" w:line="360" w:lineRule="auto"/>
+        <w:ind w:firstLine="0"/>
+        <w:jc w:val="left"/>
+      </w:pPr>
+      <w:r>
+        <w:rPr>
+          <w:rFonts w:ascii="Times New Roman" w:hAnsi="Times New Roman" w:cs="Times New Roman" w:eastAsia="Times New Roman"/>
+          <w:b/>
+          <w:i w:val="0"/>
+          <w:color w:val="000000"/>
+          <w:sz w:val="28"/>
+        </w:rPr>
+        <w:t>2.1. Модули проекта</w:t>
+      </w:r>
+    </w:p>
+    <w:p>
+      <w:pPr>
+        <w:spacing w:after="120" w:before="0" w:line="360" w:lineRule="auto"/>
+        <w:ind w:firstLine="709"/>
+        <w:jc w:val="both"/>
+      </w:pPr>
+      <w:r>
+        <w:rPr>
+          <w:rFonts w:ascii="Times New Roman" w:hAnsi="Times New Roman" w:cs="Times New Roman" w:eastAsia="Times New Roman"/>
+          <w:b w:val="0"/>
+          <w:i w:val="0"/>
+          <w:color w:val="000000"/>
+          <w:sz w:val="28"/>
+        </w:rPr>
+        <w:t>Проект состоит из двух сервисов на FastAPI.</w:t>
+      </w:r>
+    </w:p>
+    <w:p>
+      <w:pPr>
+        <w:spacing w:after="120" w:before="0" w:line="360" w:lineRule="auto"/>
+        <w:ind w:firstLine="709"/>
+        <w:jc w:val="both"/>
+      </w:pPr>
+      <w:r>
+        <w:rPr>
+          <w:rFonts w:ascii="Times New Roman" w:hAnsi="Times New Roman" w:cs="Times New Roman" w:eastAsia="Times New Roman"/>
+          <w:b/>
+          <w:i w:val="0"/>
+          <w:color w:val="000000"/>
+          <w:sz w:val="28"/>
+        </w:rPr>
+        <w:t>Users API</w:t>
+      </w:r>
+      <w:r>
+        <w:rPr>
+          <w:rFonts w:ascii="Times New Roman" w:hAnsi="Times New Roman" w:cs="Times New Roman" w:eastAsia="Times New Roman"/>
+          <w:b w:val="0"/>
+          <w:i w:val="0"/>
+          <w:color w:val="000000"/>
+          <w:sz w:val="28"/>
+        </w:rPr>
+        <w:t xml:space="preserve"> (порт 8001) — работа с пользователями:</w:t>
+      </w:r>
+    </w:p>
+    <w:p>
+      <w:pPr>
+        <w:pStyle w:val="ListBullet"/>
+        <w:spacing w:after="40" w:before="0" w:line="360" w:lineRule="auto"/>
+        <w:ind w:left="709"/>
+      </w:pPr>
+      <w:r>
+        <w:rPr>
+          <w:rFonts w:ascii="Times New Roman" w:hAnsi="Times New Roman" w:cs="Times New Roman" w:eastAsia="Times New Roman"/>
+          <w:b w:val="0"/>
+          <w:i w:val="0"/>
+          <w:color w:val="000000"/>
+          <w:sz w:val="28"/>
+        </w:rPr>
+        <w:t>models.py — модели и проверка данных (имя, email);</w:t>
+      </w:r>
+    </w:p>
+    <w:p>
+      <w:pPr>
+        <w:pStyle w:val="ListBullet"/>
+        <w:spacing w:after="40" w:before="0" w:line="360" w:lineRule="auto"/>
+        <w:ind w:left="709"/>
+      </w:pPr>
+      <w:r>
+        <w:rPr>
+          <w:rFonts w:ascii="Times New Roman" w:hAnsi="Times New Roman" w:cs="Times New Roman" w:eastAsia="Times New Roman"/>
+          <w:b w:val="0"/>
+          <w:i w:val="0"/>
+          <w:color w:val="000000"/>
+          <w:sz w:val="28"/>
+        </w:rPr>
+        <w:t>storage.py — хранение пользователей в памяти, при запуске есть два пользователя: Анна (id=1) и Пётр (id=2);</w:t>
+      </w:r>
+    </w:p>
+    <w:p>
+      <w:pPr>
+        <w:pStyle w:val="ListBullet"/>
+        <w:spacing w:after="40" w:before="0" w:line="360" w:lineRule="auto"/>
+        <w:ind w:left="709"/>
+      </w:pPr>
+      <w:r>
+        <w:rPr>
+          <w:rFonts w:ascii="Times New Roman" w:hAnsi="Times New Roman" w:cs="Times New Roman" w:eastAsia="Times New Roman"/>
+          <w:b w:val="0"/>
+          <w:i w:val="0"/>
+          <w:color w:val="000000"/>
+          <w:sz w:val="28"/>
+        </w:rPr>
+        <w:t>auth.py — проверка Bearer-токена при создании пользователя;</w:t>
+      </w:r>
+    </w:p>
+    <w:p>
+      <w:pPr>
+        <w:pStyle w:val="ListBullet"/>
+        <w:spacing w:after="40" w:before="0" w:line="360" w:lineRule="auto"/>
+        <w:ind w:left="709"/>
+      </w:pPr>
+      <w:r>
+        <w:rPr>
+          <w:rFonts w:ascii="Times New Roman" w:hAnsi="Times New Roman" w:cs="Times New Roman" w:eastAsia="Times New Roman"/>
+          <w:b w:val="0"/>
+          <w:i w:val="0"/>
+          <w:color w:val="000000"/>
+          <w:sz w:val="28"/>
+        </w:rPr>
+        <w:t>main.py — эндпоинты /health, список пользователей, пользователь по id, создание пользователя.</w:t>
+      </w:r>
+    </w:p>
+    <w:p>
+      <w:pPr>
+        <w:spacing w:after="120" w:before="0" w:line="360" w:lineRule="auto"/>
+        <w:ind w:firstLine="709"/>
+        <w:jc w:val="both"/>
+      </w:pPr>
+      <w:r>
+        <w:rPr>
+          <w:rFonts w:ascii="Times New Roman" w:hAnsi="Times New Roman" w:cs="Times New Roman" w:eastAsia="Times New Roman"/>
+          <w:b/>
+          <w:i w:val="0"/>
+          <w:color w:val="000000"/>
+          <w:sz w:val="28"/>
+        </w:rPr>
+        <w:t>Orders API</w:t>
+      </w:r>
+      <w:r>
+        <w:rPr>
+          <w:rFonts w:ascii="Times New Roman" w:hAnsi="Times New Roman" w:cs="Times New Roman" w:eastAsia="Times New Roman"/>
+          <w:b w:val="0"/>
+          <w:i w:val="0"/>
+          <w:color w:val="000000"/>
+          <w:sz w:val="28"/>
+        </w:rPr>
+        <w:t xml:space="preserve"> (порт 8002) — работа с заказами:</w:t>
+      </w:r>
+    </w:p>
+    <w:p>
+      <w:pPr>
+        <w:pStyle w:val="ListBullet"/>
+        <w:spacing w:after="40" w:before="0" w:line="360" w:lineRule="auto"/>
+        <w:ind w:left="709"/>
+      </w:pPr>
+      <w:r>
+        <w:rPr>
+          <w:rFonts w:ascii="Times New Roman" w:hAnsi="Times New Roman" w:cs="Times New Roman" w:eastAsia="Times New Roman"/>
+          <w:b w:val="0"/>
+          <w:i w:val="0"/>
+          <w:color w:val="000000"/>
+          <w:sz w:val="28"/>
+        </w:rPr>
+        <w:t>models.py — модели заказа и данных пользователя внутри заказа;</w:t>
+      </w:r>
+    </w:p>
+    <w:p>
+      <w:pPr>
+        <w:pStyle w:val="ListBullet"/>
+        <w:spacing w:after="40" w:before="0" w:line="360" w:lineRule="auto"/>
+        <w:ind w:left="709"/>
+      </w:pPr>
+      <w:r>
+        <w:rPr>
+          <w:rFonts w:ascii="Times New Roman" w:hAnsi="Times New Roman" w:cs="Times New Roman" w:eastAsia="Times New Roman"/>
+          <w:b w:val="0"/>
+          <w:i w:val="0"/>
+          <w:color w:val="000000"/>
+          <w:sz w:val="28"/>
+        </w:rPr>
+        <w:t>storage.py — хранение заказов в памяти;</w:t>
+      </w:r>
+    </w:p>
+    <w:p>
+      <w:pPr>
+        <w:pStyle w:val="ListBullet"/>
+        <w:spacing w:after="40" w:before="0" w:line="360" w:lineRule="auto"/>
+        <w:ind w:left="709"/>
+      </w:pPr>
+      <w:r>
+        <w:rPr>
+          <w:rFonts w:ascii="Times New Roman" w:hAnsi="Times New Roman" w:cs="Times New Roman" w:eastAsia="Times New Roman"/>
+          <w:b w:val="0"/>
+          <w:i w:val="0"/>
+          <w:color w:val="000000"/>
+          <w:sz w:val="28"/>
+        </w:rPr>
+        <w:t>auth.py — проверка токена при создании заказа;</w:t>
+      </w:r>
+    </w:p>
+    <w:p>
+      <w:pPr>
+        <w:pStyle w:val="ListBullet"/>
+        <w:spacing w:after="40" w:before="0" w:line="360" w:lineRule="auto"/>
+        <w:ind w:left="709"/>
+      </w:pPr>
+      <w:r>
+        <w:rPr>
+          <w:rFonts w:ascii="Times New Roman" w:hAnsi="Times New Roman" w:cs="Times New Roman" w:eastAsia="Times New Roman"/>
+          <w:b w:val="0"/>
+          <w:i w:val="0"/>
+          <w:color w:val="000000"/>
+          <w:sz w:val="28"/>
+        </w:rPr>
+        <w:t>users_client.py — HTTP-клиент, который запрашивает пользователя в Users API;</w:t>
+      </w:r>
+    </w:p>
+    <w:p>
+      <w:pPr>
+        <w:pStyle w:val="ListBullet"/>
+        <w:spacing w:after="40" w:before="0" w:line="360" w:lineRule="auto"/>
+        <w:ind w:left="709"/>
+      </w:pPr>
+      <w:r>
+        <w:rPr>
+          <w:rFonts w:ascii="Times New Roman" w:hAnsi="Times New Roman" w:cs="Times New Roman" w:eastAsia="Times New Roman"/>
+          <w:b w:val="0"/>
+          <w:i w:val="0"/>
+          <w:color w:val="000000"/>
+          <w:sz w:val="28"/>
+        </w:rPr>
+        <w:t>main.py — эндпоинты /health, список заказов, заказ по id, создание заказа.</w:t>
+      </w:r>
+    </w:p>
+    <w:p>
+      <w:pPr>
+        <w:spacing w:after="120" w:before="0" w:line="360" w:lineRule="auto"/>
+        <w:ind w:firstLine="709"/>
+        <w:jc w:val="both"/>
+      </w:pPr>
+      <w:r>
+        <w:rPr>
+          <w:rFonts w:ascii="Times New Roman" w:hAnsi="Times New Roman" w:cs="Times New Roman" w:eastAsia="Times New Roman"/>
+          <w:b w:val="0"/>
+          <w:i w:val="0"/>
+          <w:color w:val="000000"/>
+          <w:sz w:val="28"/>
+        </w:rPr>
+        <w:t>Схема взаимодействия:</w:t>
+      </w:r>
+    </w:p>
+    <w:p>
+      <w:pPr>
+        <w:spacing w:after="0" w:before="0" w:line="276" w:lineRule="auto"/>
+        <w:ind w:left="567" w:firstLine="0"/>
+      </w:pPr>
+      <w:r>
+        <w:rPr>
+          <w:rFonts w:ascii="Courier New" w:hAnsi="Courier New" w:cs="Courier New" w:eastAsia="Courier New"/>
+          <w:b w:val="0"/>
+          <w:i w:val="0"/>
+          <w:color w:val="000000"/>
+          <w:sz w:val="24"/>
+        </w:rPr>
+        <w:t>клиент ──► Orders API ──GET /api/v1/users/{id}──► Users API</w:t>
+      </w:r>
+    </w:p>
+    <w:p>
+      <w:pPr>
+        <w:spacing w:after="120"/>
+      </w:pPr>
+    </w:p>
+    <w:p>
+      <w:pPr>
+        <w:spacing w:after="120" w:before="0" w:line="360" w:lineRule="auto"/>
+        <w:ind w:firstLine="709"/>
+        <w:jc w:val="both"/>
+      </w:pPr>
+      <w:r>
+        <w:rPr>
+          <w:rFonts w:ascii="Times New Roman" w:hAnsi="Times New Roman" w:cs="Times New Roman" w:eastAsia="Times New Roman"/>
+          <w:b w:val="0"/>
+          <w:i w:val="0"/>
+          <w:color w:val="000000"/>
+          <w:sz w:val="28"/>
+        </w:rPr>
+        <w:t>Когда создаётся или читается заказ, Orders API каждый раз запрашивает данные пользователя в Users API. Если пользователя нет, возвращается 404, если Users API недоступен — 503.</w:t>
+      </w:r>
+    </w:p>
+    <w:p>
+      <w:pPr>
+        <w:spacing w:after="120" w:before="0" w:line="360" w:lineRule="auto"/>
+        <w:ind w:firstLine="709"/>
+        <w:jc w:val="both"/>
+      </w:pPr>
+      <w:r>
+        <w:rPr>
+          <w:rFonts w:ascii="Times New Roman" w:hAnsi="Times New Roman" w:cs="Times New Roman" w:eastAsia="Times New Roman"/>
+          <w:b w:val="0"/>
+          <w:i w:val="0"/>
+          <w:color w:val="000000"/>
+          <w:sz w:val="28"/>
+        </w:rPr>
+        <w:t>Все данные хранятся в памяти. Поэтому если перезапустить Users API, в нём снова останутся только два стартовых пользователя, а созданные пользователи пропадут.</w:t>
+      </w:r>
+    </w:p>
+    <w:p>
+      <w:pPr>
+        <w:spacing w:after="160" w:before="240" w:line="360" w:lineRule="auto"/>
+        <w:ind w:firstLine="0"/>
+        <w:jc w:val="left"/>
+      </w:pPr>
+      <w:r>
+        <w:rPr>
+          <w:rFonts w:ascii="Times New Roman" w:hAnsi="Times New Roman" w:cs="Times New Roman" w:eastAsia="Times New Roman"/>
+          <w:b/>
+          <w:i w:val="0"/>
+          <w:color w:val="000000"/>
+          <w:sz w:val="28"/>
+        </w:rPr>
+        <w:t>3. Ход работы</w:t>
+      </w:r>
+    </w:p>
+    <w:p>
+      <w:pPr>
+        <w:spacing w:after="120" w:before="160" w:line="360" w:lineRule="auto"/>
+        <w:ind w:firstLine="0"/>
+        <w:jc w:val="left"/>
+      </w:pPr>
+      <w:r>
+        <w:rPr>
+          <w:rFonts w:ascii="Times New Roman" w:hAnsi="Times New Roman" w:cs="Times New Roman" w:eastAsia="Times New Roman"/>
+          <w:b/>
+          <w:i w:val="0"/>
+          <w:color w:val="000000"/>
+          <w:sz w:val="28"/>
+        </w:rPr>
+        <w:t>3.1. Применение метода</w:t>
+      </w:r>
+    </w:p>
+    <w:p>
+      <w:pPr>
+        <w:spacing w:after="120" w:before="0" w:line="360" w:lineRule="auto"/>
+        <w:ind w:firstLine="709"/>
+        <w:jc w:val="both"/>
+      </w:pPr>
+      <w:r>
+        <w:rPr>
+          <w:rFonts w:ascii="Times New Roman" w:hAnsi="Times New Roman" w:cs="Times New Roman" w:eastAsia="Times New Roman"/>
+          <w:b w:val="0"/>
+          <w:i w:val="0"/>
+          <w:color w:val="000000"/>
+          <w:sz w:val="28"/>
+        </w:rPr>
+        <w:t>По методу «большого взрыва» я не проверял модули по отдельности и не использовал заглушки. В тестах оба сервиса запускаются одновременно, после чего тесты отправляют HTTP-запросы к уже собранной системе.</w:t>
+      </w:r>
+    </w:p>
+    <w:p>
+      <w:pPr>
+        <w:spacing w:after="120" w:before="0" w:line="360" w:lineRule="auto"/>
+        <w:ind w:firstLine="709"/>
+        <w:jc w:val="both"/>
+      </w:pPr>
+      <w:r>
+        <w:rPr>
+          <w:rFonts w:ascii="Times New Roman" w:hAnsi="Times New Roman" w:cs="Times New Roman" w:eastAsia="Times New Roman"/>
+          <w:b w:val="0"/>
+          <w:i w:val="0"/>
+          <w:color w:val="000000"/>
+          <w:sz w:val="28"/>
+        </w:rPr>
+        <w:t>Тесты находятся в файле tests/test_big_bang.py. Сервисы для них запускаются на портах 28001 и 28002, чтобы не мешать обычным тестам. Для тестов, где нужно перезапустить или выключить Users API, поднимается отдельная пара сервисов.</w:t>
+      </w:r>
+    </w:p>
+    <w:p>
+      <w:pPr>
+        <w:spacing w:after="120" w:before="0" w:line="360" w:lineRule="auto"/>
+        <w:ind w:firstLine="709"/>
+        <w:jc w:val="both"/>
+      </w:pPr>
+      <w:r>
+        <w:rPr>
+          <w:rFonts w:ascii="Times New Roman" w:hAnsi="Times New Roman" w:cs="Times New Roman" w:eastAsia="Times New Roman"/>
+          <w:b w:val="0"/>
+          <w:i w:val="0"/>
+          <w:color w:val="000000"/>
+          <w:sz w:val="28"/>
+        </w:rPr>
+        <w:t>Команда для запуска:</w:t>
+      </w:r>
+    </w:p>
+    <w:p>
+      <w:pPr>
+        <w:spacing w:after="0" w:before="0" w:line="276" w:lineRule="auto"/>
+        <w:ind w:left="567" w:firstLine="0"/>
+      </w:pPr>
+      <w:r>
+        <w:rPr>
+          <w:rFonts w:ascii="Courier New" w:hAnsi="Courier New" w:cs="Courier New" w:eastAsia="Courier New"/>
+          <w:b w:val="0"/>
+          <w:i w:val="0"/>
+          <w:color w:val="000000"/>
+          <w:sz w:val="24"/>
+        </w:rPr>
+        <w:t>make test-bigbang</w:t>
+      </w:r>
+    </w:p>
+    <w:p>
+      <w:pPr>
+        <w:spacing w:after="120"/>
+      </w:pPr>
+    </w:p>
+    <w:p>
+      <w:pPr>
+        <w:spacing w:after="120" w:before="160" w:line="360" w:lineRule="auto"/>
+        <w:ind w:firstLine="0"/>
+        <w:jc w:val="left"/>
+      </w:pPr>
+      <w:r>
+        <w:rPr>
+          <w:rFonts w:ascii="Times New Roman" w:hAnsi="Times New Roman" w:cs="Times New Roman" w:eastAsia="Times New Roman"/>
+          <w:b/>
+          <w:i w:val="0"/>
+          <w:color w:val="000000"/>
+          <w:sz w:val="28"/>
+        </w:rPr>
+        <w:t>3.2. Тестовые сценарии</w:t>
+      </w:r>
+    </w:p>
+    <w:tbl>
+      <w:tblPr>
+        <w:tblW w:type="auto" w:w="0"/>
+        <w:jc w:val="center"/>
+        <w:tblLayout w:type="autofit"/>
+        <w:tblLook w:firstColumn="1" w:firstRow="1" w:lastColumn="0" w:lastRow="0" w:noHBand="0" w:noVBand="1" w:val="04A0"/>
+      </w:tblPr>
+      <w:tblGrid>
+        <w:gridCol w:w="3230"/>
+        <w:gridCol w:w="3230"/>
+        <w:gridCol w:w="3230"/>
       </w:tblGrid>
       <w:tr>
         <w:tc>
@@ -310,13 +1144,13 @@
                 <w:color w:val="000000"/>
                 <w:sz w:val="22"/>
               </w:rPr>
-              <w:t>Свойство</w:t>
+              <w:t>ID</w:t>
             </w:r>
           </w:p>
         </w:tc>
         <w:tc>
           <w:tcPr>
-            <w:tcW w:type="dxa" w:w="6236"/>
+            <w:tcW w:type="dxa" w:w="3118"/>
             <w:tcBorders>
               <w:top w:val="single" w:sz="4" w:space="0" w:color="000000"/>
               <w:left w:val="single" w:sz="4" w:space="0" w:color="000000"/>
@@ -338,7 +1172,35 @@
                 <w:color w:val="000000"/>
                 <w:sz w:val="22"/>
               </w:rPr>
-              <w:t>Следствие</w:t>
+              <w:t>Что проверяется</w:t>
+            </w:r>
+          </w:p>
+        </w:tc>
+        <w:tc>
+          <w:tcPr>
+            <w:tcW w:type="dxa" w:w="3118"/>
+            <w:tcBorders>
+              <w:top w:val="single" w:sz="4" w:space="0" w:color="000000"/>
+              <w:left w:val="single" w:sz="4" w:space="0" w:color="000000"/>
+              <w:bottom w:val="single" w:sz="4" w:space="0" w:color="000000"/>
+              <w:right w:val="single" w:sz="4" w:space="0" w:color="000000"/>
+            </w:tcBorders>
+            <w:shd w:fill="D9E2F3" w:val="clear"/>
+          </w:tcPr>
+          <w:p>
+            <w:pPr>
+              <w:spacing w:after="0" w:before="0" w:line="240" w:lineRule="auto"/>
+            </w:pPr>
+            <w:r/>
+            <w:r>
+              <w:rPr>
+                <w:rFonts w:ascii="Times New Roman" w:hAnsi="Times New Roman" w:cs="Times New Roman" w:eastAsia="Times New Roman"/>
+                <w:b/>
+                <w:i w:val="0"/>
+                <w:color w:val="000000"/>
+                <w:sz w:val="22"/>
+              </w:rPr>
+              <w:t>Ожидаемый результат</w:t>
             </w:r>
           </w:p>
         </w:tc>
@@ -367,13 +1229,13 @@
                 <w:color w:val="000000"/>
                 <w:sz w:val="22"/>
               </w:rPr>
-              <w:t>Одновременная интеграция</w:t>
+              <w:t>BB-01</w:t>
             </w:r>
           </w:p>
         </w:tc>
         <w:tc>
           <w:tcPr>
-            <w:tcW w:type="dxa" w:w="6236"/>
+            <w:tcW w:type="dxa" w:w="3118"/>
             <w:tcBorders>
               <w:top w:val="single" w:sz="4" w:space="0" w:color="000000"/>
               <w:left w:val="single" w:sz="4" w:space="0" w:color="000000"/>
@@ -394,7 +1256,34 @@
                 <w:color w:val="000000"/>
                 <w:sz w:val="22"/>
               </w:rPr>
-              <w:t>Сразу видно, «живёт» ли система целиком</w:t>
+              <w:t>Полный сценарий: health обоих сервисов, создание пользователя, создание заказа, чтение заказа и списка заказов</w:t>
+            </w:r>
+          </w:p>
+        </w:tc>
+        <w:tc>
+          <w:tcPr>
+            <w:tcW w:type="dxa" w:w="3118"/>
+            <w:tcBorders>
+              <w:top w:val="single" w:sz="4" w:space="0" w:color="000000"/>
+              <w:left w:val="single" w:sz="4" w:space="0" w:color="000000"/>
+              <w:bottom w:val="single" w:sz="4" w:space="0" w:color="000000"/>
+              <w:right w:val="single" w:sz="4" w:space="0" w:color="000000"/>
+            </w:tcBorders>
+          </w:tcPr>
+          <w:p>
+            <w:pPr>
+              <w:spacing w:after="0" w:before="0" w:line="240" w:lineRule="auto"/>
+            </w:pPr>
+            <w:r/>
+            <w:r>
+              <w:rPr>
+                <w:rFonts w:ascii="Times New Roman" w:hAnsi="Times New Roman" w:cs="Times New Roman" w:eastAsia="Times New Roman"/>
+                <w:b w:val="0"/>
+                <w:i w:val="0"/>
+                <w:color w:val="000000"/>
+                <w:sz w:val="22"/>
+              </w:rPr>
+              <w:t>Все запросы успешны (200/201), в заказе есть данные пользователя, есть заголовки Location, X-Request-ID, X-User-Service-Time-Ms</w:t>
             </w:r>
           </w:p>
         </w:tc>
@@ -423,13 +1312,13 @@
                 <w:color w:val="000000"/>
                 <w:sz w:val="22"/>
               </w:rPr>
-              <w:t>Нет промежуточных сборок</w:t>
+              <w:t>BB-02</w:t>
             </w:r>
           </w:p>
         </w:tc>
         <w:tc>
           <w:tcPr>
-            <w:tcW w:type="dxa" w:w="6236"/>
+            <w:tcW w:type="dxa" w:w="3118"/>
             <w:tcBorders>
               <w:top w:val="single" w:sz="4" w:space="0" w:color="000000"/>
               <w:left w:val="single" w:sz="4" w:space="0" w:color="000000"/>
@@ -450,7 +1339,34 @@
                 <w:color w:val="000000"/>
                 <w:sz w:val="22"/>
               </w:rPr>
-              <w:t>Экономия на драйверах, заглушках и поэтапных стендах</w:t>
+              <w:t>Ошибки: заказ несуществующему пользователю, запрос без токена, неверный токен, неверные данные, несуществующий заказ</w:t>
+            </w:r>
+          </w:p>
+        </w:tc>
+        <w:tc>
+          <w:tcPr>
+            <w:tcW w:type="dxa" w:w="3118"/>
+            <w:tcBorders>
+              <w:top w:val="single" w:sz="4" w:space="0" w:color="000000"/>
+              <w:left w:val="single" w:sz="4" w:space="0" w:color="000000"/>
+              <w:bottom w:val="single" w:sz="4" w:space="0" w:color="000000"/>
+              <w:right w:val="single" w:sz="4" w:space="0" w:color="000000"/>
+            </w:tcBorders>
+          </w:tcPr>
+          <w:p>
+            <w:pPr>
+              <w:spacing w:after="0" w:before="0" w:line="240" w:lineRule="auto"/>
+            </w:pPr>
+            <w:r/>
+            <w:r>
+              <w:rPr>
+                <w:rFonts w:ascii="Times New Roman" w:hAnsi="Times New Roman" w:cs="Times New Roman" w:eastAsia="Times New Roman"/>
+                <w:b w:val="0"/>
+                <w:i w:val="0"/>
+                <w:color w:val="000000"/>
+                <w:sz w:val="22"/>
+              </w:rPr>
+              <w:t>404, 401, 401, 422, 404</w:t>
             </w:r>
           </w:p>
         </w:tc>
@@ -479,13 +1395,13 @@
                 <w:color w:val="000000"/>
                 <w:sz w:val="22"/>
               </w:rPr>
-              <w:t>Высокий риск ошибок</w:t>
+              <w:t>BB-03</w:t>
             </w:r>
           </w:p>
         </w:tc>
         <w:tc>
           <w:tcPr>
-            <w:tcW w:type="dxa" w:w="6236"/>
+            <w:tcW w:type="dxa" w:w="3118"/>
             <w:tcBorders>
               <w:top w:val="single" w:sz="4" w:space="0" w:color="000000"/>
               <w:left w:val="single" w:sz="4" w:space="0" w:color="000000"/>
@@ -506,7 +1422,34 @@
                 <w:color w:val="000000"/>
                 <w:sz w:val="22"/>
               </w:rPr>
-              <w:t>Дефект проявляется только на полной сборке</w:t>
+              <w:t>Время ответа списка заказов по сравнению с одним заказом</w:t>
+            </w:r>
+          </w:p>
+        </w:tc>
+        <w:tc>
+          <w:tcPr>
+            <w:tcW w:type="dxa" w:w="3118"/>
+            <w:tcBorders>
+              <w:top w:val="single" w:sz="4" w:space="0" w:color="000000"/>
+              <w:left w:val="single" w:sz="4" w:space="0" w:color="000000"/>
+              <w:bottom w:val="single" w:sz="4" w:space="0" w:color="000000"/>
+              <w:right w:val="single" w:sz="4" w:space="0" w:color="000000"/>
+            </w:tcBorders>
+          </w:tcPr>
+          <w:p>
+            <w:pPr>
+              <w:spacing w:after="0" w:before="0" w:line="240" w:lineRule="auto"/>
+            </w:pPr>
+            <w:r/>
+            <w:r>
+              <w:rPr>
+                <w:rFonts w:ascii="Times New Roman" w:hAnsi="Times New Roman" w:cs="Times New Roman" w:eastAsia="Times New Roman"/>
+                <w:b w:val="0"/>
+                <w:i w:val="0"/>
+                <w:color w:val="000000"/>
+                <w:sz w:val="22"/>
+              </w:rPr>
+              <w:t>Время списка не должно сильно расти от количества заказов</w:t>
             </w:r>
           </w:p>
         </w:tc>
@@ -535,13 +1478,13 @@
                 <w:color w:val="000000"/>
                 <w:sz w:val="22"/>
               </w:rPr>
-              <w:t>Сложность диагностики</w:t>
+              <w:t>BB-04</w:t>
             </w:r>
           </w:p>
         </w:tc>
         <w:tc>
           <w:tcPr>
-            <w:tcW w:type="dxa" w:w="6236"/>
+            <w:tcW w:type="dxa" w:w="3118"/>
             <w:tcBorders>
               <w:top w:val="single" w:sz="4" w:space="0" w:color="000000"/>
               <w:left w:val="single" w:sz="4" w:space="0" w:color="000000"/>
@@ -562,7 +1505,34 @@
                 <w:color w:val="000000"/>
                 <w:sz w:val="22"/>
               </w:rPr>
-              <w:t>По одному ответу API неясно, какой модуль виноват</w:t>
+              <w:t>Создаём заказы двум пользователям, перезапускаем Users API (один пользователь пропадает), запрашиваем список заказов</w:t>
+            </w:r>
+          </w:p>
+        </w:tc>
+        <w:tc>
+          <w:tcPr>
+            <w:tcW w:type="dxa" w:w="3118"/>
+            <w:tcBorders>
+              <w:top w:val="single" w:sz="4" w:space="0" w:color="000000"/>
+              <w:left w:val="single" w:sz="4" w:space="0" w:color="000000"/>
+              <w:bottom w:val="single" w:sz="4" w:space="0" w:color="000000"/>
+              <w:right w:val="single" w:sz="4" w:space="0" w:color="000000"/>
+            </w:tcBorders>
+          </w:tcPr>
+          <w:p>
+            <w:pPr>
+              <w:spacing w:after="0" w:before="0" w:line="240" w:lineRule="auto"/>
+            </w:pPr>
+            <w:r/>
+            <w:r>
+              <w:rPr>
+                <w:rFonts w:ascii="Times New Roman" w:hAnsi="Times New Roman" w:cs="Times New Roman" w:eastAsia="Times New Roman"/>
+                <w:b w:val="0"/>
+                <w:i w:val="0"/>
+                <w:color w:val="000000"/>
+                <w:sz w:val="22"/>
+              </w:rPr>
+              <w:t>200, в списке есть хотя бы заказ пользователя с id=1</w:t>
             </w:r>
           </w:p>
         </w:tc>
@@ -591,13 +1561,13 @@
                 <w:color w:val="000000"/>
                 <w:sz w:val="22"/>
               </w:rPr>
-              <w:t>Уместность</w:t>
+              <w:t>BB-05</w:t>
             </w:r>
           </w:p>
         </w:tc>
         <w:tc>
           <w:tcPr>
-            <w:tcW w:type="dxa" w:w="6236"/>
+            <w:tcW w:type="dxa" w:w="3118"/>
             <w:tcBorders>
               <w:top w:val="single" w:sz="4" w:space="0" w:color="000000"/>
               <w:left w:val="single" w:sz="4" w:space="0" w:color="000000"/>
@@ -618,399 +1588,13 @@
                 <w:color w:val="000000"/>
                 <w:sz w:val="22"/>
               </w:rPr>
-              <w:t>Приемлем для небольших систем с малым числом модулей</w:t>
-            </w:r>
-          </w:p>
-        </w:tc>
-      </w:tr>
-    </w:tbl>
-    <w:p/>
-    <w:p>
-      <w:pPr>
-        <w:spacing w:after="120" w:before="0" w:line="360" w:lineRule="auto"/>
-        <w:ind w:firstLine="709"/>
-        <w:jc w:val="both"/>
-      </w:pPr>
-      <w:r>
-        <w:rPr>
-          <w:rFonts w:ascii="Times New Roman" w:hAnsi="Times New Roman" w:cs="Times New Roman" w:eastAsia="Times New Roman"/>
-          <w:b w:val="0"/>
-          <w:i w:val="0"/>
-          <w:color w:val="000000"/>
-          <w:sz w:val="28"/>
-        </w:rPr>
-        <w:t>Отличие от инкрементальных стратегий (сверху вниз, снизу вверх, «сэндвич») в том, что там модули подключают по одному и после каждого шага прогоняют узкий набор проверок. В «большом взрыве» такого шага нет: либо вся система, либо ничего.</w:t>
-      </w:r>
-    </w:p>
-    <w:p>
-      <w:pPr>
-        <w:spacing w:after="160" w:before="240" w:line="360" w:lineRule="auto"/>
-        <w:ind w:firstLine="0"/>
-        <w:jc w:val="left"/>
-      </w:pPr>
-      <w:r>
-        <w:rPr>
-          <w:rFonts w:ascii="Times New Roman" w:hAnsi="Times New Roman" w:cs="Times New Roman" w:eastAsia="Times New Roman"/>
-          <w:b/>
-          <w:i w:val="0"/>
-          <w:color w:val="000000"/>
-          <w:sz w:val="28"/>
-        </w:rPr>
-        <w:t>3. eShopOnWeb как типовой пример</w:t>
-      </w:r>
-    </w:p>
-    <w:p>
-      <w:pPr>
-        <w:spacing w:after="120" w:before="0" w:line="360" w:lineRule="auto"/>
-        <w:ind w:firstLine="709"/>
-        <w:jc w:val="both"/>
-      </w:pPr>
-      <w:r>
-        <w:rPr>
-          <w:rFonts w:ascii="Times New Roman" w:hAnsi="Times New Roman" w:cs="Times New Roman" w:eastAsia="Times New Roman"/>
-          <w:b w:val="0"/>
-          <w:i w:val="0"/>
-          <w:color w:val="000000"/>
-          <w:sz w:val="28"/>
-        </w:rPr>
-        <w:t>eShopOnWeb — демонстрационный интернет-магазин Microsoft. Именно на таких системах в курсе показывают, как «большой взрыв» выглядит на практике: витрина, каталог, корзина, заказ и идентификация поднимаются сразу.</w:t>
-      </w:r>
-    </w:p>
-    <w:p>
-      <w:pPr>
-        <w:spacing w:after="120" w:before="160" w:line="360" w:lineRule="auto"/>
-        <w:ind w:firstLine="0"/>
-        <w:jc w:val="left"/>
-      </w:pPr>
-      <w:r>
-        <w:rPr>
-          <w:rFonts w:ascii="Times New Roman" w:hAnsi="Times New Roman" w:cs="Times New Roman" w:eastAsia="Times New Roman"/>
-          <w:b/>
-          <w:i w:val="0"/>
-          <w:color w:val="000000"/>
-          <w:sz w:val="28"/>
-        </w:rPr>
-        <w:t>3.1. Модули eShopOnWeb</w:t>
-      </w:r>
-    </w:p>
-    <w:p>
-      <w:pPr>
-        <w:spacing w:after="0" w:before="0" w:line="276" w:lineRule="auto"/>
-        <w:ind w:left="567" w:firstLine="0"/>
-      </w:pPr>
-      <w:r>
-        <w:rPr>
-          <w:rFonts w:ascii="Courier New" w:hAnsi="Courier New" w:cs="Courier New" w:eastAsia="Courier New"/>
-          <w:b w:val="0"/>
-          <w:i w:val="0"/>
-          <w:color w:val="000000"/>
-          <w:sz w:val="24"/>
-        </w:rPr>
-        <w:t>eShopOnWeb</w:t>
-      </w:r>
-    </w:p>
-    <w:p>
-      <w:pPr>
-        <w:spacing w:after="0" w:before="0" w:line="276" w:lineRule="auto"/>
-        <w:ind w:left="567" w:firstLine="0"/>
-      </w:pPr>
-      <w:r>
-        <w:rPr>
-          <w:rFonts w:ascii="Courier New" w:hAnsi="Courier New" w:cs="Courier New" w:eastAsia="Courier New"/>
-          <w:b w:val="0"/>
-          <w:i w:val="0"/>
-          <w:color w:val="000000"/>
-          <w:sz w:val="24"/>
-        </w:rPr>
-        <w:t>├── ApplicationCore     сущности и сервисы предметной области</w:t>
-      </w:r>
-    </w:p>
-    <w:p>
-      <w:pPr>
-        <w:spacing w:after="0" w:before="0" w:line="276" w:lineRule="auto"/>
-        <w:ind w:left="567" w:firstLine="0"/>
-      </w:pPr>
-      <w:r>
-        <w:rPr>
-          <w:rFonts w:ascii="Courier New" w:hAnsi="Courier New" w:cs="Courier New" w:eastAsia="Courier New"/>
-          <w:b w:val="0"/>
-          <w:i w:val="0"/>
-          <w:color w:val="000000"/>
-          <w:sz w:val="24"/>
-        </w:rPr>
-        <w:t>│   ├── CatalogItem, CatalogBrand, CatalogType</w:t>
-      </w:r>
-    </w:p>
-    <w:p>
-      <w:pPr>
-        <w:spacing w:after="0" w:before="0" w:line="276" w:lineRule="auto"/>
-        <w:ind w:left="567" w:firstLine="0"/>
-      </w:pPr>
-      <w:r>
-        <w:rPr>
-          <w:rFonts w:ascii="Courier New" w:hAnsi="Courier New" w:cs="Courier New" w:eastAsia="Courier New"/>
-          <w:b w:val="0"/>
-          <w:i w:val="0"/>
-          <w:color w:val="000000"/>
-          <w:sz w:val="24"/>
-        </w:rPr>
-        <w:t>│   ├── Basket, BasketItem</w:t>
-      </w:r>
-    </w:p>
-    <w:p>
-      <w:pPr>
-        <w:spacing w:after="0" w:before="0" w:line="276" w:lineRule="auto"/>
-        <w:ind w:left="567" w:firstLine="0"/>
-      </w:pPr>
-      <w:r>
-        <w:rPr>
-          <w:rFonts w:ascii="Courier New" w:hAnsi="Courier New" w:cs="Courier New" w:eastAsia="Courier New"/>
-          <w:b w:val="0"/>
-          <w:i w:val="0"/>
-          <w:color w:val="000000"/>
-          <w:sz w:val="24"/>
-        </w:rPr>
-        <w:t>│   ├── Order, OrderItem</w:t>
-      </w:r>
-    </w:p>
-    <w:p>
-      <w:pPr>
-        <w:spacing w:after="0" w:before="0" w:line="276" w:lineRule="auto"/>
-        <w:ind w:left="567" w:firstLine="0"/>
-      </w:pPr>
-      <w:r>
-        <w:rPr>
-          <w:rFonts w:ascii="Courier New" w:hAnsi="Courier New" w:cs="Courier New" w:eastAsia="Courier New"/>
-          <w:b w:val="0"/>
-          <w:i w:val="0"/>
-          <w:color w:val="000000"/>
-          <w:sz w:val="24"/>
-        </w:rPr>
-        <w:t>│   └── Buyer + интерфейсы репозиториев и сервисов</w:t>
-      </w:r>
-    </w:p>
-    <w:p>
-      <w:pPr>
-        <w:spacing w:after="0" w:before="0" w:line="276" w:lineRule="auto"/>
-        <w:ind w:left="567" w:firstLine="0"/>
-      </w:pPr>
-      <w:r>
-        <w:rPr>
-          <w:rFonts w:ascii="Courier New" w:hAnsi="Courier New" w:cs="Courier New" w:eastAsia="Courier New"/>
-          <w:b w:val="0"/>
-          <w:i w:val="0"/>
-          <w:color w:val="000000"/>
-          <w:sz w:val="24"/>
-        </w:rPr>
-        <w:t>├── Infrastructure      EF Core, ASP.NET Identity, почта</w:t>
-      </w:r>
-    </w:p>
-    <w:p>
-      <w:pPr>
-        <w:spacing w:after="0" w:before="0" w:line="276" w:lineRule="auto"/>
-        <w:ind w:left="567" w:firstLine="0"/>
-      </w:pPr>
-      <w:r>
-        <w:rPr>
-          <w:rFonts w:ascii="Courier New" w:hAnsi="Courier New" w:cs="Courier New" w:eastAsia="Courier New"/>
-          <w:b w:val="0"/>
-          <w:i w:val="0"/>
-          <w:color w:val="000000"/>
-          <w:sz w:val="24"/>
-        </w:rPr>
-        <w:t>├── Web                 MVC-витрина (каталог → корзина → оформление)</w:t>
-      </w:r>
-    </w:p>
-    <w:p>
-      <w:pPr>
-        <w:spacing w:after="0" w:before="0" w:line="276" w:lineRule="auto"/>
-        <w:ind w:left="567" w:firstLine="0"/>
-      </w:pPr>
-      <w:r>
-        <w:rPr>
-          <w:rFonts w:ascii="Courier New" w:hAnsi="Courier New" w:cs="Courier New" w:eastAsia="Courier New"/>
-          <w:b w:val="0"/>
-          <w:i w:val="0"/>
-          <w:color w:val="000000"/>
-          <w:sz w:val="24"/>
-        </w:rPr>
-        <w:t>├── PublicApi           HTTP API каталога</w:t>
-      </w:r>
-    </w:p>
-    <w:p>
-      <w:pPr>
-        <w:spacing w:after="0" w:before="0" w:line="276" w:lineRule="auto"/>
-        <w:ind w:left="567" w:firstLine="0"/>
-      </w:pPr>
-      <w:r>
-        <w:rPr>
-          <w:rFonts w:ascii="Courier New" w:hAnsi="Courier New" w:cs="Courier New" w:eastAsia="Courier New"/>
-          <w:b w:val="0"/>
-          <w:i w:val="0"/>
-          <w:color w:val="000000"/>
-          <w:sz w:val="24"/>
-        </w:rPr>
-        <w:t>└── BlazorAdmin         админка</w:t>
-      </w:r>
-    </w:p>
-    <w:p>
-      <w:pPr>
-        <w:spacing w:after="120"/>
-      </w:pPr>
-    </w:p>
-    <w:p>
-      <w:pPr>
-        <w:spacing w:after="120" w:before="0" w:line="360" w:lineRule="auto"/>
-        <w:ind w:firstLine="709"/>
-        <w:jc w:val="both"/>
-      </w:pPr>
-      <w:r>
-        <w:rPr>
-          <w:rFonts w:ascii="Times New Roman" w:hAnsi="Times New Roman" w:cs="Times New Roman" w:eastAsia="Times New Roman"/>
-          <w:b w:val="0"/>
-          <w:i w:val="0"/>
-          <w:color w:val="000000"/>
-          <w:sz w:val="28"/>
-        </w:rPr>
-        <w:t>Если применить «большой взрыв» к eShopOnWeb буквально, стенд выглядит так: поднимаются Identity, каталог, корзина, заказы, инфраструктура БД и Web, после чего тестировщик проходит сценарий «найти товар → положить в корзину → оформить заказ» одним этапом, без предварительной проверки BasketService отдельно от репозитория и без проверки OrderService отдельно от Identity. Именно эта схема перенесена на учебный вариант курса.</w:t>
-      </w:r>
-    </w:p>
-    <w:p>
-      <w:pPr>
-        <w:spacing w:after="120" w:before="160" w:line="360" w:lineRule="auto"/>
-        <w:ind w:firstLine="0"/>
-        <w:jc w:val="left"/>
-      </w:pPr>
-      <w:r>
-        <w:rPr>
-          <w:rFonts w:ascii="Times New Roman" w:hAnsi="Times New Roman" w:cs="Times New Roman" w:eastAsia="Times New Roman"/>
-          <w:b/>
-          <w:i w:val="0"/>
-          <w:color w:val="000000"/>
-          <w:sz w:val="28"/>
-        </w:rPr>
-        <w:t>3.2. Соответствие модулей</w:t>
-      </w:r>
-    </w:p>
-    <w:p>
-      <w:pPr>
-        <w:spacing w:after="120" w:before="0" w:line="360" w:lineRule="auto"/>
-        <w:ind w:firstLine="709"/>
-        <w:jc w:val="both"/>
-      </w:pPr>
-      <w:r>
-        <w:rPr>
-          <w:rFonts w:ascii="Times New Roman" w:hAnsi="Times New Roman" w:cs="Times New Roman" w:eastAsia="Times New Roman"/>
-          <w:b w:val="0"/>
-          <w:i w:val="0"/>
-          <w:color w:val="000000"/>
-          <w:sz w:val="28"/>
-        </w:rPr>
-        <w:t>Учебный проект user-order-services — компактный аналог той же интеграции: сервис заказов синхронно ходит в сервис пользователей, как в eShopOnWeb заказ и корзина опираются на покупателя (Buyer / Identity).</w:t>
-      </w:r>
-    </w:p>
-    <w:tbl>
-      <w:tblPr>
-        <w:tblW w:type="auto" w:w="0"/>
-        <w:jc w:val="center"/>
-        <w:tblLayout w:type="autofit"/>
-        <w:tblLook w:firstColumn="1" w:firstRow="1" w:lastColumn="0" w:lastRow="0" w:noHBand="0" w:noVBand="1" w:val="04A0"/>
-      </w:tblPr>
-      <w:tblGrid>
-        <w:gridCol w:w="3230"/>
-        <w:gridCol w:w="3230"/>
-        <w:gridCol w:w="3230"/>
-      </w:tblGrid>
-      <w:tr>
-        <w:tc>
-          <w:tcPr>
-            <w:tcW w:type="dxa" w:w="2551"/>
-            <w:tcBorders>
-              <w:top w:val="single" w:sz="4" w:space="0" w:color="000000"/>
-              <w:left w:val="single" w:sz="4" w:space="0" w:color="000000"/>
-              <w:bottom w:val="single" w:sz="4" w:space="0" w:color="000000"/>
-              <w:right w:val="single" w:sz="4" w:space="0" w:color="000000"/>
-            </w:tcBorders>
-            <w:shd w:fill="D9E2F3" w:val="clear"/>
-          </w:tcPr>
-          <w:p>
-            <w:pPr>
-              <w:spacing w:after="0" w:before="0" w:line="240" w:lineRule="auto"/>
-            </w:pPr>
-            <w:r/>
-            <w:r>
-              <w:rPr>
-                <w:rFonts w:ascii="Times New Roman" w:hAnsi="Times New Roman" w:cs="Times New Roman" w:eastAsia="Times New Roman"/>
-                <w:b/>
-                <w:i w:val="0"/>
-                <w:color w:val="000000"/>
-                <w:sz w:val="22"/>
-              </w:rPr>
-              <w:t>eShopOnWeb</w:t>
+              <w:t>Создаём пользователя и заказ, перезапускаем Users API, запрашиваем этот заказ</w:t>
             </w:r>
           </w:p>
         </w:tc>
         <w:tc>
           <w:tcPr>
-            <w:tcW w:type="dxa" w:w="3969"/>
-            <w:tcBorders>
-              <w:top w:val="single" w:sz="4" w:space="0" w:color="000000"/>
-              <w:left w:val="single" w:sz="4" w:space="0" w:color="000000"/>
-              <w:bottom w:val="single" w:sz="4" w:space="0" w:color="000000"/>
-              <w:right w:val="single" w:sz="4" w:space="0" w:color="000000"/>
-            </w:tcBorders>
-            <w:shd w:fill="D9E2F3" w:val="clear"/>
-          </w:tcPr>
-          <w:p>
-            <w:pPr>
-              <w:spacing w:after="0" w:before="0" w:line="240" w:lineRule="auto"/>
-            </w:pPr>
-            <w:r/>
-            <w:r>
-              <w:rPr>
-                <w:rFonts w:ascii="Times New Roman" w:hAnsi="Times New Roman" w:cs="Times New Roman" w:eastAsia="Times New Roman"/>
-                <w:b/>
-                <w:i w:val="0"/>
-                <w:color w:val="000000"/>
-                <w:sz w:val="22"/>
-              </w:rPr>
-              <w:t>user-order-services</w:t>
-            </w:r>
-          </w:p>
-        </w:tc>
-        <w:tc>
-          <w:tcPr>
-            <w:tcW w:type="dxa" w:w="2835"/>
-            <w:tcBorders>
-              <w:top w:val="single" w:sz="4" w:space="0" w:color="000000"/>
-              <w:left w:val="single" w:sz="4" w:space="0" w:color="000000"/>
-              <w:bottom w:val="single" w:sz="4" w:space="0" w:color="000000"/>
-              <w:right w:val="single" w:sz="4" w:space="0" w:color="000000"/>
-            </w:tcBorders>
-            <w:shd w:fill="D9E2F3" w:val="clear"/>
-          </w:tcPr>
-          <w:p>
-            <w:pPr>
-              <w:spacing w:after="0" w:before="0" w:line="240" w:lineRule="auto"/>
-            </w:pPr>
-            <w:r/>
-            <w:r>
-              <w:rPr>
-                <w:rFonts w:ascii="Times New Roman" w:hAnsi="Times New Roman" w:cs="Times New Roman" w:eastAsia="Times New Roman"/>
-                <w:b/>
-                <w:i w:val="0"/>
-                <w:color w:val="000000"/>
-                <w:sz w:val="22"/>
-              </w:rPr>
-              <w:t>Роль на полной сборке</w:t>
-            </w:r>
-          </w:p>
-        </w:tc>
-      </w:tr>
-      <w:tr>
-        <w:tc>
-          <w:tcPr>
-            <w:tcW w:type="dxa" w:w="2551"/>
+            <w:tcW w:type="dxa" w:w="3118"/>
             <w:tcBorders>
               <w:top w:val="single" w:sz="4" w:space="0" w:color="000000"/>
               <w:left w:val="single" w:sz="4" w:space="0" w:color="000000"/>
@@ -1031,13 +1615,15 @@
                 <w:color w:val="000000"/>
                 <w:sz w:val="22"/>
               </w:rPr>
-              <w:t>Identity / Buyer</w:t>
+              <w:t>Заказ возвращается или выдаётся отдельная понятная ошибка</w:t>
             </w:r>
           </w:p>
         </w:tc>
+      </w:tr>
+      <w:tr>
         <w:tc>
           <w:tcPr>
-            <w:tcW w:type="dxa" w:w="3969"/>
+            <w:tcW w:type="dxa" w:w="3118"/>
             <w:tcBorders>
               <w:top w:val="single" w:sz="4" w:space="0" w:color="000000"/>
               <w:left w:val="single" w:sz="4" w:space="0" w:color="000000"/>
@@ -1058,13 +1644,13 @@
                 <w:color w:val="000000"/>
                 <w:sz w:val="22"/>
               </w:rPr>
-              <w:t>users_service (models, storage, auth, API)</w:t>
+              <w:t>BB-06</w:t>
             </w:r>
           </w:p>
         </w:tc>
         <w:tc>
           <w:tcPr>
-            <w:tcW w:type="dxa" w:w="2835"/>
+            <w:tcW w:type="dxa" w:w="3118"/>
             <w:tcBorders>
               <w:top w:val="single" w:sz="4" w:space="0" w:color="000000"/>
               <w:left w:val="single" w:sz="4" w:space="0" w:color="000000"/>
@@ -1085,15 +1671,13 @@
                 <w:color w:val="000000"/>
                 <w:sz w:val="22"/>
               </w:rPr>
-              <w:t>Кто покупатель</w:t>
+              <w:t>Выключаем Users API и проверяем /health у Orders API</w:t>
             </w:r>
           </w:p>
         </w:tc>
-      </w:tr>
-      <w:tr>
         <w:tc>
           <w:tcPr>
-            <w:tcW w:type="dxa" w:w="2551"/>
+            <w:tcW w:type="dxa" w:w="3118"/>
             <w:tcBorders>
               <w:top w:val="single" w:sz="4" w:space="0" w:color="000000"/>
               <w:left w:val="single" w:sz="4" w:space="0" w:color="000000"/>
@@ -1114,13 +1698,15 @@
                 <w:color w:val="000000"/>
                 <w:sz w:val="22"/>
               </w:rPr>
-              <w:t>Order / Basket</w:t>
+              <w:t>Должно быть видно, что зависимость недоступна</w:t>
             </w:r>
           </w:p>
         </w:tc>
+      </w:tr>
+      <w:tr>
         <w:tc>
           <w:tcPr>
-            <w:tcW w:type="dxa" w:w="3969"/>
+            <w:tcW w:type="dxa" w:w="3118"/>
             <w:tcBorders>
               <w:top w:val="single" w:sz="4" w:space="0" w:color="000000"/>
               <w:left w:val="single" w:sz="4" w:space="0" w:color="000000"/>
@@ -1141,13 +1727,13 @@
                 <w:color w:val="000000"/>
                 <w:sz w:val="22"/>
               </w:rPr>
-              <w:t>orders_service (models, storage, auth, API)</w:t>
+              <w:t>BB-07</w:t>
             </w:r>
           </w:p>
         </w:tc>
         <w:tc>
           <w:tcPr>
-            <w:tcW w:type="dxa" w:w="2835"/>
+            <w:tcW w:type="dxa" w:w="3118"/>
             <w:tcBorders>
               <w:top w:val="single" w:sz="4" w:space="0" w:color="000000"/>
               <w:left w:val="single" w:sz="4" w:space="0" w:color="000000"/>
@@ -1168,15 +1754,13 @@
                 <w:color w:val="000000"/>
                 <w:sz w:val="22"/>
               </w:rPr>
-              <w:t>Что заказано</w:t>
+              <w:t>Передаём свой X-Request-ID в запросах к Orders API</w:t>
             </w:r>
           </w:p>
         </w:tc>
-      </w:tr>
-      <w:tr>
         <w:tc>
           <w:tcPr>
-            <w:tcW w:type="dxa" w:w="2551"/>
+            <w:tcW w:type="dxa" w:w="3118"/>
             <w:tcBorders>
               <w:top w:val="single" w:sz="4" w:space="0" w:color="000000"/>
               <w:left w:val="single" w:sz="4" w:space="0" w:color="000000"/>
@@ -1197,3432 +1781,7 @@
                 <w:color w:val="000000"/>
                 <w:sz w:val="22"/>
               </w:rPr>
-              <w:t>Infrastructure</w:t>
-            </w:r>
-          </w:p>
-        </w:tc>
-        <w:tc>
-          <w:tcPr>
-            <w:tcW w:type="dxa" w:w="3969"/>
-            <w:tcBorders>
-              <w:top w:val="single" w:sz="4" w:space="0" w:color="000000"/>
-              <w:left w:val="single" w:sz="4" w:space="0" w:color="000000"/>
-              <w:bottom w:val="single" w:sz="4" w:space="0" w:color="000000"/>
-              <w:right w:val="single" w:sz="4" w:space="0" w:color="000000"/>
-            </w:tcBorders>
-          </w:tcPr>
-          <w:p>
-            <w:pPr>
-              <w:spacing w:after="0" w:before="0" w:line="240" w:lineRule="auto"/>
-            </w:pPr>
-            <w:r/>
-            <w:r>
-              <w:rPr>
-                <w:rFonts w:ascii="Times New Roman" w:hAnsi="Times New Roman" w:cs="Times New Roman" w:eastAsia="Times New Roman"/>
-                <w:b w:val="0"/>
-                <w:i w:val="0"/>
-                <w:color w:val="000000"/>
-                <w:sz w:val="22"/>
-              </w:rPr>
-              <w:t>storage.py + users_client.py</w:t>
-            </w:r>
-          </w:p>
-        </w:tc>
-        <w:tc>
-          <w:tcPr>
-            <w:tcW w:type="dxa" w:w="2835"/>
-            <w:tcBorders>
-              <w:top w:val="single" w:sz="4" w:space="0" w:color="000000"/>
-              <w:left w:val="single" w:sz="4" w:space="0" w:color="000000"/>
-              <w:bottom w:val="single" w:sz="4" w:space="0" w:color="000000"/>
-              <w:right w:val="single" w:sz="4" w:space="0" w:color="000000"/>
-            </w:tcBorders>
-          </w:tcPr>
-          <w:p>
-            <w:pPr>
-              <w:spacing w:after="0" w:before="0" w:line="240" w:lineRule="auto"/>
-            </w:pPr>
-            <w:r/>
-            <w:r>
-              <w:rPr>
-                <w:rFonts w:ascii="Times New Roman" w:hAnsi="Times New Roman" w:cs="Times New Roman" w:eastAsia="Times New Roman"/>
-                <w:b w:val="0"/>
-                <w:i w:val="0"/>
-                <w:color w:val="000000"/>
-                <w:sz w:val="22"/>
-              </w:rPr>
-              <w:t>Память процесса + HTTP</w:t>
-            </w:r>
-          </w:p>
-        </w:tc>
-      </w:tr>
-      <w:tr>
-        <w:tc>
-          <w:tcPr>
-            <w:tcW w:type="dxa" w:w="2551"/>
-            <w:tcBorders>
-              <w:top w:val="single" w:sz="4" w:space="0" w:color="000000"/>
-              <w:left w:val="single" w:sz="4" w:space="0" w:color="000000"/>
-              <w:bottom w:val="single" w:sz="4" w:space="0" w:color="000000"/>
-              <w:right w:val="single" w:sz="4" w:space="0" w:color="000000"/>
-            </w:tcBorders>
-          </w:tcPr>
-          <w:p>
-            <w:pPr>
-              <w:spacing w:after="0" w:before="0" w:line="240" w:lineRule="auto"/>
-            </w:pPr>
-            <w:r/>
-            <w:r>
-              <w:rPr>
-                <w:rFonts w:ascii="Times New Roman" w:hAnsi="Times New Roman" w:cs="Times New Roman" w:eastAsia="Times New Roman"/>
-                <w:b w:val="0"/>
-                <w:i w:val="0"/>
-                <w:color w:val="000000"/>
-                <w:sz w:val="22"/>
-              </w:rPr>
-              <w:t>Web / PublicApi</w:t>
-            </w:r>
-          </w:p>
-        </w:tc>
-        <w:tc>
-          <w:tcPr>
-            <w:tcW w:type="dxa" w:w="3969"/>
-            <w:tcBorders>
-              <w:top w:val="single" w:sz="4" w:space="0" w:color="000000"/>
-              <w:left w:val="single" w:sz="4" w:space="0" w:color="000000"/>
-              <w:bottom w:val="single" w:sz="4" w:space="0" w:color="000000"/>
-              <w:right w:val="single" w:sz="4" w:space="0" w:color="000000"/>
-            </w:tcBorders>
-          </w:tcPr>
-          <w:p>
-            <w:pPr>
-              <w:spacing w:after="0" w:before="0" w:line="240" w:lineRule="auto"/>
-            </w:pPr>
-            <w:r/>
-            <w:r>
-              <w:rPr>
-                <w:rFonts w:ascii="Times New Roman" w:hAnsi="Times New Roman" w:cs="Times New Roman" w:eastAsia="Times New Roman"/>
-                <w:b w:val="0"/>
-                <w:i w:val="0"/>
-                <w:color w:val="000000"/>
-                <w:sz w:val="22"/>
-              </w:rPr>
-              <w:t>FastAPI main.py обоих сервисов</w:t>
-            </w:r>
-          </w:p>
-        </w:tc>
-        <w:tc>
-          <w:tcPr>
-            <w:tcW w:type="dxa" w:w="2835"/>
-            <w:tcBorders>
-              <w:top w:val="single" w:sz="4" w:space="0" w:color="000000"/>
-              <w:left w:val="single" w:sz="4" w:space="0" w:color="000000"/>
-              <w:bottom w:val="single" w:sz="4" w:space="0" w:color="000000"/>
-              <w:right w:val="single" w:sz="4" w:space="0" w:color="000000"/>
-            </w:tcBorders>
-          </w:tcPr>
-          <w:p>
-            <w:pPr>
-              <w:spacing w:after="0" w:before="0" w:line="240" w:lineRule="auto"/>
-            </w:pPr>
-            <w:r/>
-            <w:r>
-              <w:rPr>
-                <w:rFonts w:ascii="Times New Roman" w:hAnsi="Times New Roman" w:cs="Times New Roman" w:eastAsia="Times New Roman"/>
-                <w:b w:val="0"/>
-                <w:i w:val="0"/>
-                <w:color w:val="000000"/>
-                <w:sz w:val="22"/>
-              </w:rPr>
-              <w:t>Внешний контракт</w:t>
-            </w:r>
-          </w:p>
-        </w:tc>
-      </w:tr>
-      <w:tr>
-        <w:tc>
-          <w:tcPr>
-            <w:tcW w:type="dxa" w:w="2551"/>
-            <w:tcBorders>
-              <w:top w:val="single" w:sz="4" w:space="0" w:color="000000"/>
-              <w:left w:val="single" w:sz="4" w:space="0" w:color="000000"/>
-              <w:bottom w:val="single" w:sz="4" w:space="0" w:color="000000"/>
-              <w:right w:val="single" w:sz="4" w:space="0" w:color="000000"/>
-            </w:tcBorders>
-          </w:tcPr>
-          <w:p>
-            <w:pPr>
-              <w:spacing w:after="0" w:before="0" w:line="240" w:lineRule="auto"/>
-            </w:pPr>
-            <w:r/>
-            <w:r>
-              <w:rPr>
-                <w:rFonts w:ascii="Times New Roman" w:hAnsi="Times New Roman" w:cs="Times New Roman" w:eastAsia="Times New Roman"/>
-                <w:b w:val="0"/>
-                <w:i w:val="0"/>
-                <w:color w:val="000000"/>
-                <w:sz w:val="22"/>
-              </w:rPr>
-              <w:t>Корреляция запроса</w:t>
-            </w:r>
-          </w:p>
-        </w:tc>
-        <w:tc>
-          <w:tcPr>
-            <w:tcW w:type="dxa" w:w="3969"/>
-            <w:tcBorders>
-              <w:top w:val="single" w:sz="4" w:space="0" w:color="000000"/>
-              <w:left w:val="single" w:sz="4" w:space="0" w:color="000000"/>
-              <w:bottom w:val="single" w:sz="4" w:space="0" w:color="000000"/>
-              <w:right w:val="single" w:sz="4" w:space="0" w:color="000000"/>
-            </w:tcBorders>
-          </w:tcPr>
-          <w:p>
-            <w:pPr>
-              <w:spacing w:after="0" w:before="0" w:line="240" w:lineRule="auto"/>
-            </w:pPr>
-            <w:r/>
-            <w:r>
-              <w:rPr>
-                <w:rFonts w:ascii="Times New Roman" w:hAnsi="Times New Roman" w:cs="Times New Roman" w:eastAsia="Times New Roman"/>
-                <w:b w:val="0"/>
-                <w:i w:val="0"/>
-                <w:color w:val="000000"/>
-                <w:sz w:val="22"/>
-              </w:rPr>
-              <w:t>X-Request-ID</w:t>
-            </w:r>
-          </w:p>
-        </w:tc>
-        <w:tc>
-          <w:tcPr>
-            <w:tcW w:type="dxa" w:w="2835"/>
-            <w:tcBorders>
-              <w:top w:val="single" w:sz="4" w:space="0" w:color="000000"/>
-              <w:left w:val="single" w:sz="4" w:space="0" w:color="000000"/>
-              <w:bottom w:val="single" w:sz="4" w:space="0" w:color="000000"/>
-              <w:right w:val="single" w:sz="4" w:space="0" w:color="000000"/>
-            </w:tcBorders>
-          </w:tcPr>
-          <w:p>
-            <w:pPr>
-              <w:spacing w:after="0" w:before="0" w:line="240" w:lineRule="auto"/>
-            </w:pPr>
-            <w:r/>
-            <w:r>
-              <w:rPr>
-                <w:rFonts w:ascii="Times New Roman" w:hAnsi="Times New Roman" w:cs="Times New Roman" w:eastAsia="Times New Roman"/>
-                <w:b w:val="0"/>
-                <w:i w:val="0"/>
-                <w:color w:val="000000"/>
-                <w:sz w:val="22"/>
-              </w:rPr>
-              <w:t>Сквозная трассировка</w:t>
-            </w:r>
-          </w:p>
-        </w:tc>
-      </w:tr>
-    </w:tbl>
-    <w:p/>
-    <w:p>
-      <w:pPr>
-        <w:spacing w:after="120" w:before="0" w:line="360" w:lineRule="auto"/>
-        <w:ind w:firstLine="709"/>
-        <w:jc w:val="both"/>
-      </w:pPr>
-      <w:r>
-        <w:rPr>
-          <w:rFonts w:ascii="Times New Roman" w:hAnsi="Times New Roman" w:cs="Times New Roman" w:eastAsia="Times New Roman"/>
-          <w:b w:val="0"/>
-          <w:i w:val="0"/>
-          <w:color w:val="000000"/>
-          <w:sz w:val="28"/>
-        </w:rPr>
-        <w:t>Модулей немного, поэтому метод формально уместен. Цель работы — показать, что даже на маленькой системе диагностика уже страдает.</w:t>
-      </w:r>
-    </w:p>
-    <w:p>
-      <w:pPr>
-        <w:spacing w:after="160" w:before="240" w:line="360" w:lineRule="auto"/>
-        <w:ind w:firstLine="0"/>
-        <w:jc w:val="left"/>
-      </w:pPr>
-      <w:r>
-        <w:rPr>
-          <w:rFonts w:ascii="Times New Roman" w:hAnsi="Times New Roman" w:cs="Times New Roman" w:eastAsia="Times New Roman"/>
-          <w:b/>
-          <w:i w:val="0"/>
-          <w:color w:val="000000"/>
-          <w:sz w:val="28"/>
-        </w:rPr>
-        <w:t>4. Структура и модули учебного проекта</w:t>
-      </w:r>
-    </w:p>
-    <w:p>
-      <w:pPr>
-        <w:spacing w:after="120" w:before="0" w:line="360" w:lineRule="auto"/>
-        <w:ind w:firstLine="709"/>
-        <w:jc w:val="both"/>
-      </w:pPr>
-      <w:r>
-        <w:rPr>
-          <w:rFonts w:ascii="Times New Roman" w:hAnsi="Times New Roman" w:cs="Times New Roman" w:eastAsia="Times New Roman"/>
-          <w:b w:val="0"/>
-          <w:i w:val="0"/>
-          <w:color w:val="000000"/>
-          <w:sz w:val="28"/>
-        </w:rPr>
-        <w:t>Система состоит из двух процессов, которые в «большом взрыве» стартуют вместе, без заглушек. Клиент обращается к Users API и к Orders API; Orders API при создании и чтении заказа сам вызывает Users API по HTTP.</w:t>
-      </w:r>
-    </w:p>
-    <w:p>
-      <w:pPr>
-        <w:spacing w:after="0" w:before="0" w:line="276" w:lineRule="auto"/>
-        <w:ind w:left="567" w:firstLine="0"/>
-      </w:pPr>
-      <w:r>
-        <w:rPr>
-          <w:rFonts w:ascii="Courier New" w:hAnsi="Courier New" w:cs="Courier New" w:eastAsia="Courier New"/>
-          <w:b w:val="0"/>
-          <w:i w:val="0"/>
-          <w:color w:val="000000"/>
-          <w:sz w:val="24"/>
-        </w:rPr>
-        <w:t>клиент</w:t>
-      </w:r>
-    </w:p>
-    <w:p>
-      <w:pPr>
-        <w:spacing w:after="0" w:before="0" w:line="276" w:lineRule="auto"/>
-        <w:ind w:left="567" w:firstLine="0"/>
-      </w:pPr>
-      <w:r>
-        <w:rPr>
-          <w:rFonts w:ascii="Courier New" w:hAnsi="Courier New" w:cs="Courier New" w:eastAsia="Courier New"/>
-          <w:b w:val="0"/>
-          <w:i w:val="0"/>
-          <w:color w:val="000000"/>
-          <w:sz w:val="24"/>
-        </w:rPr>
-        <w:t xml:space="preserve">  ├─ HTTP ──► Users API</w:t>
-      </w:r>
-    </w:p>
-    <w:p>
-      <w:pPr>
-        <w:spacing w:after="0" w:before="0" w:line="276" w:lineRule="auto"/>
-        <w:ind w:left="567" w:firstLine="0"/>
-      </w:pPr>
-      <w:r>
-        <w:rPr>
-          <w:rFonts w:ascii="Courier New" w:hAnsi="Courier New" w:cs="Courier New" w:eastAsia="Courier New"/>
-          <w:b w:val="0"/>
-          <w:i w:val="0"/>
-          <w:color w:val="000000"/>
-          <w:sz w:val="24"/>
-        </w:rPr>
-        <w:t xml:space="preserve">  │              auth, models, storage, middleware X-Request-ID</w:t>
-      </w:r>
-    </w:p>
-    <w:p>
-      <w:pPr>
-        <w:spacing w:after="0" w:before="0" w:line="276" w:lineRule="auto"/>
-        <w:ind w:left="567" w:firstLine="0"/>
-      </w:pPr>
-      <w:r>
-        <w:rPr>
-          <w:rFonts w:ascii="Courier New" w:hAnsi="Courier New" w:cs="Courier New" w:eastAsia="Courier New"/>
-          <w:b w:val="0"/>
-          <w:i w:val="0"/>
-          <w:color w:val="000000"/>
-          <w:sz w:val="24"/>
-        </w:rPr>
-        <w:t xml:space="preserve">  └─ HTTP ──► Orders API</w:t>
-      </w:r>
-    </w:p>
-    <w:p>
-      <w:pPr>
-        <w:spacing w:after="0" w:before="0" w:line="276" w:lineRule="auto"/>
-        <w:ind w:left="567" w:firstLine="0"/>
-      </w:pPr>
-      <w:r>
-        <w:rPr>
-          <w:rFonts w:ascii="Courier New" w:hAnsi="Courier New" w:cs="Courier New" w:eastAsia="Courier New"/>
-          <w:b w:val="0"/>
-          <w:i w:val="0"/>
-          <w:color w:val="000000"/>
-          <w:sz w:val="24"/>
-        </w:rPr>
-        <w:t xml:space="preserve">                 auth, models, storage, users_client ──► Users API</w:t>
-      </w:r>
-    </w:p>
-    <w:p>
-      <w:pPr>
-        <w:spacing w:after="120"/>
-      </w:pPr>
-    </w:p>
-    <w:p>
-      <w:pPr>
-        <w:spacing w:after="120" w:before="160" w:line="360" w:lineRule="auto"/>
-        <w:ind w:firstLine="0"/>
-        <w:jc w:val="left"/>
-      </w:pPr>
-      <w:r>
-        <w:rPr>
-          <w:rFonts w:ascii="Times New Roman" w:hAnsi="Times New Roman" w:cs="Times New Roman" w:eastAsia="Times New Roman"/>
-          <w:b/>
-          <w:i w:val="0"/>
-          <w:color w:val="000000"/>
-          <w:sz w:val="28"/>
-        </w:rPr>
-        <w:t>4.1. Модули Users API</w:t>
-      </w:r>
-    </w:p>
-    <w:tbl>
-      <w:tblPr>
-        <w:tblW w:type="auto" w:w="0"/>
-        <w:jc w:val="center"/>
-        <w:tblLayout w:type="autofit"/>
-        <w:tblLook w:firstColumn="1" w:firstRow="1" w:lastColumn="0" w:lastRow="0" w:noHBand="0" w:noVBand="1" w:val="04A0"/>
-      </w:tblPr>
-      <w:tblGrid>
-        <w:gridCol w:w="3230"/>
-        <w:gridCol w:w="3230"/>
-        <w:gridCol w:w="3230"/>
-      </w:tblGrid>
-      <w:tr>
-        <w:tc>
-          <w:tcPr>
-            <w:tcW w:type="dxa" w:w="1984"/>
-            <w:tcBorders>
-              <w:top w:val="single" w:sz="4" w:space="0" w:color="000000"/>
-              <w:left w:val="single" w:sz="4" w:space="0" w:color="000000"/>
-              <w:bottom w:val="single" w:sz="4" w:space="0" w:color="000000"/>
-              <w:right w:val="single" w:sz="4" w:space="0" w:color="000000"/>
-            </w:tcBorders>
-            <w:shd w:fill="D9E2F3" w:val="clear"/>
-          </w:tcPr>
-          <w:p>
-            <w:pPr>
-              <w:spacing w:after="0" w:before="0" w:line="240" w:lineRule="auto"/>
-            </w:pPr>
-            <w:r/>
-            <w:r>
-              <w:rPr>
-                <w:rFonts w:ascii="Times New Roman" w:hAnsi="Times New Roman" w:cs="Times New Roman" w:eastAsia="Times New Roman"/>
-                <w:b/>
-                <w:i w:val="0"/>
-                <w:color w:val="000000"/>
-                <w:sz w:val="22"/>
-              </w:rPr>
-              <w:t>Модуль</w:t>
-            </w:r>
-          </w:p>
-        </w:tc>
-        <w:tc>
-          <w:tcPr>
-            <w:tcW w:type="dxa" w:w="3685"/>
-            <w:tcBorders>
-              <w:top w:val="single" w:sz="4" w:space="0" w:color="000000"/>
-              <w:left w:val="single" w:sz="4" w:space="0" w:color="000000"/>
-              <w:bottom w:val="single" w:sz="4" w:space="0" w:color="000000"/>
-              <w:right w:val="single" w:sz="4" w:space="0" w:color="000000"/>
-            </w:tcBorders>
-            <w:shd w:fill="D9E2F3" w:val="clear"/>
-          </w:tcPr>
-          <w:p>
-            <w:pPr>
-              <w:spacing w:after="0" w:before="0" w:line="240" w:lineRule="auto"/>
-            </w:pPr>
-            <w:r/>
-            <w:r>
-              <w:rPr>
-                <w:rFonts w:ascii="Times New Roman" w:hAnsi="Times New Roman" w:cs="Times New Roman" w:eastAsia="Times New Roman"/>
-                <w:b/>
-                <w:i w:val="0"/>
-                <w:color w:val="000000"/>
-                <w:sz w:val="22"/>
-              </w:rPr>
-              <w:t>Файл</w:t>
-            </w:r>
-          </w:p>
-        </w:tc>
-        <w:tc>
-          <w:tcPr>
-            <w:tcW w:type="dxa" w:w="3685"/>
-            <w:tcBorders>
-              <w:top w:val="single" w:sz="4" w:space="0" w:color="000000"/>
-              <w:left w:val="single" w:sz="4" w:space="0" w:color="000000"/>
-              <w:bottom w:val="single" w:sz="4" w:space="0" w:color="000000"/>
-              <w:right w:val="single" w:sz="4" w:space="0" w:color="000000"/>
-            </w:tcBorders>
-            <w:shd w:fill="D9E2F3" w:val="clear"/>
-          </w:tcPr>
-          <w:p>
-            <w:pPr>
-              <w:spacing w:after="0" w:before="0" w:line="240" w:lineRule="auto"/>
-            </w:pPr>
-            <w:r/>
-            <w:r>
-              <w:rPr>
-                <w:rFonts w:ascii="Times New Roman" w:hAnsi="Times New Roman" w:cs="Times New Roman" w:eastAsia="Times New Roman"/>
-                <w:b/>
-                <w:i w:val="0"/>
-                <w:color w:val="000000"/>
-                <w:sz w:val="22"/>
-              </w:rPr>
-              <w:t>Ответственность</w:t>
-            </w:r>
-          </w:p>
-        </w:tc>
-      </w:tr>
-      <w:tr>
-        <w:tc>
-          <w:tcPr>
-            <w:tcW w:type="dxa" w:w="1984"/>
-            <w:tcBorders>
-              <w:top w:val="single" w:sz="4" w:space="0" w:color="000000"/>
-              <w:left w:val="single" w:sz="4" w:space="0" w:color="000000"/>
-              <w:bottom w:val="single" w:sz="4" w:space="0" w:color="000000"/>
-              <w:right w:val="single" w:sz="4" w:space="0" w:color="000000"/>
-            </w:tcBorders>
-          </w:tcPr>
-          <w:p>
-            <w:pPr>
-              <w:spacing w:after="0" w:before="0" w:line="240" w:lineRule="auto"/>
-            </w:pPr>
-            <w:r/>
-            <w:r>
-              <w:rPr>
-                <w:rFonts w:ascii="Times New Roman" w:hAnsi="Times New Roman" w:cs="Times New Roman" w:eastAsia="Times New Roman"/>
-                <w:b w:val="0"/>
-                <w:i w:val="0"/>
-                <w:color w:val="000000"/>
-                <w:sz w:val="22"/>
-              </w:rPr>
-              <w:t>Контракт</w:t>
-            </w:r>
-          </w:p>
-        </w:tc>
-        <w:tc>
-          <w:tcPr>
-            <w:tcW w:type="dxa" w:w="3685"/>
-            <w:tcBorders>
-              <w:top w:val="single" w:sz="4" w:space="0" w:color="000000"/>
-              <w:left w:val="single" w:sz="4" w:space="0" w:color="000000"/>
-              <w:bottom w:val="single" w:sz="4" w:space="0" w:color="000000"/>
-              <w:right w:val="single" w:sz="4" w:space="0" w:color="000000"/>
-            </w:tcBorders>
-          </w:tcPr>
-          <w:p>
-            <w:pPr>
-              <w:spacing w:after="0" w:before="0" w:line="240" w:lineRule="auto"/>
-            </w:pPr>
-            <w:r/>
-            <w:r>
-              <w:rPr>
-                <w:rFonts w:ascii="Times New Roman" w:hAnsi="Times New Roman" w:cs="Times New Roman" w:eastAsia="Times New Roman"/>
-                <w:b w:val="0"/>
-                <w:i w:val="0"/>
-                <w:color w:val="000000"/>
-                <w:sz w:val="22"/>
-              </w:rPr>
-              <w:t>users_service/app/models.py</w:t>
-            </w:r>
-          </w:p>
-        </w:tc>
-        <w:tc>
-          <w:tcPr>
-            <w:tcW w:type="dxa" w:w="3685"/>
-            <w:tcBorders>
-              <w:top w:val="single" w:sz="4" w:space="0" w:color="000000"/>
-              <w:left w:val="single" w:sz="4" w:space="0" w:color="000000"/>
-              <w:bottom w:val="single" w:sz="4" w:space="0" w:color="000000"/>
-              <w:right w:val="single" w:sz="4" w:space="0" w:color="000000"/>
-            </w:tcBorders>
-          </w:tcPr>
-          <w:p>
-            <w:pPr>
-              <w:spacing w:after="0" w:before="0" w:line="240" w:lineRule="auto"/>
-            </w:pPr>
-            <w:r/>
-            <w:r>
-              <w:rPr>
-                <w:rFonts w:ascii="Times New Roman" w:hAnsi="Times New Roman" w:cs="Times New Roman" w:eastAsia="Times New Roman"/>
-                <w:b w:val="0"/>
-                <w:i w:val="0"/>
-                <w:color w:val="000000"/>
-                <w:sz w:val="22"/>
-              </w:rPr>
-              <w:t>Валидация имени и email</w:t>
-            </w:r>
-          </w:p>
-        </w:tc>
-      </w:tr>
-      <w:tr>
-        <w:tc>
-          <w:tcPr>
-            <w:tcW w:type="dxa" w:w="1984"/>
-            <w:tcBorders>
-              <w:top w:val="single" w:sz="4" w:space="0" w:color="000000"/>
-              <w:left w:val="single" w:sz="4" w:space="0" w:color="000000"/>
-              <w:bottom w:val="single" w:sz="4" w:space="0" w:color="000000"/>
-              <w:right w:val="single" w:sz="4" w:space="0" w:color="000000"/>
-            </w:tcBorders>
-          </w:tcPr>
-          <w:p>
-            <w:pPr>
-              <w:spacing w:after="0" w:before="0" w:line="240" w:lineRule="auto"/>
-            </w:pPr>
-            <w:r/>
-            <w:r>
-              <w:rPr>
-                <w:rFonts w:ascii="Times New Roman" w:hAnsi="Times New Roman" w:cs="Times New Roman" w:eastAsia="Times New Roman"/>
-                <w:b w:val="0"/>
-                <w:i w:val="0"/>
-                <w:color w:val="000000"/>
-                <w:sz w:val="22"/>
-              </w:rPr>
-              <w:t>Хранилище</w:t>
-            </w:r>
-          </w:p>
-        </w:tc>
-        <w:tc>
-          <w:tcPr>
-            <w:tcW w:type="dxa" w:w="3685"/>
-            <w:tcBorders>
-              <w:top w:val="single" w:sz="4" w:space="0" w:color="000000"/>
-              <w:left w:val="single" w:sz="4" w:space="0" w:color="000000"/>
-              <w:bottom w:val="single" w:sz="4" w:space="0" w:color="000000"/>
-              <w:right w:val="single" w:sz="4" w:space="0" w:color="000000"/>
-            </w:tcBorders>
-          </w:tcPr>
-          <w:p>
-            <w:pPr>
-              <w:spacing w:after="0" w:before="0" w:line="240" w:lineRule="auto"/>
-            </w:pPr>
-            <w:r/>
-            <w:r>
-              <w:rPr>
-                <w:rFonts w:ascii="Times New Roman" w:hAnsi="Times New Roman" w:cs="Times New Roman" w:eastAsia="Times New Roman"/>
-                <w:b w:val="0"/>
-                <w:i w:val="0"/>
-                <w:color w:val="000000"/>
-                <w:sz w:val="22"/>
-              </w:rPr>
-              <w:t>users_service/app/storage.py</w:t>
-            </w:r>
-          </w:p>
-        </w:tc>
-        <w:tc>
-          <w:tcPr>
-            <w:tcW w:type="dxa" w:w="3685"/>
-            <w:tcBorders>
-              <w:top w:val="single" w:sz="4" w:space="0" w:color="000000"/>
-              <w:left w:val="single" w:sz="4" w:space="0" w:color="000000"/>
-              <w:bottom w:val="single" w:sz="4" w:space="0" w:color="000000"/>
-              <w:right w:val="single" w:sz="4" w:space="0" w:color="000000"/>
-            </w:tcBorders>
-          </w:tcPr>
-          <w:p>
-            <w:pPr>
-              <w:spacing w:after="0" w:before="0" w:line="240" w:lineRule="auto"/>
-            </w:pPr>
-            <w:r/>
-            <w:r>
-              <w:rPr>
-                <w:rFonts w:ascii="Times New Roman" w:hAnsi="Times New Roman" w:cs="Times New Roman" w:eastAsia="Times New Roman"/>
-                <w:b w:val="0"/>
-                <w:i w:val="0"/>
-                <w:color w:val="000000"/>
-                <w:sz w:val="22"/>
-              </w:rPr>
-              <w:t>In-memory, уникальность email, seed (Анна, Пётр)</w:t>
-            </w:r>
-          </w:p>
-        </w:tc>
-      </w:tr>
-      <w:tr>
-        <w:tc>
-          <w:tcPr>
-            <w:tcW w:type="dxa" w:w="1984"/>
-            <w:tcBorders>
-              <w:top w:val="single" w:sz="4" w:space="0" w:color="000000"/>
-              <w:left w:val="single" w:sz="4" w:space="0" w:color="000000"/>
-              <w:bottom w:val="single" w:sz="4" w:space="0" w:color="000000"/>
-              <w:right w:val="single" w:sz="4" w:space="0" w:color="000000"/>
-            </w:tcBorders>
-          </w:tcPr>
-          <w:p>
-            <w:pPr>
-              <w:spacing w:after="0" w:before="0" w:line="240" w:lineRule="auto"/>
-            </w:pPr>
-            <w:r/>
-            <w:r>
-              <w:rPr>
-                <w:rFonts w:ascii="Times New Roman" w:hAnsi="Times New Roman" w:cs="Times New Roman" w:eastAsia="Times New Roman"/>
-                <w:b w:val="0"/>
-                <w:i w:val="0"/>
-                <w:color w:val="000000"/>
-                <w:sz w:val="22"/>
-              </w:rPr>
-              <w:t>Авторизация</w:t>
-            </w:r>
-          </w:p>
-        </w:tc>
-        <w:tc>
-          <w:tcPr>
-            <w:tcW w:type="dxa" w:w="3685"/>
-            <w:tcBorders>
-              <w:top w:val="single" w:sz="4" w:space="0" w:color="000000"/>
-              <w:left w:val="single" w:sz="4" w:space="0" w:color="000000"/>
-              <w:bottom w:val="single" w:sz="4" w:space="0" w:color="000000"/>
-              <w:right w:val="single" w:sz="4" w:space="0" w:color="000000"/>
-            </w:tcBorders>
-          </w:tcPr>
-          <w:p>
-            <w:pPr>
-              <w:spacing w:after="0" w:before="0" w:line="240" w:lineRule="auto"/>
-            </w:pPr>
-            <w:r/>
-            <w:r>
-              <w:rPr>
-                <w:rFonts w:ascii="Times New Roman" w:hAnsi="Times New Roman" w:cs="Times New Roman" w:eastAsia="Times New Roman"/>
-                <w:b w:val="0"/>
-                <w:i w:val="0"/>
-                <w:color w:val="000000"/>
-                <w:sz w:val="22"/>
-              </w:rPr>
-              <w:t>users_service/app/auth.py</w:t>
-            </w:r>
-          </w:p>
-        </w:tc>
-        <w:tc>
-          <w:tcPr>
-            <w:tcW w:type="dxa" w:w="3685"/>
-            <w:tcBorders>
-              <w:top w:val="single" w:sz="4" w:space="0" w:color="000000"/>
-              <w:left w:val="single" w:sz="4" w:space="0" w:color="000000"/>
-              <w:bottom w:val="single" w:sz="4" w:space="0" w:color="000000"/>
-              <w:right w:val="single" w:sz="4" w:space="0" w:color="000000"/>
-            </w:tcBorders>
-          </w:tcPr>
-          <w:p>
-            <w:pPr>
-              <w:spacing w:after="0" w:before="0" w:line="240" w:lineRule="auto"/>
-            </w:pPr>
-            <w:r/>
-            <w:r>
-              <w:rPr>
-                <w:rFonts w:ascii="Times New Roman" w:hAnsi="Times New Roman" w:cs="Times New Roman" w:eastAsia="Times New Roman"/>
-                <w:b w:val="0"/>
-                <w:i w:val="0"/>
-                <w:color w:val="000000"/>
-                <w:sz w:val="22"/>
-              </w:rPr>
-              <w:t>Bearer-токен на POST</w:t>
-            </w:r>
-          </w:p>
-        </w:tc>
-      </w:tr>
-      <w:tr>
-        <w:tc>
-          <w:tcPr>
-            <w:tcW w:type="dxa" w:w="1984"/>
-            <w:tcBorders>
-              <w:top w:val="single" w:sz="4" w:space="0" w:color="000000"/>
-              <w:left w:val="single" w:sz="4" w:space="0" w:color="000000"/>
-              <w:bottom w:val="single" w:sz="4" w:space="0" w:color="000000"/>
-              <w:right w:val="single" w:sz="4" w:space="0" w:color="000000"/>
-            </w:tcBorders>
-          </w:tcPr>
-          <w:p>
-            <w:pPr>
-              <w:spacing w:after="0" w:before="0" w:line="240" w:lineRule="auto"/>
-            </w:pPr>
-            <w:r/>
-            <w:r>
-              <w:rPr>
-                <w:rFonts w:ascii="Times New Roman" w:hAnsi="Times New Roman" w:cs="Times New Roman" w:eastAsia="Times New Roman"/>
-                <w:b w:val="0"/>
-                <w:i w:val="0"/>
-                <w:color w:val="000000"/>
-                <w:sz w:val="22"/>
-              </w:rPr>
-              <w:t>API</w:t>
-            </w:r>
-          </w:p>
-        </w:tc>
-        <w:tc>
-          <w:tcPr>
-            <w:tcW w:type="dxa" w:w="3685"/>
-            <w:tcBorders>
-              <w:top w:val="single" w:sz="4" w:space="0" w:color="000000"/>
-              <w:left w:val="single" w:sz="4" w:space="0" w:color="000000"/>
-              <w:bottom w:val="single" w:sz="4" w:space="0" w:color="000000"/>
-              <w:right w:val="single" w:sz="4" w:space="0" w:color="000000"/>
-            </w:tcBorders>
-          </w:tcPr>
-          <w:p>
-            <w:pPr>
-              <w:spacing w:after="0" w:before="0" w:line="240" w:lineRule="auto"/>
-            </w:pPr>
-            <w:r/>
-            <w:r>
-              <w:rPr>
-                <w:rFonts w:ascii="Times New Roman" w:hAnsi="Times New Roman" w:cs="Times New Roman" w:eastAsia="Times New Roman"/>
-                <w:b w:val="0"/>
-                <w:i w:val="0"/>
-                <w:color w:val="000000"/>
-                <w:sz w:val="22"/>
-              </w:rPr>
-              <w:t>users_service/app/main.py</w:t>
-            </w:r>
-          </w:p>
-        </w:tc>
-        <w:tc>
-          <w:tcPr>
-            <w:tcW w:type="dxa" w:w="3685"/>
-            <w:tcBorders>
-              <w:top w:val="single" w:sz="4" w:space="0" w:color="000000"/>
-              <w:left w:val="single" w:sz="4" w:space="0" w:color="000000"/>
-              <w:bottom w:val="single" w:sz="4" w:space="0" w:color="000000"/>
-              <w:right w:val="single" w:sz="4" w:space="0" w:color="000000"/>
-            </w:tcBorders>
-          </w:tcPr>
-          <w:p>
-            <w:pPr>
-              <w:spacing w:after="0" w:before="0" w:line="240" w:lineRule="auto"/>
-            </w:pPr>
-            <w:r/>
-            <w:r>
-              <w:rPr>
-                <w:rFonts w:ascii="Times New Roman" w:hAnsi="Times New Roman" w:cs="Times New Roman" w:eastAsia="Times New Roman"/>
-                <w:b w:val="0"/>
-                <w:i w:val="0"/>
-                <w:color w:val="000000"/>
-                <w:sz w:val="22"/>
-              </w:rPr>
-              <w:t>/health, список, получение, создание</w:t>
-            </w:r>
-          </w:p>
-        </w:tc>
-      </w:tr>
-    </w:tbl>
-    <w:p/>
-    <w:p>
-      <w:pPr>
-        <w:spacing w:after="120" w:before="160" w:line="360" w:lineRule="auto"/>
-        <w:ind w:firstLine="0"/>
-        <w:jc w:val="left"/>
-      </w:pPr>
-      <w:r>
-        <w:rPr>
-          <w:rFonts w:ascii="Times New Roman" w:hAnsi="Times New Roman" w:cs="Times New Roman" w:eastAsia="Times New Roman"/>
-          <w:b/>
-          <w:i w:val="0"/>
-          <w:color w:val="000000"/>
-          <w:sz w:val="28"/>
-        </w:rPr>
-        <w:t>4.2. Модули Orders API</w:t>
-      </w:r>
-    </w:p>
-    <w:tbl>
-      <w:tblPr>
-        <w:tblW w:type="auto" w:w="0"/>
-        <w:jc w:val="center"/>
-        <w:tblLayout w:type="autofit"/>
-        <w:tblLook w:firstColumn="1" w:firstRow="1" w:lastColumn="0" w:lastRow="0" w:noHBand="0" w:noVBand="1" w:val="04A0"/>
-      </w:tblPr>
-      <w:tblGrid>
-        <w:gridCol w:w="3230"/>
-        <w:gridCol w:w="3230"/>
-        <w:gridCol w:w="3230"/>
-      </w:tblGrid>
-      <w:tr>
-        <w:tc>
-          <w:tcPr>
-            <w:tcW w:type="dxa" w:w="1984"/>
-            <w:tcBorders>
-              <w:top w:val="single" w:sz="4" w:space="0" w:color="000000"/>
-              <w:left w:val="single" w:sz="4" w:space="0" w:color="000000"/>
-              <w:bottom w:val="single" w:sz="4" w:space="0" w:color="000000"/>
-              <w:right w:val="single" w:sz="4" w:space="0" w:color="000000"/>
-            </w:tcBorders>
-            <w:shd w:fill="D9E2F3" w:val="clear"/>
-          </w:tcPr>
-          <w:p>
-            <w:pPr>
-              <w:spacing w:after="0" w:before="0" w:line="240" w:lineRule="auto"/>
-            </w:pPr>
-            <w:r/>
-            <w:r>
-              <w:rPr>
-                <w:rFonts w:ascii="Times New Roman" w:hAnsi="Times New Roman" w:cs="Times New Roman" w:eastAsia="Times New Roman"/>
-                <w:b/>
-                <w:i w:val="0"/>
-                <w:color w:val="000000"/>
-                <w:sz w:val="22"/>
-              </w:rPr>
-              <w:t>Модуль</w:t>
-            </w:r>
-          </w:p>
-        </w:tc>
-        <w:tc>
-          <w:tcPr>
-            <w:tcW w:type="dxa" w:w="3685"/>
-            <w:tcBorders>
-              <w:top w:val="single" w:sz="4" w:space="0" w:color="000000"/>
-              <w:left w:val="single" w:sz="4" w:space="0" w:color="000000"/>
-              <w:bottom w:val="single" w:sz="4" w:space="0" w:color="000000"/>
-              <w:right w:val="single" w:sz="4" w:space="0" w:color="000000"/>
-            </w:tcBorders>
-            <w:shd w:fill="D9E2F3" w:val="clear"/>
-          </w:tcPr>
-          <w:p>
-            <w:pPr>
-              <w:spacing w:after="0" w:before="0" w:line="240" w:lineRule="auto"/>
-            </w:pPr>
-            <w:r/>
-            <w:r>
-              <w:rPr>
-                <w:rFonts w:ascii="Times New Roman" w:hAnsi="Times New Roman" w:cs="Times New Roman" w:eastAsia="Times New Roman"/>
-                <w:b/>
-                <w:i w:val="0"/>
-                <w:color w:val="000000"/>
-                <w:sz w:val="22"/>
-              </w:rPr>
-              <w:t>Файл</w:t>
-            </w:r>
-          </w:p>
-        </w:tc>
-        <w:tc>
-          <w:tcPr>
-            <w:tcW w:type="dxa" w:w="3685"/>
-            <w:tcBorders>
-              <w:top w:val="single" w:sz="4" w:space="0" w:color="000000"/>
-              <w:left w:val="single" w:sz="4" w:space="0" w:color="000000"/>
-              <w:bottom w:val="single" w:sz="4" w:space="0" w:color="000000"/>
-              <w:right w:val="single" w:sz="4" w:space="0" w:color="000000"/>
-            </w:tcBorders>
-            <w:shd w:fill="D9E2F3" w:val="clear"/>
-          </w:tcPr>
-          <w:p>
-            <w:pPr>
-              <w:spacing w:after="0" w:before="0" w:line="240" w:lineRule="auto"/>
-            </w:pPr>
-            <w:r/>
-            <w:r>
-              <w:rPr>
-                <w:rFonts w:ascii="Times New Roman" w:hAnsi="Times New Roman" w:cs="Times New Roman" w:eastAsia="Times New Roman"/>
-                <w:b/>
-                <w:i w:val="0"/>
-                <w:color w:val="000000"/>
-                <w:sz w:val="22"/>
-              </w:rPr>
-              <w:t>Ответственность</w:t>
-            </w:r>
-          </w:p>
-        </w:tc>
-      </w:tr>
-      <w:tr>
-        <w:tc>
-          <w:tcPr>
-            <w:tcW w:type="dxa" w:w="1984"/>
-            <w:tcBorders>
-              <w:top w:val="single" w:sz="4" w:space="0" w:color="000000"/>
-              <w:left w:val="single" w:sz="4" w:space="0" w:color="000000"/>
-              <w:bottom w:val="single" w:sz="4" w:space="0" w:color="000000"/>
-              <w:right w:val="single" w:sz="4" w:space="0" w:color="000000"/>
-            </w:tcBorders>
-          </w:tcPr>
-          <w:p>
-            <w:pPr>
-              <w:spacing w:after="0" w:before="0" w:line="240" w:lineRule="auto"/>
-            </w:pPr>
-            <w:r/>
-            <w:r>
-              <w:rPr>
-                <w:rFonts w:ascii="Times New Roman" w:hAnsi="Times New Roman" w:cs="Times New Roman" w:eastAsia="Times New Roman"/>
-                <w:b w:val="0"/>
-                <w:i w:val="0"/>
-                <w:color w:val="000000"/>
-                <w:sz w:val="22"/>
-              </w:rPr>
-              <w:t>Контракт</w:t>
-            </w:r>
-          </w:p>
-        </w:tc>
-        <w:tc>
-          <w:tcPr>
-            <w:tcW w:type="dxa" w:w="3685"/>
-            <w:tcBorders>
-              <w:top w:val="single" w:sz="4" w:space="0" w:color="000000"/>
-              <w:left w:val="single" w:sz="4" w:space="0" w:color="000000"/>
-              <w:bottom w:val="single" w:sz="4" w:space="0" w:color="000000"/>
-              <w:right w:val="single" w:sz="4" w:space="0" w:color="000000"/>
-            </w:tcBorders>
-          </w:tcPr>
-          <w:p>
-            <w:pPr>
-              <w:spacing w:after="0" w:before="0" w:line="240" w:lineRule="auto"/>
-            </w:pPr>
-            <w:r/>
-            <w:r>
-              <w:rPr>
-                <w:rFonts w:ascii="Times New Roman" w:hAnsi="Times New Roman" w:cs="Times New Roman" w:eastAsia="Times New Roman"/>
-                <w:b w:val="0"/>
-                <w:i w:val="0"/>
-                <w:color w:val="000000"/>
-                <w:sz w:val="22"/>
-              </w:rPr>
-              <w:t>orders_service/app/models.py</w:t>
-            </w:r>
-          </w:p>
-        </w:tc>
-        <w:tc>
-          <w:tcPr>
-            <w:tcW w:type="dxa" w:w="3685"/>
-            <w:tcBorders>
-              <w:top w:val="single" w:sz="4" w:space="0" w:color="000000"/>
-              <w:left w:val="single" w:sz="4" w:space="0" w:color="000000"/>
-              <w:bottom w:val="single" w:sz="4" w:space="0" w:color="000000"/>
-              <w:right w:val="single" w:sz="4" w:space="0" w:color="000000"/>
-            </w:tcBorders>
-          </w:tcPr>
-          <w:p>
-            <w:pPr>
-              <w:spacing w:after="0" w:before="0" w:line="240" w:lineRule="auto"/>
-            </w:pPr>
-            <w:r/>
-            <w:r>
-              <w:rPr>
-                <w:rFonts w:ascii="Times New Roman" w:hAnsi="Times New Roman" w:cs="Times New Roman" w:eastAsia="Times New Roman"/>
-                <w:b w:val="0"/>
-                <w:i w:val="0"/>
-                <w:color w:val="000000"/>
-                <w:sz w:val="22"/>
-              </w:rPr>
-              <w:t>user_id, item, quantity, UserSnapshot</w:t>
-            </w:r>
-          </w:p>
-        </w:tc>
-      </w:tr>
-      <w:tr>
-        <w:tc>
-          <w:tcPr>
-            <w:tcW w:type="dxa" w:w="1984"/>
-            <w:tcBorders>
-              <w:top w:val="single" w:sz="4" w:space="0" w:color="000000"/>
-              <w:left w:val="single" w:sz="4" w:space="0" w:color="000000"/>
-              <w:bottom w:val="single" w:sz="4" w:space="0" w:color="000000"/>
-              <w:right w:val="single" w:sz="4" w:space="0" w:color="000000"/>
-            </w:tcBorders>
-          </w:tcPr>
-          <w:p>
-            <w:pPr>
-              <w:spacing w:after="0" w:before="0" w:line="240" w:lineRule="auto"/>
-            </w:pPr>
-            <w:r/>
-            <w:r>
-              <w:rPr>
-                <w:rFonts w:ascii="Times New Roman" w:hAnsi="Times New Roman" w:cs="Times New Roman" w:eastAsia="Times New Roman"/>
-                <w:b w:val="0"/>
-                <w:i w:val="0"/>
-                <w:color w:val="000000"/>
-                <w:sz w:val="22"/>
-              </w:rPr>
-              <w:t>Хранилище</w:t>
-            </w:r>
-          </w:p>
-        </w:tc>
-        <w:tc>
-          <w:tcPr>
-            <w:tcW w:type="dxa" w:w="3685"/>
-            <w:tcBorders>
-              <w:top w:val="single" w:sz="4" w:space="0" w:color="000000"/>
-              <w:left w:val="single" w:sz="4" w:space="0" w:color="000000"/>
-              <w:bottom w:val="single" w:sz="4" w:space="0" w:color="000000"/>
-              <w:right w:val="single" w:sz="4" w:space="0" w:color="000000"/>
-            </w:tcBorders>
-          </w:tcPr>
-          <w:p>
-            <w:pPr>
-              <w:spacing w:after="0" w:before="0" w:line="240" w:lineRule="auto"/>
-            </w:pPr>
-            <w:r/>
-            <w:r>
-              <w:rPr>
-                <w:rFonts w:ascii="Times New Roman" w:hAnsi="Times New Roman" w:cs="Times New Roman" w:eastAsia="Times New Roman"/>
-                <w:b w:val="0"/>
-                <w:i w:val="0"/>
-                <w:color w:val="000000"/>
-                <w:sz w:val="22"/>
-              </w:rPr>
-              <w:t>orders_service/app/storage.py</w:t>
-            </w:r>
-          </w:p>
-        </w:tc>
-        <w:tc>
-          <w:tcPr>
-            <w:tcW w:type="dxa" w:w="3685"/>
-            <w:tcBorders>
-              <w:top w:val="single" w:sz="4" w:space="0" w:color="000000"/>
-              <w:left w:val="single" w:sz="4" w:space="0" w:color="000000"/>
-              <w:bottom w:val="single" w:sz="4" w:space="0" w:color="000000"/>
-              <w:right w:val="single" w:sz="4" w:space="0" w:color="000000"/>
-            </w:tcBorders>
-          </w:tcPr>
-          <w:p>
-            <w:pPr>
-              <w:spacing w:after="0" w:before="0" w:line="240" w:lineRule="auto"/>
-            </w:pPr>
-            <w:r/>
-            <w:r>
-              <w:rPr>
-                <w:rFonts w:ascii="Times New Roman" w:hAnsi="Times New Roman" w:cs="Times New Roman" w:eastAsia="Times New Roman"/>
-                <w:b w:val="0"/>
-                <w:i w:val="0"/>
-                <w:color w:val="000000"/>
-                <w:sz w:val="22"/>
-              </w:rPr>
-              <w:t>In-memory заказы, без снимка пользователя</w:t>
-            </w:r>
-          </w:p>
-        </w:tc>
-      </w:tr>
-      <w:tr>
-        <w:tc>
-          <w:tcPr>
-            <w:tcW w:type="dxa" w:w="1984"/>
-            <w:tcBorders>
-              <w:top w:val="single" w:sz="4" w:space="0" w:color="000000"/>
-              <w:left w:val="single" w:sz="4" w:space="0" w:color="000000"/>
-              <w:bottom w:val="single" w:sz="4" w:space="0" w:color="000000"/>
-              <w:right w:val="single" w:sz="4" w:space="0" w:color="000000"/>
-            </w:tcBorders>
-          </w:tcPr>
-          <w:p>
-            <w:pPr>
-              <w:spacing w:after="0" w:before="0" w:line="240" w:lineRule="auto"/>
-            </w:pPr>
-            <w:r/>
-            <w:r>
-              <w:rPr>
-                <w:rFonts w:ascii="Times New Roman" w:hAnsi="Times New Roman" w:cs="Times New Roman" w:eastAsia="Times New Roman"/>
-                <w:b w:val="0"/>
-                <w:i w:val="0"/>
-                <w:color w:val="000000"/>
-                <w:sz w:val="22"/>
-              </w:rPr>
-              <w:t>Авторизация</w:t>
-            </w:r>
-          </w:p>
-        </w:tc>
-        <w:tc>
-          <w:tcPr>
-            <w:tcW w:type="dxa" w:w="3685"/>
-            <w:tcBorders>
-              <w:top w:val="single" w:sz="4" w:space="0" w:color="000000"/>
-              <w:left w:val="single" w:sz="4" w:space="0" w:color="000000"/>
-              <w:bottom w:val="single" w:sz="4" w:space="0" w:color="000000"/>
-              <w:right w:val="single" w:sz="4" w:space="0" w:color="000000"/>
-            </w:tcBorders>
-          </w:tcPr>
-          <w:p>
-            <w:pPr>
-              <w:spacing w:after="0" w:before="0" w:line="240" w:lineRule="auto"/>
-            </w:pPr>
-            <w:r/>
-            <w:r>
-              <w:rPr>
-                <w:rFonts w:ascii="Times New Roman" w:hAnsi="Times New Roman" w:cs="Times New Roman" w:eastAsia="Times New Roman"/>
-                <w:b w:val="0"/>
-                <w:i w:val="0"/>
-                <w:color w:val="000000"/>
-                <w:sz w:val="22"/>
-              </w:rPr>
-              <w:t>orders_service/app/auth.py</w:t>
-            </w:r>
-          </w:p>
-        </w:tc>
-        <w:tc>
-          <w:tcPr>
-            <w:tcW w:type="dxa" w:w="3685"/>
-            <w:tcBorders>
-              <w:top w:val="single" w:sz="4" w:space="0" w:color="000000"/>
-              <w:left w:val="single" w:sz="4" w:space="0" w:color="000000"/>
-              <w:bottom w:val="single" w:sz="4" w:space="0" w:color="000000"/>
-              <w:right w:val="single" w:sz="4" w:space="0" w:color="000000"/>
-            </w:tcBorders>
-          </w:tcPr>
-          <w:p>
-            <w:pPr>
-              <w:spacing w:after="0" w:before="0" w:line="240" w:lineRule="auto"/>
-            </w:pPr>
-            <w:r/>
-            <w:r>
-              <w:rPr>
-                <w:rFonts w:ascii="Times New Roman" w:hAnsi="Times New Roman" w:cs="Times New Roman" w:eastAsia="Times New Roman"/>
-                <w:b w:val="0"/>
-                <w:i w:val="0"/>
-                <w:color w:val="000000"/>
-                <w:sz w:val="22"/>
-              </w:rPr>
-              <w:t>Тот же Bearer-токен</w:t>
-            </w:r>
-          </w:p>
-        </w:tc>
-      </w:tr>
-      <w:tr>
-        <w:tc>
-          <w:tcPr>
-            <w:tcW w:type="dxa" w:w="1984"/>
-            <w:tcBorders>
-              <w:top w:val="single" w:sz="4" w:space="0" w:color="000000"/>
-              <w:left w:val="single" w:sz="4" w:space="0" w:color="000000"/>
-              <w:bottom w:val="single" w:sz="4" w:space="0" w:color="000000"/>
-              <w:right w:val="single" w:sz="4" w:space="0" w:color="000000"/>
-            </w:tcBorders>
-          </w:tcPr>
-          <w:p>
-            <w:pPr>
-              <w:spacing w:after="0" w:before="0" w:line="240" w:lineRule="auto"/>
-            </w:pPr>
-            <w:r/>
-            <w:r>
-              <w:rPr>
-                <w:rFonts w:ascii="Times New Roman" w:hAnsi="Times New Roman" w:cs="Times New Roman" w:eastAsia="Times New Roman"/>
-                <w:b w:val="0"/>
-                <w:i w:val="0"/>
-                <w:color w:val="000000"/>
-                <w:sz w:val="22"/>
-              </w:rPr>
-              <w:t>HTTP-клиент</w:t>
-            </w:r>
-          </w:p>
-        </w:tc>
-        <w:tc>
-          <w:tcPr>
-            <w:tcW w:type="dxa" w:w="3685"/>
-            <w:tcBorders>
-              <w:top w:val="single" w:sz="4" w:space="0" w:color="000000"/>
-              <w:left w:val="single" w:sz="4" w:space="0" w:color="000000"/>
-              <w:bottom w:val="single" w:sz="4" w:space="0" w:color="000000"/>
-              <w:right w:val="single" w:sz="4" w:space="0" w:color="000000"/>
-            </w:tcBorders>
-          </w:tcPr>
-          <w:p>
-            <w:pPr>
-              <w:spacing w:after="0" w:before="0" w:line="240" w:lineRule="auto"/>
-            </w:pPr>
-            <w:r/>
-            <w:r>
-              <w:rPr>
-                <w:rFonts w:ascii="Times New Roman" w:hAnsi="Times New Roman" w:cs="Times New Roman" w:eastAsia="Times New Roman"/>
-                <w:b w:val="0"/>
-                <w:i w:val="0"/>
-                <w:color w:val="000000"/>
-                <w:sz w:val="22"/>
-              </w:rPr>
-              <w:t>orders_service/app/users_client.py</w:t>
-            </w:r>
-          </w:p>
-        </w:tc>
-        <w:tc>
-          <w:tcPr>
-            <w:tcW w:type="dxa" w:w="3685"/>
-            <w:tcBorders>
-              <w:top w:val="single" w:sz="4" w:space="0" w:color="000000"/>
-              <w:left w:val="single" w:sz="4" w:space="0" w:color="000000"/>
-              <w:bottom w:val="single" w:sz="4" w:space="0" w:color="000000"/>
-              <w:right w:val="single" w:sz="4" w:space="0" w:color="000000"/>
-            </w:tcBorders>
-          </w:tcPr>
-          <w:p>
-            <w:pPr>
-              <w:spacing w:after="0" w:before="0" w:line="240" w:lineRule="auto"/>
-            </w:pPr>
-            <w:r/>
-            <w:r>
-              <w:rPr>
-                <w:rFonts w:ascii="Times New Roman" w:hAnsi="Times New Roman" w:cs="Times New Roman" w:eastAsia="Times New Roman"/>
-                <w:b w:val="0"/>
-                <w:i w:val="0"/>
-                <w:color w:val="000000"/>
-                <w:sz w:val="22"/>
-              </w:rPr>
-              <w:t>Вызов Users API; 404 и 503</w:t>
-            </w:r>
-          </w:p>
-        </w:tc>
-      </w:tr>
-      <w:tr>
-        <w:tc>
-          <w:tcPr>
-            <w:tcW w:type="dxa" w:w="1984"/>
-            <w:tcBorders>
-              <w:top w:val="single" w:sz="4" w:space="0" w:color="000000"/>
-              <w:left w:val="single" w:sz="4" w:space="0" w:color="000000"/>
-              <w:bottom w:val="single" w:sz="4" w:space="0" w:color="000000"/>
-              <w:right w:val="single" w:sz="4" w:space="0" w:color="000000"/>
-            </w:tcBorders>
-          </w:tcPr>
-          <w:p>
-            <w:pPr>
-              <w:spacing w:after="0" w:before="0" w:line="240" w:lineRule="auto"/>
-            </w:pPr>
-            <w:r/>
-            <w:r>
-              <w:rPr>
-                <w:rFonts w:ascii="Times New Roman" w:hAnsi="Times New Roman" w:cs="Times New Roman" w:eastAsia="Times New Roman"/>
-                <w:b w:val="0"/>
-                <w:i w:val="0"/>
-                <w:color w:val="000000"/>
-                <w:sz w:val="22"/>
-              </w:rPr>
-              <w:t>API</w:t>
-            </w:r>
-          </w:p>
-        </w:tc>
-        <w:tc>
-          <w:tcPr>
-            <w:tcW w:type="dxa" w:w="3685"/>
-            <w:tcBorders>
-              <w:top w:val="single" w:sz="4" w:space="0" w:color="000000"/>
-              <w:left w:val="single" w:sz="4" w:space="0" w:color="000000"/>
-              <w:bottom w:val="single" w:sz="4" w:space="0" w:color="000000"/>
-              <w:right w:val="single" w:sz="4" w:space="0" w:color="000000"/>
-            </w:tcBorders>
-          </w:tcPr>
-          <w:p>
-            <w:pPr>
-              <w:spacing w:after="0" w:before="0" w:line="240" w:lineRule="auto"/>
-            </w:pPr>
-            <w:r/>
-            <w:r>
-              <w:rPr>
-                <w:rFonts w:ascii="Times New Roman" w:hAnsi="Times New Roman" w:cs="Times New Roman" w:eastAsia="Times New Roman"/>
-                <w:b w:val="0"/>
-                <w:i w:val="0"/>
-                <w:color w:val="000000"/>
-                <w:sz w:val="22"/>
-              </w:rPr>
-              <w:t>orders_service/app/main.py</w:t>
-            </w:r>
-          </w:p>
-        </w:tc>
-        <w:tc>
-          <w:tcPr>
-            <w:tcW w:type="dxa" w:w="3685"/>
-            <w:tcBorders>
-              <w:top w:val="single" w:sz="4" w:space="0" w:color="000000"/>
-              <w:left w:val="single" w:sz="4" w:space="0" w:color="000000"/>
-              <w:bottom w:val="single" w:sz="4" w:space="0" w:color="000000"/>
-              <w:right w:val="single" w:sz="4" w:space="0" w:color="000000"/>
-            </w:tcBorders>
-          </w:tcPr>
-          <w:p>
-            <w:pPr>
-              <w:spacing w:after="0" w:before="0" w:line="240" w:lineRule="auto"/>
-            </w:pPr>
-            <w:r/>
-            <w:r>
-              <w:rPr>
-                <w:rFonts w:ascii="Times New Roman" w:hAnsi="Times New Roman" w:cs="Times New Roman" w:eastAsia="Times New Roman"/>
-                <w:b w:val="0"/>
-                <w:i w:val="0"/>
-                <w:color w:val="000000"/>
-                <w:sz w:val="22"/>
-              </w:rPr>
-              <w:t>Создание/чтение с enrich_order</w:t>
-            </w:r>
-          </w:p>
-        </w:tc>
-      </w:tr>
-    </w:tbl>
-    <w:p/>
-    <w:p>
-      <w:pPr>
-        <w:spacing w:after="120" w:before="0" w:line="360" w:lineRule="auto"/>
-        <w:ind w:firstLine="709"/>
-        <w:jc w:val="both"/>
-      </w:pPr>
-      <w:r>
-        <w:rPr>
-          <w:rFonts w:ascii="Times New Roman" w:hAnsi="Times New Roman" w:cs="Times New Roman" w:eastAsia="Times New Roman"/>
-          <w:b w:val="0"/>
-          <w:i w:val="0"/>
-          <w:color w:val="000000"/>
-          <w:sz w:val="28"/>
-        </w:rPr>
-        <w:t>Точка интеграции одна, но на ней сходятся сразу несколько модулей: валидация входа, токен, запись заказа, HTTP-клиент, хранилище пользователей, разбор ответа, сборка UserSnapshot. Именно поэтому «большой взрыв» здесь показателен: любой из этих модулей может дать один и тот же внешний симптом.</w:t>
-      </w:r>
-    </w:p>
-    <w:p>
-      <w:pPr>
-        <w:spacing w:after="160" w:before="240" w:line="360" w:lineRule="auto"/>
-        <w:ind w:firstLine="0"/>
-        <w:jc w:val="left"/>
-      </w:pPr>
-      <w:r>
-        <w:rPr>
-          <w:rFonts w:ascii="Times New Roman" w:hAnsi="Times New Roman" w:cs="Times New Roman" w:eastAsia="Times New Roman"/>
-          <w:b/>
-          <w:i w:val="0"/>
-          <w:color w:val="000000"/>
-          <w:sz w:val="28"/>
-        </w:rPr>
-        <w:t>5. Как метод был применён</w:t>
-      </w:r>
-    </w:p>
-    <w:p>
-      <w:pPr>
-        <w:spacing w:after="120" w:before="0" w:line="360" w:lineRule="auto"/>
-        <w:ind w:firstLine="709"/>
-        <w:jc w:val="both"/>
-      </w:pPr>
-      <w:r>
-        <w:rPr>
-          <w:rFonts w:ascii="Times New Roman" w:hAnsi="Times New Roman" w:cs="Times New Roman" w:eastAsia="Times New Roman"/>
-          <w:b w:val="0"/>
-          <w:i w:val="0"/>
-          <w:color w:val="000000"/>
-          <w:sz w:val="28"/>
-        </w:rPr>
-        <w:t>Инкрементальный стенд (сначала Users, потом клиент с заглушкой, потом Orders) не собирался. Оба сервиса стартовали одним шагом. Практическая реализация — tests/test_big_bang.py.</w:t>
-      </w:r>
-    </w:p>
-    <w:p>
-      <w:pPr>
-        <w:pStyle w:val="ListBullet"/>
-        <w:spacing w:after="40" w:before="0" w:line="360" w:lineRule="auto"/>
-        <w:ind w:left="709"/>
-      </w:pPr>
-      <w:r>
-        <w:rPr>
-          <w:rFonts w:ascii="Times New Roman" w:hAnsi="Times New Roman" w:cs="Times New Roman" w:eastAsia="Times New Roman"/>
-          <w:b w:val="0"/>
-          <w:i w:val="0"/>
-          <w:color w:val="000000"/>
-          <w:sz w:val="28"/>
-        </w:rPr>
-        <w:t>Фикстура bang поднимает Users API и Orders API на портах 28001 и 28002 одновременно.</w:t>
-      </w:r>
-    </w:p>
-    <w:p>
-      <w:pPr>
-        <w:pStyle w:val="ListBullet"/>
-        <w:spacing w:after="40" w:before="0" w:line="360" w:lineRule="auto"/>
-        <w:ind w:left="709"/>
-      </w:pPr>
-      <w:r>
-        <w:rPr>
-          <w:rFonts w:ascii="Times New Roman" w:hAnsi="Times New Roman" w:cs="Times New Roman" w:eastAsia="Times New Roman"/>
-          <w:b w:val="0"/>
-          <w:i w:val="0"/>
-          <w:color w:val="000000"/>
-          <w:sz w:val="28"/>
-        </w:rPr>
-        <w:t>Фикстура fresh_bang даёт чистую пару процессов для разрушающих сценариев (рестарт и останов Users).</w:t>
-      </w:r>
-    </w:p>
-    <w:p>
-      <w:pPr>
-        <w:pStyle w:val="ListBullet"/>
-        <w:spacing w:after="40" w:before="0" w:line="360" w:lineRule="auto"/>
-        <w:ind w:left="709"/>
-      </w:pPr>
-      <w:r>
-        <w:rPr>
-          <w:rFonts w:ascii="Times New Roman" w:hAnsi="Times New Roman" w:cs="Times New Roman" w:eastAsia="Times New Roman"/>
-          <w:b w:val="0"/>
-          <w:i w:val="0"/>
-          <w:color w:val="000000"/>
-          <w:sz w:val="28"/>
-        </w:rPr>
-        <w:t>Заглушек, моков и подмены users_client нет.</w:t>
-      </w:r>
-    </w:p>
-    <w:p>
-      <w:pPr>
-        <w:pStyle w:val="ListBullet"/>
-        <w:spacing w:after="40" w:before="0" w:line="360" w:lineRule="auto"/>
-        <w:ind w:left="709"/>
-      </w:pPr>
-      <w:r>
-        <w:rPr>
-          <w:rFonts w:ascii="Times New Roman" w:hAnsi="Times New Roman" w:cs="Times New Roman" w:eastAsia="Times New Roman"/>
-          <w:b w:val="0"/>
-          <w:i w:val="0"/>
-          <w:color w:val="000000"/>
-          <w:sz w:val="28"/>
-        </w:rPr>
-        <w:t>Тесты видят только HTTP собранной системы.</w:t>
-      </w:r>
-    </w:p>
-    <w:p>
-      <w:pPr>
-        <w:spacing w:after="120" w:before="0" w:line="360" w:lineRule="auto"/>
-        <w:ind w:firstLine="709"/>
-        <w:jc w:val="both"/>
-      </w:pPr>
-      <w:r>
-        <w:rPr>
-          <w:rFonts w:ascii="Times New Roman" w:hAnsi="Times New Roman" w:cs="Times New Roman" w:eastAsia="Times New Roman"/>
-          <w:b w:val="0"/>
-          <w:i w:val="0"/>
-          <w:color w:val="000000"/>
-          <w:sz w:val="28"/>
-        </w:rPr>
-        <w:t>Команда прогона:</w:t>
-      </w:r>
-    </w:p>
-    <w:p>
-      <w:pPr>
-        <w:spacing w:after="0" w:before="0" w:line="276" w:lineRule="auto"/>
-        <w:ind w:left="567" w:firstLine="0"/>
-      </w:pPr>
-      <w:r>
-        <w:rPr>
-          <w:rFonts w:ascii="Courier New" w:hAnsi="Courier New" w:cs="Courier New" w:eastAsia="Courier New"/>
-          <w:b w:val="0"/>
-          <w:i w:val="0"/>
-          <w:color w:val="000000"/>
-          <w:sz w:val="24"/>
-        </w:rPr>
-        <w:t>make test-bigbang</w:t>
-      </w:r>
-    </w:p>
-    <w:p>
-      <w:pPr>
-        <w:spacing w:after="0" w:before="0" w:line="276" w:lineRule="auto"/>
-        <w:ind w:left="567" w:firstLine="0"/>
-      </w:pPr>
-      <w:r>
-        <w:rPr>
-          <w:rFonts w:ascii="Courier New" w:hAnsi="Courier New" w:cs="Courier New" w:eastAsia="Courier New"/>
-          <w:b w:val="0"/>
-          <w:i w:val="0"/>
-          <w:color w:val="000000"/>
-          <w:sz w:val="24"/>
-        </w:rPr>
-        <w:t># эквивалент:</w:t>
-      </w:r>
-    </w:p>
-    <w:p>
-      <w:pPr>
-        <w:spacing w:after="0" w:before="0" w:line="276" w:lineRule="auto"/>
-        <w:ind w:left="567" w:firstLine="0"/>
-      </w:pPr>
-      <w:r>
-        <w:rPr>
-          <w:rFonts w:ascii="Courier New" w:hAnsi="Courier New" w:cs="Courier New" w:eastAsia="Courier New"/>
-          <w:b w:val="0"/>
-          <w:i w:val="0"/>
-          <w:color w:val="000000"/>
-          <w:sz w:val="24"/>
-        </w:rPr>
-        <w:t>.venv/bin/python -m pytest tests/test_big_bang.py -v --tb=short</w:t>
-      </w:r>
-    </w:p>
-    <w:p>
-      <w:pPr>
-        <w:spacing w:after="120"/>
-      </w:pPr>
-    </w:p>
-    <w:p>
-      <w:pPr>
-        <w:spacing w:after="120" w:before="0" w:line="360" w:lineRule="auto"/>
-        <w:ind w:firstLine="709"/>
-        <w:jc w:val="both"/>
-      </w:pPr>
-      <w:r>
-        <w:rPr>
-          <w:rFonts w:ascii="Times New Roman" w:hAnsi="Times New Roman" w:cs="Times New Roman" w:eastAsia="Times New Roman"/>
-          <w:b w:val="0"/>
-          <w:i w:val="0"/>
-          <w:color w:val="000000"/>
-          <w:sz w:val="28"/>
-        </w:rPr>
-        <w:t>Это и есть «один этап»: либо оба модуля живы и связаны реальным HTTP, либо сценарий не выполняется.</w:t>
-      </w:r>
-    </w:p>
-    <w:p>
-      <w:pPr>
-        <w:spacing w:after="160" w:before="240" w:line="360" w:lineRule="auto"/>
-        <w:ind w:firstLine="0"/>
-        <w:jc w:val="left"/>
-      </w:pPr>
-      <w:r>
-        <w:rPr>
-          <w:rFonts w:ascii="Times New Roman" w:hAnsi="Times New Roman" w:cs="Times New Roman" w:eastAsia="Times New Roman"/>
-          <w:b/>
-          <w:i w:val="0"/>
-          <w:color w:val="000000"/>
-          <w:sz w:val="28"/>
-        </w:rPr>
-        <w:t>6. Тестовые сценарии на полной сборке</w:t>
-      </w:r>
-    </w:p>
-    <w:p>
-      <w:pPr>
-        <w:spacing w:after="120" w:before="0" w:line="360" w:lineRule="auto"/>
-        <w:ind w:firstLine="709"/>
-        <w:jc w:val="both"/>
-      </w:pPr>
-      <w:r>
-        <w:rPr>
-          <w:rFonts w:ascii="Times New Roman" w:hAnsi="Times New Roman" w:cs="Times New Roman" w:eastAsia="Times New Roman"/>
-          <w:b w:val="0"/>
-          <w:i w:val="0"/>
-          <w:color w:val="000000"/>
-          <w:sz w:val="28"/>
-        </w:rPr>
-        <w:t>Сценарии специально не изолируют модули. Каждый из них бьёт по уже склеенной системе.</w:t>
-      </w:r>
-    </w:p>
-    <w:p>
-      <w:pPr>
-        <w:spacing w:after="120" w:before="160" w:line="360" w:lineRule="auto"/>
-        <w:ind w:firstLine="0"/>
-        <w:jc w:val="left"/>
-      </w:pPr>
-      <w:r>
-        <w:rPr>
-          <w:rFonts w:ascii="Times New Roman" w:hAnsi="Times New Roman" w:cs="Times New Roman" w:eastAsia="Times New Roman"/>
-          <w:b/>
-          <w:i w:val="0"/>
-          <w:color w:val="000000"/>
-          <w:sz w:val="28"/>
-        </w:rPr>
-        <w:t>BB-01. Сквозной happy path</w:t>
-      </w:r>
-    </w:p>
-    <w:tbl>
-      <w:tblPr>
-        <w:tblW w:type="auto" w:w="0"/>
-        <w:jc w:val="center"/>
-        <w:tblLayout w:type="autofit"/>
-        <w:tblLook w:firstColumn="1" w:firstRow="1" w:lastColumn="0" w:lastRow="0" w:noHBand="0" w:noVBand="1" w:val="04A0"/>
-      </w:tblPr>
-      <w:tblGrid>
-        <w:gridCol w:w="4844"/>
-        <w:gridCol w:w="4844"/>
-      </w:tblGrid>
-      <w:tr>
-        <w:tc>
-          <w:tcPr>
-            <w:tcW w:type="dxa" w:w="2551"/>
-            <w:tcBorders>
-              <w:top w:val="single" w:sz="4" w:space="0" w:color="000000"/>
-              <w:left w:val="single" w:sz="4" w:space="0" w:color="000000"/>
-              <w:bottom w:val="single" w:sz="4" w:space="0" w:color="000000"/>
-              <w:right w:val="single" w:sz="4" w:space="0" w:color="000000"/>
-            </w:tcBorders>
-            <w:shd w:fill="D9E2F3" w:val="clear"/>
-          </w:tcPr>
-          <w:p>
-            <w:pPr>
-              <w:spacing w:after="0" w:before="0" w:line="240" w:lineRule="auto"/>
-            </w:pPr>
-            <w:r/>
-            <w:r>
-              <w:rPr>
-                <w:rFonts w:ascii="Times New Roman" w:hAnsi="Times New Roman" w:cs="Times New Roman" w:eastAsia="Times New Roman"/>
-                <w:b/>
-                <w:i w:val="0"/>
-                <w:color w:val="000000"/>
-                <w:sz w:val="22"/>
-              </w:rPr>
-              <w:t>Поле</w:t>
-            </w:r>
-          </w:p>
-        </w:tc>
-        <w:tc>
-          <w:tcPr>
-            <w:tcW w:type="dxa" w:w="6803"/>
-            <w:tcBorders>
-              <w:top w:val="single" w:sz="4" w:space="0" w:color="000000"/>
-              <w:left w:val="single" w:sz="4" w:space="0" w:color="000000"/>
-              <w:bottom w:val="single" w:sz="4" w:space="0" w:color="000000"/>
-              <w:right w:val="single" w:sz="4" w:space="0" w:color="000000"/>
-            </w:tcBorders>
-            <w:shd w:fill="D9E2F3" w:val="clear"/>
-          </w:tcPr>
-          <w:p>
-            <w:pPr>
-              <w:spacing w:after="0" w:before="0" w:line="240" w:lineRule="auto"/>
-            </w:pPr>
-            <w:r/>
-            <w:r>
-              <w:rPr>
-                <w:rFonts w:ascii="Times New Roman" w:hAnsi="Times New Roman" w:cs="Times New Roman" w:eastAsia="Times New Roman"/>
-                <w:b/>
-                <w:i w:val="0"/>
-                <w:color w:val="000000"/>
-                <w:sz w:val="22"/>
-              </w:rPr>
-              <w:t>Содержание</w:t>
-            </w:r>
-          </w:p>
-        </w:tc>
-      </w:tr>
-      <w:tr>
-        <w:tc>
-          <w:tcPr>
-            <w:tcW w:type="dxa" w:w="2551"/>
-            <w:tcBorders>
-              <w:top w:val="single" w:sz="4" w:space="0" w:color="000000"/>
-              <w:left w:val="single" w:sz="4" w:space="0" w:color="000000"/>
-              <w:bottom w:val="single" w:sz="4" w:space="0" w:color="000000"/>
-              <w:right w:val="single" w:sz="4" w:space="0" w:color="000000"/>
-            </w:tcBorders>
-          </w:tcPr>
-          <w:p>
-            <w:pPr>
-              <w:spacing w:after="0" w:before="0" w:line="240" w:lineRule="auto"/>
-            </w:pPr>
-            <w:r/>
-            <w:r>
-              <w:rPr>
-                <w:rFonts w:ascii="Times New Roman" w:hAnsi="Times New Roman" w:cs="Times New Roman" w:eastAsia="Times New Roman"/>
-                <w:b w:val="0"/>
-                <w:i w:val="0"/>
-                <w:color w:val="000000"/>
-                <w:sz w:val="22"/>
-              </w:rPr>
-              <w:t>Цель</w:t>
-            </w:r>
-          </w:p>
-        </w:tc>
-        <w:tc>
-          <w:tcPr>
-            <w:tcW w:type="dxa" w:w="6803"/>
-            <w:tcBorders>
-              <w:top w:val="single" w:sz="4" w:space="0" w:color="000000"/>
-              <w:left w:val="single" w:sz="4" w:space="0" w:color="000000"/>
-              <w:bottom w:val="single" w:sz="4" w:space="0" w:color="000000"/>
-              <w:right w:val="single" w:sz="4" w:space="0" w:color="000000"/>
-            </w:tcBorders>
-          </w:tcPr>
-          <w:p>
-            <w:pPr>
-              <w:spacing w:after="0" w:before="0" w:line="240" w:lineRule="auto"/>
-            </w:pPr>
-            <w:r/>
-            <w:r>
-              <w:rPr>
-                <w:rFonts w:ascii="Times New Roman" w:hAnsi="Times New Roman" w:cs="Times New Roman" w:eastAsia="Times New Roman"/>
-                <w:b w:val="0"/>
-                <w:i w:val="0"/>
-                <w:color w:val="000000"/>
-                <w:sz w:val="22"/>
-              </w:rPr>
-              <w:t>Убедиться, что полная сборка вообще работает</w:t>
-            </w:r>
-          </w:p>
-        </w:tc>
-      </w:tr>
-      <w:tr>
-        <w:tc>
-          <w:tcPr>
-            <w:tcW w:type="dxa" w:w="2551"/>
-            <w:tcBorders>
-              <w:top w:val="single" w:sz="4" w:space="0" w:color="000000"/>
-              <w:left w:val="single" w:sz="4" w:space="0" w:color="000000"/>
-              <w:bottom w:val="single" w:sz="4" w:space="0" w:color="000000"/>
-              <w:right w:val="single" w:sz="4" w:space="0" w:color="000000"/>
-            </w:tcBorders>
-          </w:tcPr>
-          <w:p>
-            <w:pPr>
-              <w:spacing w:after="0" w:before="0" w:line="240" w:lineRule="auto"/>
-            </w:pPr>
-            <w:r/>
-            <w:r>
-              <w:rPr>
-                <w:rFonts w:ascii="Times New Roman" w:hAnsi="Times New Roman" w:cs="Times New Roman" w:eastAsia="Times New Roman"/>
-                <w:b w:val="0"/>
-                <w:i w:val="0"/>
-                <w:color w:val="000000"/>
-                <w:sz w:val="22"/>
-              </w:rPr>
-              <w:t>Модули</w:t>
-            </w:r>
-          </w:p>
-        </w:tc>
-        <w:tc>
-          <w:tcPr>
-            <w:tcW w:type="dxa" w:w="6803"/>
-            <w:tcBorders>
-              <w:top w:val="single" w:sz="4" w:space="0" w:color="000000"/>
-              <w:left w:val="single" w:sz="4" w:space="0" w:color="000000"/>
-              <w:bottom w:val="single" w:sz="4" w:space="0" w:color="000000"/>
-              <w:right w:val="single" w:sz="4" w:space="0" w:color="000000"/>
-            </w:tcBorders>
-          </w:tcPr>
-          <w:p>
-            <w:pPr>
-              <w:spacing w:after="0" w:before="0" w:line="240" w:lineRule="auto"/>
-            </w:pPr>
-            <w:r/>
-            <w:r>
-              <w:rPr>
-                <w:rFonts w:ascii="Times New Roman" w:hAnsi="Times New Roman" w:cs="Times New Roman" w:eastAsia="Times New Roman"/>
-                <w:b w:val="0"/>
-                <w:i w:val="0"/>
-                <w:color w:val="000000"/>
-                <w:sz w:val="22"/>
-              </w:rPr>
-              <w:t>health, seed storage, auth, models, middleware, users_client, оба API</w:t>
-            </w:r>
-          </w:p>
-        </w:tc>
-      </w:tr>
-      <w:tr>
-        <w:tc>
-          <w:tcPr>
-            <w:tcW w:type="dxa" w:w="2551"/>
-            <w:tcBorders>
-              <w:top w:val="single" w:sz="4" w:space="0" w:color="000000"/>
-              <w:left w:val="single" w:sz="4" w:space="0" w:color="000000"/>
-              <w:bottom w:val="single" w:sz="4" w:space="0" w:color="000000"/>
-              <w:right w:val="single" w:sz="4" w:space="0" w:color="000000"/>
-            </w:tcBorders>
-          </w:tcPr>
-          <w:p>
-            <w:pPr>
-              <w:spacing w:after="0" w:before="0" w:line="240" w:lineRule="auto"/>
-            </w:pPr>
-            <w:r/>
-            <w:r>
-              <w:rPr>
-                <w:rFonts w:ascii="Times New Roman" w:hAnsi="Times New Roman" w:cs="Times New Roman" w:eastAsia="Times New Roman"/>
-                <w:b w:val="0"/>
-                <w:i w:val="0"/>
-                <w:color w:val="000000"/>
-                <w:sz w:val="22"/>
-              </w:rPr>
-              <w:t>Шаги</w:t>
-            </w:r>
-          </w:p>
-        </w:tc>
-        <w:tc>
-          <w:tcPr>
-            <w:tcW w:type="dxa" w:w="6803"/>
-            <w:tcBorders>
-              <w:top w:val="single" w:sz="4" w:space="0" w:color="000000"/>
-              <w:left w:val="single" w:sz="4" w:space="0" w:color="000000"/>
-              <w:bottom w:val="single" w:sz="4" w:space="0" w:color="000000"/>
-              <w:right w:val="single" w:sz="4" w:space="0" w:color="000000"/>
-            </w:tcBorders>
-          </w:tcPr>
-          <w:p>
-            <w:pPr>
-              <w:spacing w:after="0" w:before="0" w:line="240" w:lineRule="auto"/>
-            </w:pPr>
-            <w:r/>
-            <w:r>
-              <w:rPr>
-                <w:rFonts w:ascii="Times New Roman" w:hAnsi="Times New Roman" w:cs="Times New Roman" w:eastAsia="Times New Roman"/>
-                <w:b w:val="0"/>
-                <w:i w:val="0"/>
-                <w:color w:val="000000"/>
-                <w:sz w:val="22"/>
-              </w:rPr>
-              <w:t>GET /health на обоих сервисах; GET /users (seed); POST /users; POST /orders; GET /orders/{id} и GET /orders</w:t>
-            </w:r>
-          </w:p>
-        </w:tc>
-      </w:tr>
-      <w:tr>
-        <w:tc>
-          <w:tcPr>
-            <w:tcW w:type="dxa" w:w="2551"/>
-            <w:tcBorders>
-              <w:top w:val="single" w:sz="4" w:space="0" w:color="000000"/>
-              <w:left w:val="single" w:sz="4" w:space="0" w:color="000000"/>
-              <w:bottom w:val="single" w:sz="4" w:space="0" w:color="000000"/>
-              <w:right w:val="single" w:sz="4" w:space="0" w:color="000000"/>
-            </w:tcBorders>
-          </w:tcPr>
-          <w:p>
-            <w:pPr>
-              <w:spacing w:after="0" w:before="0" w:line="240" w:lineRule="auto"/>
-            </w:pPr>
-            <w:r/>
-            <w:r>
-              <w:rPr>
-                <w:rFonts w:ascii="Times New Roman" w:hAnsi="Times New Roman" w:cs="Times New Roman" w:eastAsia="Times New Roman"/>
-                <w:b w:val="0"/>
-                <w:i w:val="0"/>
-                <w:color w:val="000000"/>
-                <w:sz w:val="22"/>
-              </w:rPr>
-              <w:t>Ожидание</w:t>
-            </w:r>
-          </w:p>
-        </w:tc>
-        <w:tc>
-          <w:tcPr>
-            <w:tcW w:type="dxa" w:w="6803"/>
-            <w:tcBorders>
-              <w:top w:val="single" w:sz="4" w:space="0" w:color="000000"/>
-              <w:left w:val="single" w:sz="4" w:space="0" w:color="000000"/>
-              <w:bottom w:val="single" w:sz="4" w:space="0" w:color="000000"/>
-              <w:right w:val="single" w:sz="4" w:space="0" w:color="000000"/>
-            </w:tcBorders>
-          </w:tcPr>
-          <w:p>
-            <w:pPr>
-              <w:spacing w:after="0" w:before="0" w:line="240" w:lineRule="auto"/>
-            </w:pPr>
-            <w:r/>
-            <w:r>
-              <w:rPr>
-                <w:rFonts w:ascii="Times New Roman" w:hAnsi="Times New Roman" w:cs="Times New Roman" w:eastAsia="Times New Roman"/>
-                <w:b w:val="0"/>
-                <w:i w:val="0"/>
-                <w:color w:val="000000"/>
-                <w:sz w:val="22"/>
-              </w:rPr>
-              <w:t>201/200, вложенный user, заголовки Location, X-Request-ID, X-User-Service-Time-Ms</w:t>
-            </w:r>
-          </w:p>
-        </w:tc>
-      </w:tr>
-    </w:tbl>
-    <w:p/>
-    <w:p>
-      <w:pPr>
-        <w:spacing w:after="120" w:before="160" w:line="360" w:lineRule="auto"/>
-        <w:ind w:firstLine="0"/>
-        <w:jc w:val="left"/>
-      </w:pPr>
-      <w:r>
-        <w:rPr>
-          <w:rFonts w:ascii="Times New Roman" w:hAnsi="Times New Roman" w:cs="Times New Roman" w:eastAsia="Times New Roman"/>
-          <w:b/>
-          <w:i w:val="0"/>
-          <w:color w:val="000000"/>
-          <w:sz w:val="28"/>
-        </w:rPr>
-        <w:t>BB-02. Негативные пути на той же сборке</w:t>
-      </w:r>
-    </w:p>
-    <w:tbl>
-      <w:tblPr>
-        <w:tblW w:type="auto" w:w="0"/>
-        <w:jc w:val="center"/>
-        <w:tblLayout w:type="autofit"/>
-        <w:tblLook w:firstColumn="1" w:firstRow="1" w:lastColumn="0" w:lastRow="0" w:noHBand="0" w:noVBand="1" w:val="04A0"/>
-      </w:tblPr>
-      <w:tblGrid>
-        <w:gridCol w:w="4844"/>
-        <w:gridCol w:w="4844"/>
-      </w:tblGrid>
-      <w:tr>
-        <w:tc>
-          <w:tcPr>
-            <w:tcW w:type="dxa" w:w="2551"/>
-            <w:tcBorders>
-              <w:top w:val="single" w:sz="4" w:space="0" w:color="000000"/>
-              <w:left w:val="single" w:sz="4" w:space="0" w:color="000000"/>
-              <w:bottom w:val="single" w:sz="4" w:space="0" w:color="000000"/>
-              <w:right w:val="single" w:sz="4" w:space="0" w:color="000000"/>
-            </w:tcBorders>
-            <w:shd w:fill="D9E2F3" w:val="clear"/>
-          </w:tcPr>
-          <w:p>
-            <w:pPr>
-              <w:spacing w:after="0" w:before="0" w:line="240" w:lineRule="auto"/>
-            </w:pPr>
-            <w:r/>
-            <w:r>
-              <w:rPr>
-                <w:rFonts w:ascii="Times New Roman" w:hAnsi="Times New Roman" w:cs="Times New Roman" w:eastAsia="Times New Roman"/>
-                <w:b/>
-                <w:i w:val="0"/>
-                <w:color w:val="000000"/>
-                <w:sz w:val="22"/>
-              </w:rPr>
-              <w:t>Поле</w:t>
-            </w:r>
-          </w:p>
-        </w:tc>
-        <w:tc>
-          <w:tcPr>
-            <w:tcW w:type="dxa" w:w="6803"/>
-            <w:tcBorders>
-              <w:top w:val="single" w:sz="4" w:space="0" w:color="000000"/>
-              <w:left w:val="single" w:sz="4" w:space="0" w:color="000000"/>
-              <w:bottom w:val="single" w:sz="4" w:space="0" w:color="000000"/>
-              <w:right w:val="single" w:sz="4" w:space="0" w:color="000000"/>
-            </w:tcBorders>
-            <w:shd w:fill="D9E2F3" w:val="clear"/>
-          </w:tcPr>
-          <w:p>
-            <w:pPr>
-              <w:spacing w:after="0" w:before="0" w:line="240" w:lineRule="auto"/>
-            </w:pPr>
-            <w:r/>
-            <w:r>
-              <w:rPr>
-                <w:rFonts w:ascii="Times New Roman" w:hAnsi="Times New Roman" w:cs="Times New Roman" w:eastAsia="Times New Roman"/>
-                <w:b/>
-                <w:i w:val="0"/>
-                <w:color w:val="000000"/>
-                <w:sz w:val="22"/>
-              </w:rPr>
-              <w:t>Содержание</w:t>
-            </w:r>
-          </w:p>
-        </w:tc>
-      </w:tr>
-      <w:tr>
-        <w:tc>
-          <w:tcPr>
-            <w:tcW w:type="dxa" w:w="2551"/>
-            <w:tcBorders>
-              <w:top w:val="single" w:sz="4" w:space="0" w:color="000000"/>
-              <w:left w:val="single" w:sz="4" w:space="0" w:color="000000"/>
-              <w:bottom w:val="single" w:sz="4" w:space="0" w:color="000000"/>
-              <w:right w:val="single" w:sz="4" w:space="0" w:color="000000"/>
-            </w:tcBorders>
-          </w:tcPr>
-          <w:p>
-            <w:pPr>
-              <w:spacing w:after="0" w:before="0" w:line="240" w:lineRule="auto"/>
-            </w:pPr>
-            <w:r/>
-            <w:r>
-              <w:rPr>
-                <w:rFonts w:ascii="Times New Roman" w:hAnsi="Times New Roman" w:cs="Times New Roman" w:eastAsia="Times New Roman"/>
-                <w:b w:val="0"/>
-                <w:i w:val="0"/>
-                <w:color w:val="000000"/>
-                <w:sz w:val="22"/>
-              </w:rPr>
-              <w:t>Цель</w:t>
-            </w:r>
-          </w:p>
-        </w:tc>
-        <w:tc>
-          <w:tcPr>
-            <w:tcW w:type="dxa" w:w="6803"/>
-            <w:tcBorders>
-              <w:top w:val="single" w:sz="4" w:space="0" w:color="000000"/>
-              <w:left w:val="single" w:sz="4" w:space="0" w:color="000000"/>
-              <w:bottom w:val="single" w:sz="4" w:space="0" w:color="000000"/>
-              <w:right w:val="single" w:sz="4" w:space="0" w:color="000000"/>
-            </w:tcBorders>
-          </w:tcPr>
-          <w:p>
-            <w:pPr>
-              <w:spacing w:after="0" w:before="0" w:line="240" w:lineRule="auto"/>
-            </w:pPr>
-            <w:r/>
-            <w:r>
-              <w:rPr>
-                <w:rFonts w:ascii="Times New Roman" w:hAnsi="Times New Roman" w:cs="Times New Roman" w:eastAsia="Times New Roman"/>
-                <w:b w:val="0"/>
-                <w:i w:val="0"/>
-                <w:color w:val="000000"/>
-                <w:sz w:val="22"/>
-              </w:rPr>
-              <w:t>Проверить 404/401/422 без выключения модулей</w:t>
-            </w:r>
-          </w:p>
-        </w:tc>
-      </w:tr>
-      <w:tr>
-        <w:tc>
-          <w:tcPr>
-            <w:tcW w:type="dxa" w:w="2551"/>
-            <w:tcBorders>
-              <w:top w:val="single" w:sz="4" w:space="0" w:color="000000"/>
-              <w:left w:val="single" w:sz="4" w:space="0" w:color="000000"/>
-              <w:bottom w:val="single" w:sz="4" w:space="0" w:color="000000"/>
-              <w:right w:val="single" w:sz="4" w:space="0" w:color="000000"/>
-            </w:tcBorders>
-          </w:tcPr>
-          <w:p>
-            <w:pPr>
-              <w:spacing w:after="0" w:before="0" w:line="240" w:lineRule="auto"/>
-            </w:pPr>
-            <w:r/>
-            <w:r>
-              <w:rPr>
-                <w:rFonts w:ascii="Times New Roman" w:hAnsi="Times New Roman" w:cs="Times New Roman" w:eastAsia="Times New Roman"/>
-                <w:b w:val="0"/>
-                <w:i w:val="0"/>
-                <w:color w:val="000000"/>
-                <w:sz w:val="22"/>
-              </w:rPr>
-              <w:t>Шаги</w:t>
-            </w:r>
-          </w:p>
-        </w:tc>
-        <w:tc>
-          <w:tcPr>
-            <w:tcW w:type="dxa" w:w="6803"/>
-            <w:tcBorders>
-              <w:top w:val="single" w:sz="4" w:space="0" w:color="000000"/>
-              <w:left w:val="single" w:sz="4" w:space="0" w:color="000000"/>
-              <w:bottom w:val="single" w:sz="4" w:space="0" w:color="000000"/>
-              <w:right w:val="single" w:sz="4" w:space="0" w:color="000000"/>
-            </w:tcBorders>
-          </w:tcPr>
-          <w:p>
-            <w:pPr>
-              <w:spacing w:after="0" w:before="0" w:line="240" w:lineRule="auto"/>
-            </w:pPr>
-            <w:r/>
-            <w:r>
-              <w:rPr>
-                <w:rFonts w:ascii="Times New Roman" w:hAnsi="Times New Roman" w:cs="Times New Roman" w:eastAsia="Times New Roman"/>
-                <w:b w:val="0"/>
-                <w:i w:val="0"/>
-                <w:color w:val="000000"/>
-                <w:sz w:val="22"/>
-              </w:rPr>
-              <w:t>Заказ на user_id=999999; POST без токена; неверный токен; невалидное тело; GET /orders/999999</w:t>
-            </w:r>
-          </w:p>
-        </w:tc>
-      </w:tr>
-      <w:tr>
-        <w:tc>
-          <w:tcPr>
-            <w:tcW w:type="dxa" w:w="2551"/>
-            <w:tcBorders>
-              <w:top w:val="single" w:sz="4" w:space="0" w:color="000000"/>
-              <w:left w:val="single" w:sz="4" w:space="0" w:color="000000"/>
-              <w:bottom w:val="single" w:sz="4" w:space="0" w:color="000000"/>
-              <w:right w:val="single" w:sz="4" w:space="0" w:color="000000"/>
-            </w:tcBorders>
-          </w:tcPr>
-          <w:p>
-            <w:pPr>
-              <w:spacing w:after="0" w:before="0" w:line="240" w:lineRule="auto"/>
-            </w:pPr>
-            <w:r/>
-            <w:r>
-              <w:rPr>
-                <w:rFonts w:ascii="Times New Roman" w:hAnsi="Times New Roman" w:cs="Times New Roman" w:eastAsia="Times New Roman"/>
-                <w:b w:val="0"/>
-                <w:i w:val="0"/>
-                <w:color w:val="000000"/>
-                <w:sz w:val="22"/>
-              </w:rPr>
-              <w:t>Ожидание</w:t>
-            </w:r>
-          </w:p>
-        </w:tc>
-        <w:tc>
-          <w:tcPr>
-            <w:tcW w:type="dxa" w:w="6803"/>
-            <w:tcBorders>
-              <w:top w:val="single" w:sz="4" w:space="0" w:color="000000"/>
-              <w:left w:val="single" w:sz="4" w:space="0" w:color="000000"/>
-              <w:bottom w:val="single" w:sz="4" w:space="0" w:color="000000"/>
-              <w:right w:val="single" w:sz="4" w:space="0" w:color="000000"/>
-            </w:tcBorders>
-          </w:tcPr>
-          <w:p>
-            <w:pPr>
-              <w:spacing w:after="0" w:before="0" w:line="240" w:lineRule="auto"/>
-            </w:pPr>
-            <w:r/>
-            <w:r>
-              <w:rPr>
-                <w:rFonts w:ascii="Times New Roman" w:hAnsi="Times New Roman" w:cs="Times New Roman" w:eastAsia="Times New Roman"/>
-                <w:b w:val="0"/>
-                <w:i w:val="0"/>
-                <w:color w:val="000000"/>
-                <w:sz w:val="22"/>
-              </w:rPr>
-              <w:t>404 пользователя, 401, 422, 404 заказа</w:t>
-            </w:r>
-          </w:p>
-        </w:tc>
-      </w:tr>
-    </w:tbl>
-    <w:p/>
-    <w:p>
-      <w:pPr>
-        <w:spacing w:after="120" w:before="160" w:line="360" w:lineRule="auto"/>
-        <w:ind w:firstLine="0"/>
-        <w:jc w:val="left"/>
-      </w:pPr>
-      <w:r>
-        <w:rPr>
-          <w:rFonts w:ascii="Times New Roman" w:hAnsi="Times New Roman" w:cs="Times New Roman" w:eastAsia="Times New Roman"/>
-          <w:b/>
-          <w:i w:val="0"/>
-          <w:color w:val="000000"/>
-          <w:sz w:val="28"/>
-        </w:rPr>
-        <w:t>BB-03. Время списка заказов (N+1)</w:t>
-      </w:r>
-    </w:p>
-    <w:tbl>
-      <w:tblPr>
-        <w:tblW w:type="auto" w:w="0"/>
-        <w:jc w:val="center"/>
-        <w:tblLayout w:type="autofit"/>
-        <w:tblLook w:firstColumn="1" w:firstRow="1" w:lastColumn="0" w:lastRow="0" w:noHBand="0" w:noVBand="1" w:val="04A0"/>
-      </w:tblPr>
-      <w:tblGrid>
-        <w:gridCol w:w="4844"/>
-        <w:gridCol w:w="4844"/>
-      </w:tblGrid>
-      <w:tr>
-        <w:tc>
-          <w:tcPr>
-            <w:tcW w:type="dxa" w:w="2551"/>
-            <w:tcBorders>
-              <w:top w:val="single" w:sz="4" w:space="0" w:color="000000"/>
-              <w:left w:val="single" w:sz="4" w:space="0" w:color="000000"/>
-              <w:bottom w:val="single" w:sz="4" w:space="0" w:color="000000"/>
-              <w:right w:val="single" w:sz="4" w:space="0" w:color="000000"/>
-            </w:tcBorders>
-            <w:shd w:fill="D9E2F3" w:val="clear"/>
-          </w:tcPr>
-          <w:p>
-            <w:pPr>
-              <w:spacing w:after="0" w:before="0" w:line="240" w:lineRule="auto"/>
-            </w:pPr>
-            <w:r/>
-            <w:r>
-              <w:rPr>
-                <w:rFonts w:ascii="Times New Roman" w:hAnsi="Times New Roman" w:cs="Times New Roman" w:eastAsia="Times New Roman"/>
-                <w:b/>
-                <w:i w:val="0"/>
-                <w:color w:val="000000"/>
-                <w:sz w:val="22"/>
-              </w:rPr>
-              <w:t>Поле</w:t>
-            </w:r>
-          </w:p>
-        </w:tc>
-        <w:tc>
-          <w:tcPr>
-            <w:tcW w:type="dxa" w:w="6803"/>
-            <w:tcBorders>
-              <w:top w:val="single" w:sz="4" w:space="0" w:color="000000"/>
-              <w:left w:val="single" w:sz="4" w:space="0" w:color="000000"/>
-              <w:bottom w:val="single" w:sz="4" w:space="0" w:color="000000"/>
-              <w:right w:val="single" w:sz="4" w:space="0" w:color="000000"/>
-            </w:tcBorders>
-            <w:shd w:fill="D9E2F3" w:val="clear"/>
-          </w:tcPr>
-          <w:p>
-            <w:pPr>
-              <w:spacing w:after="0" w:before="0" w:line="240" w:lineRule="auto"/>
-            </w:pPr>
-            <w:r/>
-            <w:r>
-              <w:rPr>
-                <w:rFonts w:ascii="Times New Roman" w:hAnsi="Times New Roman" w:cs="Times New Roman" w:eastAsia="Times New Roman"/>
-                <w:b/>
-                <w:i w:val="0"/>
-                <w:color w:val="000000"/>
-                <w:sz w:val="22"/>
-              </w:rPr>
-              <w:t>Содержание</w:t>
-            </w:r>
-          </w:p>
-        </w:tc>
-      </w:tr>
-      <w:tr>
-        <w:tc>
-          <w:tcPr>
-            <w:tcW w:type="dxa" w:w="2551"/>
-            <w:tcBorders>
-              <w:top w:val="single" w:sz="4" w:space="0" w:color="000000"/>
-              <w:left w:val="single" w:sz="4" w:space="0" w:color="000000"/>
-              <w:bottom w:val="single" w:sz="4" w:space="0" w:color="000000"/>
-              <w:right w:val="single" w:sz="4" w:space="0" w:color="000000"/>
-            </w:tcBorders>
-          </w:tcPr>
-          <w:p>
-            <w:pPr>
-              <w:spacing w:after="0" w:before="0" w:line="240" w:lineRule="auto"/>
-            </w:pPr>
-            <w:r/>
-            <w:r>
-              <w:rPr>
-                <w:rFonts w:ascii="Times New Roman" w:hAnsi="Times New Roman" w:cs="Times New Roman" w:eastAsia="Times New Roman"/>
-                <w:b w:val="0"/>
-                <w:i w:val="0"/>
-                <w:color w:val="000000"/>
-                <w:sz w:val="22"/>
-              </w:rPr>
-              <w:t>Цель</w:t>
-            </w:r>
-          </w:p>
-        </w:tc>
-        <w:tc>
-          <w:tcPr>
-            <w:tcW w:type="dxa" w:w="6803"/>
-            <w:tcBorders>
-              <w:top w:val="single" w:sz="4" w:space="0" w:color="000000"/>
-              <w:left w:val="single" w:sz="4" w:space="0" w:color="000000"/>
-              <w:bottom w:val="single" w:sz="4" w:space="0" w:color="000000"/>
-              <w:right w:val="single" w:sz="4" w:space="0" w:color="000000"/>
-            </w:tcBorders>
-          </w:tcPr>
-          <w:p>
-            <w:pPr>
-              <w:spacing w:after="0" w:before="0" w:line="240" w:lineRule="auto"/>
-            </w:pPr>
-            <w:r/>
-            <w:r>
-              <w:rPr>
-                <w:rFonts w:ascii="Times New Roman" w:hAnsi="Times New Roman" w:cs="Times New Roman" w:eastAsia="Times New Roman"/>
-                <w:b w:val="0"/>
-                <w:i w:val="0"/>
-                <w:color w:val="000000"/>
-                <w:sz w:val="22"/>
-              </w:rPr>
-              <w:t>Зафиксировать, как список заказов размножает вызовы Users API</w:t>
-            </w:r>
-          </w:p>
-        </w:tc>
-      </w:tr>
-      <w:tr>
-        <w:tc>
-          <w:tcPr>
-            <w:tcW w:type="dxa" w:w="2551"/>
-            <w:tcBorders>
-              <w:top w:val="single" w:sz="4" w:space="0" w:color="000000"/>
-              <w:left w:val="single" w:sz="4" w:space="0" w:color="000000"/>
-              <w:bottom w:val="single" w:sz="4" w:space="0" w:color="000000"/>
-              <w:right w:val="single" w:sz="4" w:space="0" w:color="000000"/>
-            </w:tcBorders>
-          </w:tcPr>
-          <w:p>
-            <w:pPr>
-              <w:spacing w:after="0" w:before="0" w:line="240" w:lineRule="auto"/>
-            </w:pPr>
-            <w:r/>
-            <w:r>
-              <w:rPr>
-                <w:rFonts w:ascii="Times New Roman" w:hAnsi="Times New Roman" w:cs="Times New Roman" w:eastAsia="Times New Roman"/>
-                <w:b w:val="0"/>
-                <w:i w:val="0"/>
-                <w:color w:val="000000"/>
-                <w:sz w:val="22"/>
-              </w:rPr>
-              <w:t>Шаги</w:t>
-            </w:r>
-          </w:p>
-        </w:tc>
-        <w:tc>
-          <w:tcPr>
-            <w:tcW w:type="dxa" w:w="6803"/>
-            <w:tcBorders>
-              <w:top w:val="single" w:sz="4" w:space="0" w:color="000000"/>
-              <w:left w:val="single" w:sz="4" w:space="0" w:color="000000"/>
-              <w:bottom w:val="single" w:sz="4" w:space="0" w:color="000000"/>
-              <w:right w:val="single" w:sz="4" w:space="0" w:color="000000"/>
-            </w:tcBorders>
-          </w:tcPr>
-          <w:p>
-            <w:pPr>
-              <w:spacing w:after="0" w:before="0" w:line="240" w:lineRule="auto"/>
-            </w:pPr>
-            <w:r/>
-            <w:r>
-              <w:rPr>
-                <w:rFonts w:ascii="Times New Roman" w:hAnsi="Times New Roman" w:cs="Times New Roman" w:eastAsia="Times New Roman"/>
-                <w:b w:val="0"/>
-                <w:i w:val="0"/>
-                <w:color w:val="000000"/>
-                <w:sz w:val="22"/>
-              </w:rPr>
-              <w:t>Создать 4 заказа одному пользователю, сравнить X-User-Service-Time-Ms у GET /orders/{id} и GET /orders</w:t>
-            </w:r>
-          </w:p>
-        </w:tc>
-      </w:tr>
-      <w:tr>
-        <w:tc>
-          <w:tcPr>
-            <w:tcW w:type="dxa" w:w="2551"/>
-            <w:tcBorders>
-              <w:top w:val="single" w:sz="4" w:space="0" w:color="000000"/>
-              <w:left w:val="single" w:sz="4" w:space="0" w:color="000000"/>
-              <w:bottom w:val="single" w:sz="4" w:space="0" w:color="000000"/>
-              <w:right w:val="single" w:sz="4" w:space="0" w:color="000000"/>
-            </w:tcBorders>
-          </w:tcPr>
-          <w:p>
-            <w:pPr>
-              <w:spacing w:after="0" w:before="0" w:line="240" w:lineRule="auto"/>
-            </w:pPr>
-            <w:r/>
-            <w:r>
-              <w:rPr>
-                <w:rFonts w:ascii="Times New Roman" w:hAnsi="Times New Roman" w:cs="Times New Roman" w:eastAsia="Times New Roman"/>
-                <w:b w:val="0"/>
-                <w:i w:val="0"/>
-                <w:color w:val="000000"/>
-                <w:sz w:val="22"/>
-              </w:rPr>
-              <w:t>Ожидание</w:t>
-            </w:r>
-          </w:p>
-        </w:tc>
-        <w:tc>
-          <w:tcPr>
-            <w:tcW w:type="dxa" w:w="6803"/>
-            <w:tcBorders>
-              <w:top w:val="single" w:sz="4" w:space="0" w:color="000000"/>
-              <w:left w:val="single" w:sz="4" w:space="0" w:color="000000"/>
-              <w:bottom w:val="single" w:sz="4" w:space="0" w:color="000000"/>
-              <w:right w:val="single" w:sz="4" w:space="0" w:color="000000"/>
-            </w:tcBorders>
-          </w:tcPr>
-          <w:p>
-            <w:pPr>
-              <w:spacing w:after="0" w:before="0" w:line="240" w:lineRule="auto"/>
-            </w:pPr>
-            <w:r/>
-            <w:r>
-              <w:rPr>
-                <w:rFonts w:ascii="Times New Roman" w:hAnsi="Times New Roman" w:cs="Times New Roman" w:eastAsia="Times New Roman"/>
-                <w:b w:val="0"/>
-                <w:i w:val="0"/>
-                <w:color w:val="000000"/>
-                <w:sz w:val="22"/>
-              </w:rPr>
-              <w:t>Время списка не растёт пропорционально числу элементов</w:t>
-            </w:r>
-          </w:p>
-        </w:tc>
-      </w:tr>
-    </w:tbl>
-    <w:p/>
-    <w:p>
-      <w:pPr>
-        <w:spacing w:after="120" w:before="160" w:line="360" w:lineRule="auto"/>
-        <w:ind w:firstLine="0"/>
-        <w:jc w:val="left"/>
-      </w:pPr>
-      <w:r>
-        <w:rPr>
-          <w:rFonts w:ascii="Times New Roman" w:hAnsi="Times New Roman" w:cs="Times New Roman" w:eastAsia="Times New Roman"/>
-          <w:b/>
-          <w:i w:val="0"/>
-          <w:color w:val="000000"/>
-          <w:sz w:val="28"/>
-        </w:rPr>
-        <w:t>BB-04. Исчезновение одного пользователя</w:t>
-      </w:r>
-    </w:p>
-    <w:tbl>
-      <w:tblPr>
-        <w:tblW w:type="auto" w:w="0"/>
-        <w:jc w:val="center"/>
-        <w:tblLayout w:type="autofit"/>
-        <w:tblLook w:firstColumn="1" w:firstRow="1" w:lastColumn="0" w:lastRow="0" w:noHBand="0" w:noVBand="1" w:val="04A0"/>
-      </w:tblPr>
-      <w:tblGrid>
-        <w:gridCol w:w="4844"/>
-        <w:gridCol w:w="4844"/>
-      </w:tblGrid>
-      <w:tr>
-        <w:tc>
-          <w:tcPr>
-            <w:tcW w:type="dxa" w:w="2551"/>
-            <w:tcBorders>
-              <w:top w:val="single" w:sz="4" w:space="0" w:color="000000"/>
-              <w:left w:val="single" w:sz="4" w:space="0" w:color="000000"/>
-              <w:bottom w:val="single" w:sz="4" w:space="0" w:color="000000"/>
-              <w:right w:val="single" w:sz="4" w:space="0" w:color="000000"/>
-            </w:tcBorders>
-            <w:shd w:fill="D9E2F3" w:val="clear"/>
-          </w:tcPr>
-          <w:p>
-            <w:pPr>
-              <w:spacing w:after="0" w:before="0" w:line="240" w:lineRule="auto"/>
-            </w:pPr>
-            <w:r/>
-            <w:r>
-              <w:rPr>
-                <w:rFonts w:ascii="Times New Roman" w:hAnsi="Times New Roman" w:cs="Times New Roman" w:eastAsia="Times New Roman"/>
-                <w:b/>
-                <w:i w:val="0"/>
-                <w:color w:val="000000"/>
-                <w:sz w:val="22"/>
-              </w:rPr>
-              <w:t>Поле</w:t>
-            </w:r>
-          </w:p>
-        </w:tc>
-        <w:tc>
-          <w:tcPr>
-            <w:tcW w:type="dxa" w:w="6803"/>
-            <w:tcBorders>
-              <w:top w:val="single" w:sz="4" w:space="0" w:color="000000"/>
-              <w:left w:val="single" w:sz="4" w:space="0" w:color="000000"/>
-              <w:bottom w:val="single" w:sz="4" w:space="0" w:color="000000"/>
-              <w:right w:val="single" w:sz="4" w:space="0" w:color="000000"/>
-            </w:tcBorders>
-            <w:shd w:fill="D9E2F3" w:val="clear"/>
-          </w:tcPr>
-          <w:p>
-            <w:pPr>
-              <w:spacing w:after="0" w:before="0" w:line="240" w:lineRule="auto"/>
-            </w:pPr>
-            <w:r/>
-            <w:r>
-              <w:rPr>
-                <w:rFonts w:ascii="Times New Roman" w:hAnsi="Times New Roman" w:cs="Times New Roman" w:eastAsia="Times New Roman"/>
-                <w:b/>
-                <w:i w:val="0"/>
-                <w:color w:val="000000"/>
-                <w:sz w:val="22"/>
-              </w:rPr>
-              <w:t>Содержание</w:t>
-            </w:r>
-          </w:p>
-        </w:tc>
-      </w:tr>
-      <w:tr>
-        <w:tc>
-          <w:tcPr>
-            <w:tcW w:type="dxa" w:w="2551"/>
-            <w:tcBorders>
-              <w:top w:val="single" w:sz="4" w:space="0" w:color="000000"/>
-              <w:left w:val="single" w:sz="4" w:space="0" w:color="000000"/>
-              <w:bottom w:val="single" w:sz="4" w:space="0" w:color="000000"/>
-              <w:right w:val="single" w:sz="4" w:space="0" w:color="000000"/>
-            </w:tcBorders>
-          </w:tcPr>
-          <w:p>
-            <w:pPr>
-              <w:spacing w:after="0" w:before="0" w:line="240" w:lineRule="auto"/>
-            </w:pPr>
-            <w:r/>
-            <w:r>
-              <w:rPr>
-                <w:rFonts w:ascii="Times New Roman" w:hAnsi="Times New Roman" w:cs="Times New Roman" w:eastAsia="Times New Roman"/>
-                <w:b w:val="0"/>
-                <w:i w:val="0"/>
-                <w:color w:val="000000"/>
-                <w:sz w:val="22"/>
-              </w:rPr>
-              <w:t>Цель</w:t>
-            </w:r>
-          </w:p>
-        </w:tc>
-        <w:tc>
-          <w:tcPr>
-            <w:tcW w:type="dxa" w:w="6803"/>
-            <w:tcBorders>
-              <w:top w:val="single" w:sz="4" w:space="0" w:color="000000"/>
-              <w:left w:val="single" w:sz="4" w:space="0" w:color="000000"/>
-              <w:bottom w:val="single" w:sz="4" w:space="0" w:color="000000"/>
-              <w:right w:val="single" w:sz="4" w:space="0" w:color="000000"/>
-            </w:tcBorders>
-          </w:tcPr>
-          <w:p>
-            <w:pPr>
-              <w:spacing w:after="0" w:before="0" w:line="240" w:lineRule="auto"/>
-            </w:pPr>
-            <w:r/>
-            <w:r>
-              <w:rPr>
-                <w:rFonts w:ascii="Times New Roman" w:hAnsi="Times New Roman" w:cs="Times New Roman" w:eastAsia="Times New Roman"/>
-                <w:b w:val="0"/>
-                <w:i w:val="0"/>
-                <w:color w:val="000000"/>
-                <w:sz w:val="22"/>
-              </w:rPr>
-              <w:t>Понять, что будет с GET /orders, если часть покупателей пропала</w:t>
-            </w:r>
-          </w:p>
-        </w:tc>
-      </w:tr>
-      <w:tr>
-        <w:tc>
-          <w:tcPr>
-            <w:tcW w:type="dxa" w:w="2551"/>
-            <w:tcBorders>
-              <w:top w:val="single" w:sz="4" w:space="0" w:color="000000"/>
-              <w:left w:val="single" w:sz="4" w:space="0" w:color="000000"/>
-              <w:bottom w:val="single" w:sz="4" w:space="0" w:color="000000"/>
-              <w:right w:val="single" w:sz="4" w:space="0" w:color="000000"/>
-            </w:tcBorders>
-          </w:tcPr>
-          <w:p>
-            <w:pPr>
-              <w:spacing w:after="0" w:before="0" w:line="240" w:lineRule="auto"/>
-            </w:pPr>
-            <w:r/>
-            <w:r>
-              <w:rPr>
-                <w:rFonts w:ascii="Times New Roman" w:hAnsi="Times New Roman" w:cs="Times New Roman" w:eastAsia="Times New Roman"/>
-                <w:b w:val="0"/>
-                <w:i w:val="0"/>
-                <w:color w:val="000000"/>
-                <w:sz w:val="22"/>
-              </w:rPr>
-              <w:t>Шаги</w:t>
-            </w:r>
-          </w:p>
-        </w:tc>
-        <w:tc>
-          <w:tcPr>
-            <w:tcW w:type="dxa" w:w="6803"/>
-            <w:tcBorders>
-              <w:top w:val="single" w:sz="4" w:space="0" w:color="000000"/>
-              <w:left w:val="single" w:sz="4" w:space="0" w:color="000000"/>
-              <w:bottom w:val="single" w:sz="4" w:space="0" w:color="000000"/>
-              <w:right w:val="single" w:sz="4" w:space="0" w:color="000000"/>
-            </w:tcBorders>
-          </w:tcPr>
-          <w:p>
-            <w:pPr>
-              <w:spacing w:after="0" w:before="0" w:line="240" w:lineRule="auto"/>
-            </w:pPr>
-            <w:r/>
-            <w:r>
-              <w:rPr>
-                <w:rFonts w:ascii="Times New Roman" w:hAnsi="Times New Roman" w:cs="Times New Roman" w:eastAsia="Times New Roman"/>
-                <w:b w:val="0"/>
-                <w:i w:val="0"/>
-                <w:color w:val="000000"/>
-                <w:sz w:val="22"/>
-              </w:rPr>
-              <w:t>Заказ для seed-пользователя id=1; создать временного пользователя и заказ; рестарт Users API; снова GET /orders</w:t>
-            </w:r>
-          </w:p>
-        </w:tc>
-      </w:tr>
-      <w:tr>
-        <w:tc>
-          <w:tcPr>
-            <w:tcW w:type="dxa" w:w="2551"/>
-            <w:tcBorders>
-              <w:top w:val="single" w:sz="4" w:space="0" w:color="000000"/>
-              <w:left w:val="single" w:sz="4" w:space="0" w:color="000000"/>
-              <w:bottom w:val="single" w:sz="4" w:space="0" w:color="000000"/>
-              <w:right w:val="single" w:sz="4" w:space="0" w:color="000000"/>
-            </w:tcBorders>
-          </w:tcPr>
-          <w:p>
-            <w:pPr>
-              <w:spacing w:after="0" w:before="0" w:line="240" w:lineRule="auto"/>
-            </w:pPr>
-            <w:r/>
-            <w:r>
-              <w:rPr>
-                <w:rFonts w:ascii="Times New Roman" w:hAnsi="Times New Roman" w:cs="Times New Roman" w:eastAsia="Times New Roman"/>
-                <w:b w:val="0"/>
-                <w:i w:val="0"/>
-                <w:color w:val="000000"/>
-                <w:sz w:val="22"/>
-              </w:rPr>
-              <w:t>Ожидание</w:t>
-            </w:r>
-          </w:p>
-        </w:tc>
-        <w:tc>
-          <w:tcPr>
-            <w:tcW w:type="dxa" w:w="6803"/>
-            <w:tcBorders>
-              <w:top w:val="single" w:sz="4" w:space="0" w:color="000000"/>
-              <w:left w:val="single" w:sz="4" w:space="0" w:color="000000"/>
-              <w:bottom w:val="single" w:sz="4" w:space="0" w:color="000000"/>
-              <w:right w:val="single" w:sz="4" w:space="0" w:color="000000"/>
-            </w:tcBorders>
-          </w:tcPr>
-          <w:p>
-            <w:pPr>
-              <w:spacing w:after="0" w:before="0" w:line="240" w:lineRule="auto"/>
-            </w:pPr>
-            <w:r/>
-            <w:r>
-              <w:rPr>
-                <w:rFonts w:ascii="Times New Roman" w:hAnsi="Times New Roman" w:cs="Times New Roman" w:eastAsia="Times New Roman"/>
-                <w:b w:val="0"/>
-                <w:i w:val="0"/>
-                <w:color w:val="000000"/>
-                <w:sz w:val="22"/>
-              </w:rPr>
-              <w:t>200, в списке остаётся заказ пользователя id=1</w:t>
-            </w:r>
-          </w:p>
-        </w:tc>
-      </w:tr>
-    </w:tbl>
-    <w:p/>
-    <w:p>
-      <w:pPr>
-        <w:spacing w:after="120" w:before="160" w:line="360" w:lineRule="auto"/>
-        <w:ind w:firstLine="0"/>
-        <w:jc w:val="left"/>
-      </w:pPr>
-      <w:r>
-        <w:rPr>
-          <w:rFonts w:ascii="Times New Roman" w:hAnsi="Times New Roman" w:cs="Times New Roman" w:eastAsia="Times New Roman"/>
-          <w:b/>
-          <w:i w:val="0"/>
-          <w:color w:val="000000"/>
-          <w:sz w:val="28"/>
-        </w:rPr>
-        <w:t>BB-05. Чтение существующего заказа после рестарта Users</w:t>
-      </w:r>
-    </w:p>
-    <w:tbl>
-      <w:tblPr>
-        <w:tblW w:type="auto" w:w="0"/>
-        <w:jc w:val="center"/>
-        <w:tblLayout w:type="autofit"/>
-        <w:tblLook w:firstColumn="1" w:firstRow="1" w:lastColumn="0" w:lastRow="0" w:noHBand="0" w:noVBand="1" w:val="04A0"/>
-      </w:tblPr>
-      <w:tblGrid>
-        <w:gridCol w:w="4844"/>
-        <w:gridCol w:w="4844"/>
-      </w:tblGrid>
-      <w:tr>
-        <w:tc>
-          <w:tcPr>
-            <w:tcW w:type="dxa" w:w="2551"/>
-            <w:tcBorders>
-              <w:top w:val="single" w:sz="4" w:space="0" w:color="000000"/>
-              <w:left w:val="single" w:sz="4" w:space="0" w:color="000000"/>
-              <w:bottom w:val="single" w:sz="4" w:space="0" w:color="000000"/>
-              <w:right w:val="single" w:sz="4" w:space="0" w:color="000000"/>
-            </w:tcBorders>
-            <w:shd w:fill="D9E2F3" w:val="clear"/>
-          </w:tcPr>
-          <w:p>
-            <w:pPr>
-              <w:spacing w:after="0" w:before="0" w:line="240" w:lineRule="auto"/>
-            </w:pPr>
-            <w:r/>
-            <w:r>
-              <w:rPr>
-                <w:rFonts w:ascii="Times New Roman" w:hAnsi="Times New Roman" w:cs="Times New Roman" w:eastAsia="Times New Roman"/>
-                <w:b/>
-                <w:i w:val="0"/>
-                <w:color w:val="000000"/>
-                <w:sz w:val="22"/>
-              </w:rPr>
-              <w:t>Поле</w:t>
-            </w:r>
-          </w:p>
-        </w:tc>
-        <w:tc>
-          <w:tcPr>
-            <w:tcW w:type="dxa" w:w="6803"/>
-            <w:tcBorders>
-              <w:top w:val="single" w:sz="4" w:space="0" w:color="000000"/>
-              <w:left w:val="single" w:sz="4" w:space="0" w:color="000000"/>
-              <w:bottom w:val="single" w:sz="4" w:space="0" w:color="000000"/>
-              <w:right w:val="single" w:sz="4" w:space="0" w:color="000000"/>
-            </w:tcBorders>
-            <w:shd w:fill="D9E2F3" w:val="clear"/>
-          </w:tcPr>
-          <w:p>
-            <w:pPr>
-              <w:spacing w:after="0" w:before="0" w:line="240" w:lineRule="auto"/>
-            </w:pPr>
-            <w:r/>
-            <w:r>
-              <w:rPr>
-                <w:rFonts w:ascii="Times New Roman" w:hAnsi="Times New Roman" w:cs="Times New Roman" w:eastAsia="Times New Roman"/>
-                <w:b/>
-                <w:i w:val="0"/>
-                <w:color w:val="000000"/>
-                <w:sz w:val="22"/>
-              </w:rPr>
-              <w:t>Содержание</w:t>
-            </w:r>
-          </w:p>
-        </w:tc>
-      </w:tr>
-      <w:tr>
-        <w:tc>
-          <w:tcPr>
-            <w:tcW w:type="dxa" w:w="2551"/>
-            <w:tcBorders>
-              <w:top w:val="single" w:sz="4" w:space="0" w:color="000000"/>
-              <w:left w:val="single" w:sz="4" w:space="0" w:color="000000"/>
-              <w:bottom w:val="single" w:sz="4" w:space="0" w:color="000000"/>
-              <w:right w:val="single" w:sz="4" w:space="0" w:color="000000"/>
-            </w:tcBorders>
-          </w:tcPr>
-          <w:p>
-            <w:pPr>
-              <w:spacing w:after="0" w:before="0" w:line="240" w:lineRule="auto"/>
-            </w:pPr>
-            <w:r/>
-            <w:r>
-              <w:rPr>
-                <w:rFonts w:ascii="Times New Roman" w:hAnsi="Times New Roman" w:cs="Times New Roman" w:eastAsia="Times New Roman"/>
-                <w:b w:val="0"/>
-                <w:i w:val="0"/>
-                <w:color w:val="000000"/>
-                <w:sz w:val="22"/>
-              </w:rPr>
-              <w:t>Цель</w:t>
-            </w:r>
-          </w:p>
-        </w:tc>
-        <w:tc>
-          <w:tcPr>
-            <w:tcW w:type="dxa" w:w="6803"/>
-            <w:tcBorders>
-              <w:top w:val="single" w:sz="4" w:space="0" w:color="000000"/>
-              <w:left w:val="single" w:sz="4" w:space="0" w:color="000000"/>
-              <w:bottom w:val="single" w:sz="4" w:space="0" w:color="000000"/>
-              <w:right w:val="single" w:sz="4" w:space="0" w:color="000000"/>
-            </w:tcBorders>
-          </w:tcPr>
-          <w:p>
-            <w:pPr>
-              <w:spacing w:after="0" w:before="0" w:line="240" w:lineRule="auto"/>
-            </w:pPr>
-            <w:r/>
-            <w:r>
-              <w:rPr>
-                <w:rFonts w:ascii="Times New Roman" w:hAnsi="Times New Roman" w:cs="Times New Roman" w:eastAsia="Times New Roman"/>
-                <w:b w:val="0"/>
-                <w:i w:val="0"/>
-                <w:color w:val="000000"/>
-                <w:sz w:val="22"/>
-              </w:rPr>
-              <w:t>Отличить «нет заказа» от «нет пользователя»</w:t>
-            </w:r>
-          </w:p>
-        </w:tc>
-      </w:tr>
-      <w:tr>
-        <w:tc>
-          <w:tcPr>
-            <w:tcW w:type="dxa" w:w="2551"/>
-            <w:tcBorders>
-              <w:top w:val="single" w:sz="4" w:space="0" w:color="000000"/>
-              <w:left w:val="single" w:sz="4" w:space="0" w:color="000000"/>
-              <w:bottom w:val="single" w:sz="4" w:space="0" w:color="000000"/>
-              <w:right w:val="single" w:sz="4" w:space="0" w:color="000000"/>
-            </w:tcBorders>
-          </w:tcPr>
-          <w:p>
-            <w:pPr>
-              <w:spacing w:after="0" w:before="0" w:line="240" w:lineRule="auto"/>
-            </w:pPr>
-            <w:r/>
-            <w:r>
-              <w:rPr>
-                <w:rFonts w:ascii="Times New Roman" w:hAnsi="Times New Roman" w:cs="Times New Roman" w:eastAsia="Times New Roman"/>
-                <w:b w:val="0"/>
-                <w:i w:val="0"/>
-                <w:color w:val="000000"/>
-                <w:sz w:val="22"/>
-              </w:rPr>
-              <w:t>Шаги</w:t>
-            </w:r>
-          </w:p>
-        </w:tc>
-        <w:tc>
-          <w:tcPr>
-            <w:tcW w:type="dxa" w:w="6803"/>
-            <w:tcBorders>
-              <w:top w:val="single" w:sz="4" w:space="0" w:color="000000"/>
-              <w:left w:val="single" w:sz="4" w:space="0" w:color="000000"/>
-              <w:bottom w:val="single" w:sz="4" w:space="0" w:color="000000"/>
-              <w:right w:val="single" w:sz="4" w:space="0" w:color="000000"/>
-            </w:tcBorders>
-          </w:tcPr>
-          <w:p>
-            <w:pPr>
-              <w:spacing w:after="0" w:before="0" w:line="240" w:lineRule="auto"/>
-            </w:pPr>
-            <w:r/>
-            <w:r>
-              <w:rPr>
-                <w:rFonts w:ascii="Times New Roman" w:hAnsi="Times New Roman" w:cs="Times New Roman" w:eastAsia="Times New Roman"/>
-                <w:b w:val="0"/>
-                <w:i w:val="0"/>
-                <w:color w:val="000000"/>
-                <w:sz w:val="22"/>
-              </w:rPr>
-              <w:t>Создать пользователя и заказ; рестарт Users; GET /orders/{id}</w:t>
-            </w:r>
-          </w:p>
-        </w:tc>
-      </w:tr>
-      <w:tr>
-        <w:tc>
-          <w:tcPr>
-            <w:tcW w:type="dxa" w:w="2551"/>
-            <w:tcBorders>
-              <w:top w:val="single" w:sz="4" w:space="0" w:color="000000"/>
-              <w:left w:val="single" w:sz="4" w:space="0" w:color="000000"/>
-              <w:bottom w:val="single" w:sz="4" w:space="0" w:color="000000"/>
-              <w:right w:val="single" w:sz="4" w:space="0" w:color="000000"/>
-            </w:tcBorders>
-          </w:tcPr>
-          <w:p>
-            <w:pPr>
-              <w:spacing w:after="0" w:before="0" w:line="240" w:lineRule="auto"/>
-            </w:pPr>
-            <w:r/>
-            <w:r>
-              <w:rPr>
-                <w:rFonts w:ascii="Times New Roman" w:hAnsi="Times New Roman" w:cs="Times New Roman" w:eastAsia="Times New Roman"/>
-                <w:b w:val="0"/>
-                <w:i w:val="0"/>
-                <w:color w:val="000000"/>
-                <w:sz w:val="22"/>
-              </w:rPr>
-              <w:t>Ожидание</w:t>
-            </w:r>
-          </w:p>
-        </w:tc>
-        <w:tc>
-          <w:tcPr>
-            <w:tcW w:type="dxa" w:w="6803"/>
-            <w:tcBorders>
-              <w:top w:val="single" w:sz="4" w:space="0" w:color="000000"/>
-              <w:left w:val="single" w:sz="4" w:space="0" w:color="000000"/>
-              <w:bottom w:val="single" w:sz="4" w:space="0" w:color="000000"/>
-              <w:right w:val="single" w:sz="4" w:space="0" w:color="000000"/>
-            </w:tcBorders>
-          </w:tcPr>
-          <w:p>
-            <w:pPr>
-              <w:spacing w:after="0" w:before="0" w:line="240" w:lineRule="auto"/>
-            </w:pPr>
-            <w:r/>
-            <w:r>
-              <w:rPr>
-                <w:rFonts w:ascii="Times New Roman" w:hAnsi="Times New Roman" w:cs="Times New Roman" w:eastAsia="Times New Roman"/>
-                <w:b w:val="0"/>
-                <w:i w:val="0"/>
-                <w:color w:val="000000"/>
-                <w:sz w:val="22"/>
-              </w:rPr>
-              <w:t>200 со снимком либо отдельный код (409/410), заголовок времени вызова сохраняется</w:t>
-            </w:r>
-          </w:p>
-        </w:tc>
-      </w:tr>
-    </w:tbl>
-    <w:p/>
-    <w:p>
-      <w:pPr>
-        <w:spacing w:after="120" w:before="160" w:line="360" w:lineRule="auto"/>
-        <w:ind w:firstLine="0"/>
-        <w:jc w:val="left"/>
-      </w:pPr>
-      <w:r>
-        <w:rPr>
-          <w:rFonts w:ascii="Times New Roman" w:hAnsi="Times New Roman" w:cs="Times New Roman" w:eastAsia="Times New Roman"/>
-          <w:b/>
-          <w:i w:val="0"/>
-          <w:color w:val="000000"/>
-          <w:sz w:val="28"/>
-        </w:rPr>
-        <w:t>BB-06. Health при мёртвой зависимости</w:t>
-      </w:r>
-    </w:p>
-    <w:tbl>
-      <w:tblPr>
-        <w:tblW w:type="auto" w:w="0"/>
-        <w:jc w:val="center"/>
-        <w:tblLayout w:type="autofit"/>
-        <w:tblLook w:firstColumn="1" w:firstRow="1" w:lastColumn="0" w:lastRow="0" w:noHBand="0" w:noVBand="1" w:val="04A0"/>
-      </w:tblPr>
-      <w:tblGrid>
-        <w:gridCol w:w="4844"/>
-        <w:gridCol w:w="4844"/>
-      </w:tblGrid>
-      <w:tr>
-        <w:tc>
-          <w:tcPr>
-            <w:tcW w:type="dxa" w:w="2551"/>
-            <w:tcBorders>
-              <w:top w:val="single" w:sz="4" w:space="0" w:color="000000"/>
-              <w:left w:val="single" w:sz="4" w:space="0" w:color="000000"/>
-              <w:bottom w:val="single" w:sz="4" w:space="0" w:color="000000"/>
-              <w:right w:val="single" w:sz="4" w:space="0" w:color="000000"/>
-            </w:tcBorders>
-            <w:shd w:fill="D9E2F3" w:val="clear"/>
-          </w:tcPr>
-          <w:p>
-            <w:pPr>
-              <w:spacing w:after="0" w:before="0" w:line="240" w:lineRule="auto"/>
-            </w:pPr>
-            <w:r/>
-            <w:r>
-              <w:rPr>
-                <w:rFonts w:ascii="Times New Roman" w:hAnsi="Times New Roman" w:cs="Times New Roman" w:eastAsia="Times New Roman"/>
-                <w:b/>
-                <w:i w:val="0"/>
-                <w:color w:val="000000"/>
-                <w:sz w:val="22"/>
-              </w:rPr>
-              <w:t>Поле</w:t>
-            </w:r>
-          </w:p>
-        </w:tc>
-        <w:tc>
-          <w:tcPr>
-            <w:tcW w:type="dxa" w:w="6803"/>
-            <w:tcBorders>
-              <w:top w:val="single" w:sz="4" w:space="0" w:color="000000"/>
-              <w:left w:val="single" w:sz="4" w:space="0" w:color="000000"/>
-              <w:bottom w:val="single" w:sz="4" w:space="0" w:color="000000"/>
-              <w:right w:val="single" w:sz="4" w:space="0" w:color="000000"/>
-            </w:tcBorders>
-            <w:shd w:fill="D9E2F3" w:val="clear"/>
-          </w:tcPr>
-          <w:p>
-            <w:pPr>
-              <w:spacing w:after="0" w:before="0" w:line="240" w:lineRule="auto"/>
-            </w:pPr>
-            <w:r/>
-            <w:r>
-              <w:rPr>
-                <w:rFonts w:ascii="Times New Roman" w:hAnsi="Times New Roman" w:cs="Times New Roman" w:eastAsia="Times New Roman"/>
-                <w:b/>
-                <w:i w:val="0"/>
-                <w:color w:val="000000"/>
-                <w:sz w:val="22"/>
-              </w:rPr>
-              <w:t>Содержание</w:t>
-            </w:r>
-          </w:p>
-        </w:tc>
-      </w:tr>
-      <w:tr>
-        <w:tc>
-          <w:tcPr>
-            <w:tcW w:type="dxa" w:w="2551"/>
-            <w:tcBorders>
-              <w:top w:val="single" w:sz="4" w:space="0" w:color="000000"/>
-              <w:left w:val="single" w:sz="4" w:space="0" w:color="000000"/>
-              <w:bottom w:val="single" w:sz="4" w:space="0" w:color="000000"/>
-              <w:right w:val="single" w:sz="4" w:space="0" w:color="000000"/>
-            </w:tcBorders>
-          </w:tcPr>
-          <w:p>
-            <w:pPr>
-              <w:spacing w:after="0" w:before="0" w:line="240" w:lineRule="auto"/>
-            </w:pPr>
-            <w:r/>
-            <w:r>
-              <w:rPr>
-                <w:rFonts w:ascii="Times New Roman" w:hAnsi="Times New Roman" w:cs="Times New Roman" w:eastAsia="Times New Roman"/>
-                <w:b w:val="0"/>
-                <w:i w:val="0"/>
-                <w:color w:val="000000"/>
-                <w:sz w:val="22"/>
-              </w:rPr>
-              <w:t>Цель</w:t>
-            </w:r>
-          </w:p>
-        </w:tc>
-        <w:tc>
-          <w:tcPr>
-            <w:tcW w:type="dxa" w:w="6803"/>
-            <w:tcBorders>
-              <w:top w:val="single" w:sz="4" w:space="0" w:color="000000"/>
-              <w:left w:val="single" w:sz="4" w:space="0" w:color="000000"/>
-              <w:bottom w:val="single" w:sz="4" w:space="0" w:color="000000"/>
-              <w:right w:val="single" w:sz="4" w:space="0" w:color="000000"/>
-            </w:tcBorders>
-          </w:tcPr>
-          <w:p>
-            <w:pPr>
-              <w:spacing w:after="0" w:before="0" w:line="240" w:lineRule="auto"/>
-            </w:pPr>
-            <w:r/>
-            <w:r>
-              <w:rPr>
-                <w:rFonts w:ascii="Times New Roman" w:hAnsi="Times New Roman" w:cs="Times New Roman" w:eastAsia="Times New Roman"/>
-                <w:b w:val="0"/>
-                <w:i w:val="0"/>
-                <w:color w:val="000000"/>
-                <w:sz w:val="22"/>
-              </w:rPr>
-              <w:t>Проверить, видна ли поломка интеграции через /health</w:t>
-            </w:r>
-          </w:p>
-        </w:tc>
-      </w:tr>
-      <w:tr>
-        <w:tc>
-          <w:tcPr>
-            <w:tcW w:type="dxa" w:w="2551"/>
-            <w:tcBorders>
-              <w:top w:val="single" w:sz="4" w:space="0" w:color="000000"/>
-              <w:left w:val="single" w:sz="4" w:space="0" w:color="000000"/>
-              <w:bottom w:val="single" w:sz="4" w:space="0" w:color="000000"/>
-              <w:right w:val="single" w:sz="4" w:space="0" w:color="000000"/>
-            </w:tcBorders>
-          </w:tcPr>
-          <w:p>
-            <w:pPr>
-              <w:spacing w:after="0" w:before="0" w:line="240" w:lineRule="auto"/>
-            </w:pPr>
-            <w:r/>
-            <w:r>
-              <w:rPr>
-                <w:rFonts w:ascii="Times New Roman" w:hAnsi="Times New Roman" w:cs="Times New Roman" w:eastAsia="Times New Roman"/>
-                <w:b w:val="0"/>
-                <w:i w:val="0"/>
-                <w:color w:val="000000"/>
-                <w:sz w:val="22"/>
-              </w:rPr>
-              <w:t>Шаги</w:t>
-            </w:r>
-          </w:p>
-        </w:tc>
-        <w:tc>
-          <w:tcPr>
-            <w:tcW w:type="dxa" w:w="6803"/>
-            <w:tcBorders>
-              <w:top w:val="single" w:sz="4" w:space="0" w:color="000000"/>
-              <w:left w:val="single" w:sz="4" w:space="0" w:color="000000"/>
-              <w:bottom w:val="single" w:sz="4" w:space="0" w:color="000000"/>
-              <w:right w:val="single" w:sz="4" w:space="0" w:color="000000"/>
-            </w:tcBorders>
-          </w:tcPr>
-          <w:p>
-            <w:pPr>
-              <w:spacing w:after="0" w:before="0" w:line="240" w:lineRule="auto"/>
-            </w:pPr>
-            <w:r/>
-            <w:r>
-              <w:rPr>
-                <w:rFonts w:ascii="Times New Roman" w:hAnsi="Times New Roman" w:cs="Times New Roman" w:eastAsia="Times New Roman"/>
-                <w:b w:val="0"/>
-                <w:i w:val="0"/>
-                <w:color w:val="000000"/>
-                <w:sz w:val="22"/>
-              </w:rPr>
-              <w:t>Создать заказ; остановить Users; GET /health, GET /orders/{id}, GET /orders</w:t>
-            </w:r>
-          </w:p>
-        </w:tc>
-      </w:tr>
-      <w:tr>
-        <w:tc>
-          <w:tcPr>
-            <w:tcW w:type="dxa" w:w="2551"/>
-            <w:tcBorders>
-              <w:top w:val="single" w:sz="4" w:space="0" w:color="000000"/>
-              <w:left w:val="single" w:sz="4" w:space="0" w:color="000000"/>
-              <w:bottom w:val="single" w:sz="4" w:space="0" w:color="000000"/>
-              <w:right w:val="single" w:sz="4" w:space="0" w:color="000000"/>
-            </w:tcBorders>
-          </w:tcPr>
-          <w:p>
-            <w:pPr>
-              <w:spacing w:after="0" w:before="0" w:line="240" w:lineRule="auto"/>
-            </w:pPr>
-            <w:r/>
-            <w:r>
-              <w:rPr>
-                <w:rFonts w:ascii="Times New Roman" w:hAnsi="Times New Roman" w:cs="Times New Roman" w:eastAsia="Times New Roman"/>
-                <w:b w:val="0"/>
-                <w:i w:val="0"/>
-                <w:color w:val="000000"/>
-                <w:sz w:val="22"/>
-              </w:rPr>
-              <w:t>Ожидание</w:t>
-            </w:r>
-          </w:p>
-        </w:tc>
-        <w:tc>
-          <w:tcPr>
-            <w:tcW w:type="dxa" w:w="6803"/>
-            <w:tcBorders>
-              <w:top w:val="single" w:sz="4" w:space="0" w:color="000000"/>
-              <w:left w:val="single" w:sz="4" w:space="0" w:color="000000"/>
-              <w:bottom w:val="single" w:sz="4" w:space="0" w:color="000000"/>
-              <w:right w:val="single" w:sz="4" w:space="0" w:color="000000"/>
-            </w:tcBorders>
-          </w:tcPr>
-          <w:p>
-            <w:pPr>
-              <w:spacing w:after="0" w:before="0" w:line="240" w:lineRule="auto"/>
-            </w:pPr>
-            <w:r/>
-            <w:r>
-              <w:rPr>
-                <w:rFonts w:ascii="Times New Roman" w:hAnsi="Times New Roman" w:cs="Times New Roman" w:eastAsia="Times New Roman"/>
-                <w:b w:val="0"/>
-                <w:i w:val="0"/>
-                <w:color w:val="000000"/>
-                <w:sz w:val="22"/>
-              </w:rPr>
-              <w:t>Либо readiness 503, либо явное разделение liveness/readiness</w:t>
-            </w:r>
-          </w:p>
-        </w:tc>
-      </w:tr>
-    </w:tbl>
-    <w:p/>
-    <w:p>
-      <w:pPr>
-        <w:spacing w:after="120" w:before="160" w:line="360" w:lineRule="auto"/>
-        <w:ind w:firstLine="0"/>
-        <w:jc w:val="left"/>
-      </w:pPr>
-      <w:r>
-        <w:rPr>
-          <w:rFonts w:ascii="Times New Roman" w:hAnsi="Times New Roman" w:cs="Times New Roman" w:eastAsia="Times New Roman"/>
-          <w:b/>
-          <w:i w:val="0"/>
-          <w:color w:val="000000"/>
-          <w:sz w:val="28"/>
-        </w:rPr>
-        <w:t>BB-07. Сквозной X-Request-ID</w:t>
-      </w:r>
-    </w:p>
-    <w:tbl>
-      <w:tblPr>
-        <w:tblW w:type="auto" w:w="0"/>
-        <w:jc w:val="center"/>
-        <w:tblLayout w:type="autofit"/>
-        <w:tblLook w:firstColumn="1" w:firstRow="1" w:lastColumn="0" w:lastRow="0" w:noHBand="0" w:noVBand="1" w:val="04A0"/>
-      </w:tblPr>
-      <w:tblGrid>
-        <w:gridCol w:w="4844"/>
-        <w:gridCol w:w="4844"/>
-      </w:tblGrid>
-      <w:tr>
-        <w:tc>
-          <w:tcPr>
-            <w:tcW w:type="dxa" w:w="2551"/>
-            <w:tcBorders>
-              <w:top w:val="single" w:sz="4" w:space="0" w:color="000000"/>
-              <w:left w:val="single" w:sz="4" w:space="0" w:color="000000"/>
-              <w:bottom w:val="single" w:sz="4" w:space="0" w:color="000000"/>
-              <w:right w:val="single" w:sz="4" w:space="0" w:color="000000"/>
-            </w:tcBorders>
-            <w:shd w:fill="D9E2F3" w:val="clear"/>
-          </w:tcPr>
-          <w:p>
-            <w:pPr>
-              <w:spacing w:after="0" w:before="0" w:line="240" w:lineRule="auto"/>
-            </w:pPr>
-            <w:r/>
-            <w:r>
-              <w:rPr>
-                <w:rFonts w:ascii="Times New Roman" w:hAnsi="Times New Roman" w:cs="Times New Roman" w:eastAsia="Times New Roman"/>
-                <w:b/>
-                <w:i w:val="0"/>
-                <w:color w:val="000000"/>
-                <w:sz w:val="22"/>
-              </w:rPr>
-              <w:t>Поле</w:t>
-            </w:r>
-          </w:p>
-        </w:tc>
-        <w:tc>
-          <w:tcPr>
-            <w:tcW w:type="dxa" w:w="6803"/>
-            <w:tcBorders>
-              <w:top w:val="single" w:sz="4" w:space="0" w:color="000000"/>
-              <w:left w:val="single" w:sz="4" w:space="0" w:color="000000"/>
-              <w:bottom w:val="single" w:sz="4" w:space="0" w:color="000000"/>
-              <w:right w:val="single" w:sz="4" w:space="0" w:color="000000"/>
-            </w:tcBorders>
-            <w:shd w:fill="D9E2F3" w:val="clear"/>
-          </w:tcPr>
-          <w:p>
-            <w:pPr>
-              <w:spacing w:after="0" w:before="0" w:line="240" w:lineRule="auto"/>
-            </w:pPr>
-            <w:r/>
-            <w:r>
-              <w:rPr>
-                <w:rFonts w:ascii="Times New Roman" w:hAnsi="Times New Roman" w:cs="Times New Roman" w:eastAsia="Times New Roman"/>
-                <w:b/>
-                <w:i w:val="0"/>
-                <w:color w:val="000000"/>
-                <w:sz w:val="22"/>
-              </w:rPr>
-              <w:t>Содержание</w:t>
-            </w:r>
-          </w:p>
-        </w:tc>
-      </w:tr>
-      <w:tr>
-        <w:tc>
-          <w:tcPr>
-            <w:tcW w:type="dxa" w:w="2551"/>
-            <w:tcBorders>
-              <w:top w:val="single" w:sz="4" w:space="0" w:color="000000"/>
-              <w:left w:val="single" w:sz="4" w:space="0" w:color="000000"/>
-              <w:bottom w:val="single" w:sz="4" w:space="0" w:color="000000"/>
-              <w:right w:val="single" w:sz="4" w:space="0" w:color="000000"/>
-            </w:tcBorders>
-          </w:tcPr>
-          <w:p>
-            <w:pPr>
-              <w:spacing w:after="0" w:before="0" w:line="240" w:lineRule="auto"/>
-            </w:pPr>
-            <w:r/>
-            <w:r>
-              <w:rPr>
-                <w:rFonts w:ascii="Times New Roman" w:hAnsi="Times New Roman" w:cs="Times New Roman" w:eastAsia="Times New Roman"/>
-                <w:b w:val="0"/>
-                <w:i w:val="0"/>
-                <w:color w:val="000000"/>
-                <w:sz w:val="22"/>
-              </w:rPr>
-              <w:t>Цель</w:t>
-            </w:r>
-          </w:p>
-        </w:tc>
-        <w:tc>
-          <w:tcPr>
-            <w:tcW w:type="dxa" w:w="6803"/>
-            <w:tcBorders>
-              <w:top w:val="single" w:sz="4" w:space="0" w:color="000000"/>
-              <w:left w:val="single" w:sz="4" w:space="0" w:color="000000"/>
-              <w:bottom w:val="single" w:sz="4" w:space="0" w:color="000000"/>
-              <w:right w:val="single" w:sz="4" w:space="0" w:color="000000"/>
-            </w:tcBorders>
-          </w:tcPr>
-          <w:p>
-            <w:pPr>
-              <w:spacing w:after="0" w:before="0" w:line="240" w:lineRule="auto"/>
-            </w:pPr>
-            <w:r/>
-            <w:r>
-              <w:rPr>
-                <w:rFonts w:ascii="Times New Roman" w:hAnsi="Times New Roman" w:cs="Times New Roman" w:eastAsia="Times New Roman"/>
-                <w:b w:val="0"/>
-                <w:i w:val="0"/>
-                <w:color w:val="000000"/>
-                <w:sz w:val="22"/>
-              </w:rPr>
-              <w:t>Проверить, что идентификатор запроса не теряется на границе сервисов</w:t>
-            </w:r>
-          </w:p>
-        </w:tc>
-      </w:tr>
-      <w:tr>
-        <w:tc>
-          <w:tcPr>
-            <w:tcW w:type="dxa" w:w="2551"/>
-            <w:tcBorders>
-              <w:top w:val="single" w:sz="4" w:space="0" w:color="000000"/>
-              <w:left w:val="single" w:sz="4" w:space="0" w:color="000000"/>
-              <w:bottom w:val="single" w:sz="4" w:space="0" w:color="000000"/>
-              <w:right w:val="single" w:sz="4" w:space="0" w:color="000000"/>
-            </w:tcBorders>
-          </w:tcPr>
-          <w:p>
-            <w:pPr>
-              <w:spacing w:after="0" w:before="0" w:line="240" w:lineRule="auto"/>
-            </w:pPr>
-            <w:r/>
-            <w:r>
-              <w:rPr>
-                <w:rFonts w:ascii="Times New Roman" w:hAnsi="Times New Roman" w:cs="Times New Roman" w:eastAsia="Times New Roman"/>
-                <w:b w:val="0"/>
-                <w:i w:val="0"/>
-                <w:color w:val="000000"/>
-                <w:sz w:val="22"/>
-              </w:rPr>
-              <w:t>Шаги</w:t>
-            </w:r>
-          </w:p>
-        </w:tc>
-        <w:tc>
-          <w:tcPr>
-            <w:tcW w:type="dxa" w:w="6803"/>
-            <w:tcBorders>
-              <w:top w:val="single" w:sz="4" w:space="0" w:color="000000"/>
-              <w:left w:val="single" w:sz="4" w:space="0" w:color="000000"/>
-              <w:bottom w:val="single" w:sz="4" w:space="0" w:color="000000"/>
-              <w:right w:val="single" w:sz="4" w:space="0" w:color="000000"/>
-            </w:tcBorders>
-          </w:tcPr>
-          <w:p>
-            <w:pPr>
-              <w:spacing w:after="0" w:before="0" w:line="240" w:lineRule="auto"/>
-            </w:pPr>
-            <w:r/>
-            <w:r>
-              <w:rPr>
-                <w:rFonts w:ascii="Times New Roman" w:hAnsi="Times New Roman" w:cs="Times New Roman" w:eastAsia="Times New Roman"/>
-                <w:b w:val="0"/>
-                <w:i w:val="0"/>
-                <w:color w:val="000000"/>
-                <w:sz w:val="22"/>
-              </w:rPr>
-              <w:t>POST /orders и GET /orders/{id} с заголовком X-Request-ID: bang-trace-…</w:t>
-            </w:r>
-          </w:p>
-        </w:tc>
-      </w:tr>
-      <w:tr>
-        <w:tc>
-          <w:tcPr>
-            <w:tcW w:type="dxa" w:w="2551"/>
-            <w:tcBorders>
-              <w:top w:val="single" w:sz="4" w:space="0" w:color="000000"/>
-              <w:left w:val="single" w:sz="4" w:space="0" w:color="000000"/>
-              <w:bottom w:val="single" w:sz="4" w:space="0" w:color="000000"/>
-              <w:right w:val="single" w:sz="4" w:space="0" w:color="000000"/>
-            </w:tcBorders>
-          </w:tcPr>
-          <w:p>
-            <w:pPr>
-              <w:spacing w:after="0" w:before="0" w:line="240" w:lineRule="auto"/>
-            </w:pPr>
-            <w:r/>
-            <w:r>
-              <w:rPr>
-                <w:rFonts w:ascii="Times New Roman" w:hAnsi="Times New Roman" w:cs="Times New Roman" w:eastAsia="Times New Roman"/>
-                <w:b w:val="0"/>
-                <w:i w:val="0"/>
-                <w:color w:val="000000"/>
-                <w:sz w:val="22"/>
-              </w:rPr>
-              <w:t>Ожидание</w:t>
-            </w:r>
-          </w:p>
-        </w:tc>
-        <w:tc>
-          <w:tcPr>
-            <w:tcW w:type="dxa" w:w="6803"/>
-            <w:tcBorders>
-              <w:top w:val="single" w:sz="4" w:space="0" w:color="000000"/>
-              <w:left w:val="single" w:sz="4" w:space="0" w:color="000000"/>
-              <w:bottom w:val="single" w:sz="4" w:space="0" w:color="000000"/>
-              <w:right w:val="single" w:sz="4" w:space="0" w:color="000000"/>
-            </w:tcBorders>
-          </w:tcPr>
-          <w:p>
-            <w:pPr>
-              <w:spacing w:after="0" w:before="0" w:line="240" w:lineRule="auto"/>
-            </w:pPr>
-            <w:r/>
-            <w:r>
-              <w:rPr>
-                <w:rFonts w:ascii="Times New Roman" w:hAnsi="Times New Roman" w:cs="Times New Roman" w:eastAsia="Times New Roman"/>
-                <w:b w:val="0"/>
-                <w:i w:val="0"/>
-                <w:color w:val="000000"/>
-                <w:sz w:val="22"/>
-              </w:rPr>
-              <w:t>Тот же идентификатор в ответе Orders API</w:t>
+              <w:t>В ответе возвращается тот же X-Request-ID</w:t>
             </w:r>
           </w:p>
         </w:tc>
@@ -4643,7 +1802,7 @@
           <w:color w:val="000000"/>
           <w:sz w:val="28"/>
         </w:rPr>
-        <w:t>7. Результаты прогона</w:t>
+        <w:t>4. Результаты тестирования</w:t>
       </w:r>
     </w:p>
     <w:p>
@@ -4660,7 +1819,7 @@
           <w:color w:val="000000"/>
           <w:sz w:val="28"/>
         </w:rPr>
-        <w:t>Первый прогон метода (без последующей пометки известных дефектов) выполнен 12 октября 2026, длительность 4,15 с, 7 тестов.</w:t>
+        <w:t>Первый запуск тестов:</w:t>
       </w:r>
     </w:p>
     <w:p>
@@ -4825,690 +1984,9 @@
           <w:color w:val="000000"/>
           <w:sz w:val="28"/>
         </w:rPr>
-        <w:t>Артефакты первого прогона: reports/pytest-bigbang-first-run.txt, reports/pytest-bigbang-first-run.xml, reports/big-bang-findings.json. После фиксации дефекты BB-04 и BB-05 помечены pytest.mark.xfail(strict=True): повторный прогон подтверждает их как известные, а если поведение исправят, тесты станут XPASS и потребуют снять метку.</w:t>
+        <w:t>Всего 7 тестов: 5 прошли, 2 упали. Основной сценарий (BB-01) работает, то есть если ничего не перезапускать, система выглядит полностью рабочей. Ошибки появились только в тестах с перезапуском Users API.</w:t>
       </w:r>
     </w:p>
-    <w:tbl>
-      <w:tblPr>
-        <w:tblW w:type="auto" w:w="0"/>
-        <w:jc w:val="center"/>
-        <w:tblLayout w:type="autofit"/>
-        <w:tblLook w:firstColumn="1" w:firstRow="1" w:lastColumn="0" w:lastRow="0" w:noHBand="0" w:noVBand="1" w:val="04A0"/>
-      </w:tblPr>
-      <w:tblGrid>
-        <w:gridCol w:w="3230"/>
-        <w:gridCol w:w="3230"/>
-        <w:gridCol w:w="3230"/>
-      </w:tblGrid>
-      <w:tr>
-        <w:tc>
-          <w:tcPr>
-            <w:tcW w:type="dxa" w:w="1417"/>
-            <w:tcBorders>
-              <w:top w:val="single" w:sz="4" w:space="0" w:color="000000"/>
-              <w:left w:val="single" w:sz="4" w:space="0" w:color="000000"/>
-              <w:bottom w:val="single" w:sz="4" w:space="0" w:color="000000"/>
-              <w:right w:val="single" w:sz="4" w:space="0" w:color="000000"/>
-            </w:tcBorders>
-            <w:shd w:fill="D9E2F3" w:val="clear"/>
-          </w:tcPr>
-          <w:p>
-            <w:pPr>
-              <w:spacing w:after="0" w:before="0" w:line="240" w:lineRule="auto"/>
-            </w:pPr>
-            <w:r/>
-            <w:r>
-              <w:rPr>
-                <w:rFonts w:ascii="Times New Roman" w:hAnsi="Times New Roman" w:cs="Times New Roman" w:eastAsia="Times New Roman"/>
-                <w:b/>
-                <w:i w:val="0"/>
-                <w:color w:val="000000"/>
-                <w:sz w:val="22"/>
-              </w:rPr>
-              <w:t>Сценарий</w:t>
-            </w:r>
-          </w:p>
-        </w:tc>
-        <w:tc>
-          <w:tcPr>
-            <w:tcW w:type="dxa" w:w="2268"/>
-            <w:tcBorders>
-              <w:top w:val="single" w:sz="4" w:space="0" w:color="000000"/>
-              <w:left w:val="single" w:sz="4" w:space="0" w:color="000000"/>
-              <w:bottom w:val="single" w:sz="4" w:space="0" w:color="000000"/>
-              <w:right w:val="single" w:sz="4" w:space="0" w:color="000000"/>
-            </w:tcBorders>
-            <w:shd w:fill="D9E2F3" w:val="clear"/>
-          </w:tcPr>
-          <w:p>
-            <w:pPr>
-              <w:spacing w:after="0" w:before="0" w:line="240" w:lineRule="auto"/>
-            </w:pPr>
-            <w:r/>
-            <w:r>
-              <w:rPr>
-                <w:rFonts w:ascii="Times New Roman" w:hAnsi="Times New Roman" w:cs="Times New Roman" w:eastAsia="Times New Roman"/>
-                <w:b/>
-                <w:i w:val="0"/>
-                <w:color w:val="000000"/>
-                <w:sz w:val="22"/>
-              </w:rPr>
-              <w:t>Первый прогон</w:t>
-            </w:r>
-          </w:p>
-        </w:tc>
-        <w:tc>
-          <w:tcPr>
-            <w:tcW w:type="dxa" w:w="5669"/>
-            <w:tcBorders>
-              <w:top w:val="single" w:sz="4" w:space="0" w:color="000000"/>
-              <w:left w:val="single" w:sz="4" w:space="0" w:color="000000"/>
-              <w:bottom w:val="single" w:sz="4" w:space="0" w:color="000000"/>
-              <w:right w:val="single" w:sz="4" w:space="0" w:color="000000"/>
-            </w:tcBorders>
-            <w:shd w:fill="D9E2F3" w:val="clear"/>
-          </w:tcPr>
-          <w:p>
-            <w:pPr>
-              <w:spacing w:after="0" w:before="0" w:line="240" w:lineRule="auto"/>
-            </w:pPr>
-            <w:r/>
-            <w:r>
-              <w:rPr>
-                <w:rFonts w:ascii="Times New Roman" w:hAnsi="Times New Roman" w:cs="Times New Roman" w:eastAsia="Times New Roman"/>
-                <w:b/>
-                <w:i w:val="0"/>
-                <w:color w:val="000000"/>
-                <w:sz w:val="22"/>
-              </w:rPr>
-              <w:t>Смысл</w:t>
-            </w:r>
-          </w:p>
-        </w:tc>
-      </w:tr>
-      <w:tr>
-        <w:tc>
-          <w:tcPr>
-            <w:tcW w:type="dxa" w:w="1417"/>
-            <w:tcBorders>
-              <w:top w:val="single" w:sz="4" w:space="0" w:color="000000"/>
-              <w:left w:val="single" w:sz="4" w:space="0" w:color="000000"/>
-              <w:bottom w:val="single" w:sz="4" w:space="0" w:color="000000"/>
-              <w:right w:val="single" w:sz="4" w:space="0" w:color="000000"/>
-            </w:tcBorders>
-          </w:tcPr>
-          <w:p>
-            <w:pPr>
-              <w:spacing w:after="0" w:before="0" w:line="240" w:lineRule="auto"/>
-            </w:pPr>
-            <w:r/>
-            <w:r>
-              <w:rPr>
-                <w:rFonts w:ascii="Times New Roman" w:hAnsi="Times New Roman" w:cs="Times New Roman" w:eastAsia="Times New Roman"/>
-                <w:b w:val="0"/>
-                <w:i w:val="0"/>
-                <w:color w:val="000000"/>
-                <w:sz w:val="22"/>
-              </w:rPr>
-              <w:t>BB-01</w:t>
-            </w:r>
-          </w:p>
-        </w:tc>
-        <w:tc>
-          <w:tcPr>
-            <w:tcW w:type="dxa" w:w="2268"/>
-            <w:tcBorders>
-              <w:top w:val="single" w:sz="4" w:space="0" w:color="000000"/>
-              <w:left w:val="single" w:sz="4" w:space="0" w:color="000000"/>
-              <w:bottom w:val="single" w:sz="4" w:space="0" w:color="000000"/>
-              <w:right w:val="single" w:sz="4" w:space="0" w:color="000000"/>
-            </w:tcBorders>
-          </w:tcPr>
-          <w:p>
-            <w:pPr>
-              <w:spacing w:after="0" w:before="0" w:line="240" w:lineRule="auto"/>
-            </w:pPr>
-            <w:r/>
-            <w:r>
-              <w:rPr>
-                <w:rFonts w:ascii="Times New Roman" w:hAnsi="Times New Roman" w:cs="Times New Roman" w:eastAsia="Times New Roman"/>
-                <w:b w:val="0"/>
-                <w:i w:val="0"/>
-                <w:color w:val="000000"/>
-                <w:sz w:val="22"/>
-              </w:rPr>
-              <w:t>PASSED</w:t>
-            </w:r>
-          </w:p>
-        </w:tc>
-        <w:tc>
-          <w:tcPr>
-            <w:tcW w:type="dxa" w:w="5669"/>
-            <w:tcBorders>
-              <w:top w:val="single" w:sz="4" w:space="0" w:color="000000"/>
-              <w:left w:val="single" w:sz="4" w:space="0" w:color="000000"/>
-              <w:bottom w:val="single" w:sz="4" w:space="0" w:color="000000"/>
-              <w:right w:val="single" w:sz="4" w:space="0" w:color="000000"/>
-            </w:tcBorders>
-          </w:tcPr>
-          <w:p>
-            <w:pPr>
-              <w:spacing w:after="0" w:before="0" w:line="240" w:lineRule="auto"/>
-            </w:pPr>
-            <w:r/>
-            <w:r>
-              <w:rPr>
-                <w:rFonts w:ascii="Times New Roman" w:hAnsi="Times New Roman" w:cs="Times New Roman" w:eastAsia="Times New Roman"/>
-                <w:b w:val="0"/>
-                <w:i w:val="0"/>
-                <w:color w:val="000000"/>
-                <w:sz w:val="22"/>
-              </w:rPr>
-              <w:t>Сценарий eShopOnWeb-типа «покупатель → заказ → чтение» закрыт</w:t>
-            </w:r>
-          </w:p>
-        </w:tc>
-      </w:tr>
-      <w:tr>
-        <w:tc>
-          <w:tcPr>
-            <w:tcW w:type="dxa" w:w="1417"/>
-            <w:tcBorders>
-              <w:top w:val="single" w:sz="4" w:space="0" w:color="000000"/>
-              <w:left w:val="single" w:sz="4" w:space="0" w:color="000000"/>
-              <w:bottom w:val="single" w:sz="4" w:space="0" w:color="000000"/>
-              <w:right w:val="single" w:sz="4" w:space="0" w:color="000000"/>
-            </w:tcBorders>
-          </w:tcPr>
-          <w:p>
-            <w:pPr>
-              <w:spacing w:after="0" w:before="0" w:line="240" w:lineRule="auto"/>
-            </w:pPr>
-            <w:r/>
-            <w:r>
-              <w:rPr>
-                <w:rFonts w:ascii="Times New Roman" w:hAnsi="Times New Roman" w:cs="Times New Roman" w:eastAsia="Times New Roman"/>
-                <w:b w:val="0"/>
-                <w:i w:val="0"/>
-                <w:color w:val="000000"/>
-                <w:sz w:val="22"/>
-              </w:rPr>
-              <w:t>BB-02</w:t>
-            </w:r>
-          </w:p>
-        </w:tc>
-        <w:tc>
-          <w:tcPr>
-            <w:tcW w:type="dxa" w:w="2268"/>
-            <w:tcBorders>
-              <w:top w:val="single" w:sz="4" w:space="0" w:color="000000"/>
-              <w:left w:val="single" w:sz="4" w:space="0" w:color="000000"/>
-              <w:bottom w:val="single" w:sz="4" w:space="0" w:color="000000"/>
-              <w:right w:val="single" w:sz="4" w:space="0" w:color="000000"/>
-            </w:tcBorders>
-          </w:tcPr>
-          <w:p>
-            <w:pPr>
-              <w:spacing w:after="0" w:before="0" w:line="240" w:lineRule="auto"/>
-            </w:pPr>
-            <w:r/>
-            <w:r>
-              <w:rPr>
-                <w:rFonts w:ascii="Times New Roman" w:hAnsi="Times New Roman" w:cs="Times New Roman" w:eastAsia="Times New Roman"/>
-                <w:b w:val="0"/>
-                <w:i w:val="0"/>
-                <w:color w:val="000000"/>
-                <w:sz w:val="22"/>
-              </w:rPr>
-              <w:t>PASSED</w:t>
-            </w:r>
-          </w:p>
-        </w:tc>
-        <w:tc>
-          <w:tcPr>
-            <w:tcW w:type="dxa" w:w="5669"/>
-            <w:tcBorders>
-              <w:top w:val="single" w:sz="4" w:space="0" w:color="000000"/>
-              <w:left w:val="single" w:sz="4" w:space="0" w:color="000000"/>
-              <w:bottom w:val="single" w:sz="4" w:space="0" w:color="000000"/>
-              <w:right w:val="single" w:sz="4" w:space="0" w:color="000000"/>
-            </w:tcBorders>
-          </w:tcPr>
-          <w:p>
-            <w:pPr>
-              <w:spacing w:after="0" w:before="0" w:line="240" w:lineRule="auto"/>
-            </w:pPr>
-            <w:r/>
-            <w:r>
-              <w:rPr>
-                <w:rFonts w:ascii="Times New Roman" w:hAnsi="Times New Roman" w:cs="Times New Roman" w:eastAsia="Times New Roman"/>
-                <w:b w:val="0"/>
-                <w:i w:val="0"/>
-                <w:color w:val="000000"/>
-                <w:sz w:val="22"/>
-              </w:rPr>
-              <w:t>Контрактные ошибки на живой сборке работают</w:t>
-            </w:r>
-          </w:p>
-        </w:tc>
-      </w:tr>
-      <w:tr>
-        <w:tc>
-          <w:tcPr>
-            <w:tcW w:type="dxa" w:w="1417"/>
-            <w:tcBorders>
-              <w:top w:val="single" w:sz="4" w:space="0" w:color="000000"/>
-              <w:left w:val="single" w:sz="4" w:space="0" w:color="000000"/>
-              <w:bottom w:val="single" w:sz="4" w:space="0" w:color="000000"/>
-              <w:right w:val="single" w:sz="4" w:space="0" w:color="000000"/>
-            </w:tcBorders>
-          </w:tcPr>
-          <w:p>
-            <w:pPr>
-              <w:spacing w:after="0" w:before="0" w:line="240" w:lineRule="auto"/>
-            </w:pPr>
-            <w:r/>
-            <w:r>
-              <w:rPr>
-                <w:rFonts w:ascii="Times New Roman" w:hAnsi="Times New Roman" w:cs="Times New Roman" w:eastAsia="Times New Roman"/>
-                <w:b w:val="0"/>
-                <w:i w:val="0"/>
-                <w:color w:val="000000"/>
-                <w:sz w:val="22"/>
-              </w:rPr>
-              <w:t>BB-03</w:t>
-            </w:r>
-          </w:p>
-        </w:tc>
-        <w:tc>
-          <w:tcPr>
-            <w:tcW w:type="dxa" w:w="2268"/>
-            <w:tcBorders>
-              <w:top w:val="single" w:sz="4" w:space="0" w:color="000000"/>
-              <w:left w:val="single" w:sz="4" w:space="0" w:color="000000"/>
-              <w:bottom w:val="single" w:sz="4" w:space="0" w:color="000000"/>
-              <w:right w:val="single" w:sz="4" w:space="0" w:color="000000"/>
-            </w:tcBorders>
-          </w:tcPr>
-          <w:p>
-            <w:pPr>
-              <w:spacing w:after="0" w:before="0" w:line="240" w:lineRule="auto"/>
-            </w:pPr>
-            <w:r/>
-            <w:r>
-              <w:rPr>
-                <w:rFonts w:ascii="Times New Roman" w:hAnsi="Times New Roman" w:cs="Times New Roman" w:eastAsia="Times New Roman"/>
-                <w:b w:val="0"/>
-                <w:i w:val="0"/>
-                <w:color w:val="000000"/>
-                <w:sz w:val="22"/>
-              </w:rPr>
-              <w:t>PASSED, аномалия</w:t>
-            </w:r>
-          </w:p>
-        </w:tc>
-        <w:tc>
-          <w:tcPr>
-            <w:tcW w:type="dxa" w:w="5669"/>
-            <w:tcBorders>
-              <w:top w:val="single" w:sz="4" w:space="0" w:color="000000"/>
-              <w:left w:val="single" w:sz="4" w:space="0" w:color="000000"/>
-              <w:bottom w:val="single" w:sz="4" w:space="0" w:color="000000"/>
-              <w:right w:val="single" w:sz="4" w:space="0" w:color="000000"/>
-            </w:tcBorders>
-          </w:tcPr>
-          <w:p>
-            <w:pPr>
-              <w:spacing w:after="0" w:before="0" w:line="240" w:lineRule="auto"/>
-            </w:pPr>
-            <w:r/>
-            <w:r>
-              <w:rPr>
-                <w:rFonts w:ascii="Times New Roman" w:hAnsi="Times New Roman" w:cs="Times New Roman" w:eastAsia="Times New Roman"/>
-                <w:b w:val="0"/>
-                <w:i w:val="0"/>
-                <w:color w:val="000000"/>
-                <w:sz w:val="22"/>
-              </w:rPr>
-              <w:t>Список из 5 заказов: 3,68 мс против 0,86 мс на один заказ</w:t>
-            </w:r>
-          </w:p>
-        </w:tc>
-      </w:tr>
-      <w:tr>
-        <w:tc>
-          <w:tcPr>
-            <w:tcW w:type="dxa" w:w="1417"/>
-            <w:tcBorders>
-              <w:top w:val="single" w:sz="4" w:space="0" w:color="000000"/>
-              <w:left w:val="single" w:sz="4" w:space="0" w:color="000000"/>
-              <w:bottom w:val="single" w:sz="4" w:space="0" w:color="000000"/>
-              <w:right w:val="single" w:sz="4" w:space="0" w:color="000000"/>
-            </w:tcBorders>
-          </w:tcPr>
-          <w:p>
-            <w:pPr>
-              <w:spacing w:after="0" w:before="0" w:line="240" w:lineRule="auto"/>
-            </w:pPr>
-            <w:r/>
-            <w:r>
-              <w:rPr>
-                <w:rFonts w:ascii="Times New Roman" w:hAnsi="Times New Roman" w:cs="Times New Roman" w:eastAsia="Times New Roman"/>
-                <w:b w:val="0"/>
-                <w:i w:val="0"/>
-                <w:color w:val="000000"/>
-                <w:sz w:val="22"/>
-              </w:rPr>
-              <w:t>BB-04</w:t>
-            </w:r>
-          </w:p>
-        </w:tc>
-        <w:tc>
-          <w:tcPr>
-            <w:tcW w:type="dxa" w:w="2268"/>
-            <w:tcBorders>
-              <w:top w:val="single" w:sz="4" w:space="0" w:color="000000"/>
-              <w:left w:val="single" w:sz="4" w:space="0" w:color="000000"/>
-              <w:bottom w:val="single" w:sz="4" w:space="0" w:color="000000"/>
-              <w:right w:val="single" w:sz="4" w:space="0" w:color="000000"/>
-            </w:tcBorders>
-          </w:tcPr>
-          <w:p>
-            <w:pPr>
-              <w:spacing w:after="0" w:before="0" w:line="240" w:lineRule="auto"/>
-            </w:pPr>
-            <w:r/>
-            <w:r>
-              <w:rPr>
-                <w:rFonts w:ascii="Times New Roman" w:hAnsi="Times New Roman" w:cs="Times New Roman" w:eastAsia="Times New Roman"/>
-                <w:b w:val="0"/>
-                <w:i w:val="0"/>
-                <w:color w:val="000000"/>
-                <w:sz w:val="22"/>
-              </w:rPr>
-              <w:t>FAILED</w:t>
-            </w:r>
-          </w:p>
-        </w:tc>
-        <w:tc>
-          <w:tcPr>
-            <w:tcW w:type="dxa" w:w="5669"/>
-            <w:tcBorders>
-              <w:top w:val="single" w:sz="4" w:space="0" w:color="000000"/>
-              <w:left w:val="single" w:sz="4" w:space="0" w:color="000000"/>
-              <w:bottom w:val="single" w:sz="4" w:space="0" w:color="000000"/>
-              <w:right w:val="single" w:sz="4" w:space="0" w:color="000000"/>
-            </w:tcBorders>
-          </w:tcPr>
-          <w:p>
-            <w:pPr>
-              <w:spacing w:after="0" w:before="0" w:line="240" w:lineRule="auto"/>
-            </w:pPr>
-            <w:r/>
-            <w:r>
-              <w:rPr>
-                <w:rFonts w:ascii="Times New Roman" w:hAnsi="Times New Roman" w:cs="Times New Roman" w:eastAsia="Times New Roman"/>
-                <w:b w:val="0"/>
-                <w:i w:val="0"/>
-                <w:color w:val="000000"/>
-                <w:sz w:val="22"/>
-              </w:rPr>
-              <w:t>GET /orders → 404 User 3 not found</w:t>
-            </w:r>
-          </w:p>
-        </w:tc>
-      </w:tr>
-      <w:tr>
-        <w:tc>
-          <w:tcPr>
-            <w:tcW w:type="dxa" w:w="1417"/>
-            <w:tcBorders>
-              <w:top w:val="single" w:sz="4" w:space="0" w:color="000000"/>
-              <w:left w:val="single" w:sz="4" w:space="0" w:color="000000"/>
-              <w:bottom w:val="single" w:sz="4" w:space="0" w:color="000000"/>
-              <w:right w:val="single" w:sz="4" w:space="0" w:color="000000"/>
-            </w:tcBorders>
-          </w:tcPr>
-          <w:p>
-            <w:pPr>
-              <w:spacing w:after="0" w:before="0" w:line="240" w:lineRule="auto"/>
-            </w:pPr>
-            <w:r/>
-            <w:r>
-              <w:rPr>
-                <w:rFonts w:ascii="Times New Roman" w:hAnsi="Times New Roman" w:cs="Times New Roman" w:eastAsia="Times New Roman"/>
-                <w:b w:val="0"/>
-                <w:i w:val="0"/>
-                <w:color w:val="000000"/>
-                <w:sz w:val="22"/>
-              </w:rPr>
-              <w:t>BB-05</w:t>
-            </w:r>
-          </w:p>
-        </w:tc>
-        <w:tc>
-          <w:tcPr>
-            <w:tcW w:type="dxa" w:w="2268"/>
-            <w:tcBorders>
-              <w:top w:val="single" w:sz="4" w:space="0" w:color="000000"/>
-              <w:left w:val="single" w:sz="4" w:space="0" w:color="000000"/>
-              <w:bottom w:val="single" w:sz="4" w:space="0" w:color="000000"/>
-              <w:right w:val="single" w:sz="4" w:space="0" w:color="000000"/>
-            </w:tcBorders>
-          </w:tcPr>
-          <w:p>
-            <w:pPr>
-              <w:spacing w:after="0" w:before="0" w:line="240" w:lineRule="auto"/>
-            </w:pPr>
-            <w:r/>
-            <w:r>
-              <w:rPr>
-                <w:rFonts w:ascii="Times New Roman" w:hAnsi="Times New Roman" w:cs="Times New Roman" w:eastAsia="Times New Roman"/>
-                <w:b w:val="0"/>
-                <w:i w:val="0"/>
-                <w:color w:val="000000"/>
-                <w:sz w:val="22"/>
-              </w:rPr>
-              <w:t>FAILED</w:t>
-            </w:r>
-          </w:p>
-        </w:tc>
-        <w:tc>
-          <w:tcPr>
-            <w:tcW w:type="dxa" w:w="5669"/>
-            <w:tcBorders>
-              <w:top w:val="single" w:sz="4" w:space="0" w:color="000000"/>
-              <w:left w:val="single" w:sz="4" w:space="0" w:color="000000"/>
-              <w:bottom w:val="single" w:sz="4" w:space="0" w:color="000000"/>
-              <w:right w:val="single" w:sz="4" w:space="0" w:color="000000"/>
-            </w:tcBorders>
-          </w:tcPr>
-          <w:p>
-            <w:pPr>
-              <w:spacing w:after="0" w:before="0" w:line="240" w:lineRule="auto"/>
-            </w:pPr>
-            <w:r/>
-            <w:r>
-              <w:rPr>
-                <w:rFonts w:ascii="Times New Roman" w:hAnsi="Times New Roman" w:cs="Times New Roman" w:eastAsia="Times New Roman"/>
-                <w:b w:val="0"/>
-                <w:i w:val="0"/>
-                <w:color w:val="000000"/>
-                <w:sz w:val="22"/>
-              </w:rPr>
-              <w:t>GET /orders/1 → 404 User 3 not found, нет заголовка времени</w:t>
-            </w:r>
-          </w:p>
-        </w:tc>
-      </w:tr>
-      <w:tr>
-        <w:tc>
-          <w:tcPr>
-            <w:tcW w:type="dxa" w:w="1417"/>
-            <w:tcBorders>
-              <w:top w:val="single" w:sz="4" w:space="0" w:color="000000"/>
-              <w:left w:val="single" w:sz="4" w:space="0" w:color="000000"/>
-              <w:bottom w:val="single" w:sz="4" w:space="0" w:color="000000"/>
-              <w:right w:val="single" w:sz="4" w:space="0" w:color="000000"/>
-            </w:tcBorders>
-          </w:tcPr>
-          <w:p>
-            <w:pPr>
-              <w:spacing w:after="0" w:before="0" w:line="240" w:lineRule="auto"/>
-            </w:pPr>
-            <w:r/>
-            <w:r>
-              <w:rPr>
-                <w:rFonts w:ascii="Times New Roman" w:hAnsi="Times New Roman" w:cs="Times New Roman" w:eastAsia="Times New Roman"/>
-                <w:b w:val="0"/>
-                <w:i w:val="0"/>
-                <w:color w:val="000000"/>
-                <w:sz w:val="22"/>
-              </w:rPr>
-              <w:t>BB-06</w:t>
-            </w:r>
-          </w:p>
-        </w:tc>
-        <w:tc>
-          <w:tcPr>
-            <w:tcW w:type="dxa" w:w="2268"/>
-            <w:tcBorders>
-              <w:top w:val="single" w:sz="4" w:space="0" w:color="000000"/>
-              <w:left w:val="single" w:sz="4" w:space="0" w:color="000000"/>
-              <w:bottom w:val="single" w:sz="4" w:space="0" w:color="000000"/>
-              <w:right w:val="single" w:sz="4" w:space="0" w:color="000000"/>
-            </w:tcBorders>
-          </w:tcPr>
-          <w:p>
-            <w:pPr>
-              <w:spacing w:after="0" w:before="0" w:line="240" w:lineRule="auto"/>
-            </w:pPr>
-            <w:r/>
-            <w:r>
-              <w:rPr>
-                <w:rFonts w:ascii="Times New Roman" w:hAnsi="Times New Roman" w:cs="Times New Roman" w:eastAsia="Times New Roman"/>
-                <w:b w:val="0"/>
-                <w:i w:val="0"/>
-                <w:color w:val="000000"/>
-                <w:sz w:val="22"/>
-              </w:rPr>
-              <w:t>PASSED как факт</w:t>
-            </w:r>
-          </w:p>
-        </w:tc>
-        <w:tc>
-          <w:tcPr>
-            <w:tcW w:type="dxa" w:w="5669"/>
-            <w:tcBorders>
-              <w:top w:val="single" w:sz="4" w:space="0" w:color="000000"/>
-              <w:left w:val="single" w:sz="4" w:space="0" w:color="000000"/>
-              <w:bottom w:val="single" w:sz="4" w:space="0" w:color="000000"/>
-              <w:right w:val="single" w:sz="4" w:space="0" w:color="000000"/>
-            </w:tcBorders>
-          </w:tcPr>
-          <w:p>
-            <w:pPr>
-              <w:spacing w:after="0" w:before="0" w:line="240" w:lineRule="auto"/>
-            </w:pPr>
-            <w:r/>
-            <w:r>
-              <w:rPr>
-                <w:rFonts w:ascii="Times New Roman" w:hAnsi="Times New Roman" w:cs="Times New Roman" w:eastAsia="Times New Roman"/>
-                <w:b w:val="0"/>
-                <w:i w:val="0"/>
-                <w:color w:val="000000"/>
-                <w:sz w:val="22"/>
-              </w:rPr>
-              <w:t>/health Orders = 200, чтение заказа = 503</w:t>
-            </w:r>
-          </w:p>
-        </w:tc>
-      </w:tr>
-      <w:tr>
-        <w:tc>
-          <w:tcPr>
-            <w:tcW w:type="dxa" w:w="1417"/>
-            <w:tcBorders>
-              <w:top w:val="single" w:sz="4" w:space="0" w:color="000000"/>
-              <w:left w:val="single" w:sz="4" w:space="0" w:color="000000"/>
-              <w:bottom w:val="single" w:sz="4" w:space="0" w:color="000000"/>
-              <w:right w:val="single" w:sz="4" w:space="0" w:color="000000"/>
-            </w:tcBorders>
-          </w:tcPr>
-          <w:p>
-            <w:pPr>
-              <w:spacing w:after="0" w:before="0" w:line="240" w:lineRule="auto"/>
-            </w:pPr>
-            <w:r/>
-            <w:r>
-              <w:rPr>
-                <w:rFonts w:ascii="Times New Roman" w:hAnsi="Times New Roman" w:cs="Times New Roman" w:eastAsia="Times New Roman"/>
-                <w:b w:val="0"/>
-                <w:i w:val="0"/>
-                <w:color w:val="000000"/>
-                <w:sz w:val="22"/>
-              </w:rPr>
-              <w:t>BB-07</w:t>
-            </w:r>
-          </w:p>
-        </w:tc>
-        <w:tc>
-          <w:tcPr>
-            <w:tcW w:type="dxa" w:w="2268"/>
-            <w:tcBorders>
-              <w:top w:val="single" w:sz="4" w:space="0" w:color="000000"/>
-              <w:left w:val="single" w:sz="4" w:space="0" w:color="000000"/>
-              <w:bottom w:val="single" w:sz="4" w:space="0" w:color="000000"/>
-              <w:right w:val="single" w:sz="4" w:space="0" w:color="000000"/>
-            </w:tcBorders>
-          </w:tcPr>
-          <w:p>
-            <w:pPr>
-              <w:spacing w:after="0" w:before="0" w:line="240" w:lineRule="auto"/>
-            </w:pPr>
-            <w:r/>
-            <w:r>
-              <w:rPr>
-                <w:rFonts w:ascii="Times New Roman" w:hAnsi="Times New Roman" w:cs="Times New Roman" w:eastAsia="Times New Roman"/>
-                <w:b w:val="0"/>
-                <w:i w:val="0"/>
-                <w:color w:val="000000"/>
-                <w:sz w:val="22"/>
-              </w:rPr>
-              <w:t>PASSED</w:t>
-            </w:r>
-          </w:p>
-        </w:tc>
-        <w:tc>
-          <w:tcPr>
-            <w:tcW w:type="dxa" w:w="5669"/>
-            <w:tcBorders>
-              <w:top w:val="single" w:sz="4" w:space="0" w:color="000000"/>
-              <w:left w:val="single" w:sz="4" w:space="0" w:color="000000"/>
-              <w:bottom w:val="single" w:sz="4" w:space="0" w:color="000000"/>
-              <w:right w:val="single" w:sz="4" w:space="0" w:color="000000"/>
-            </w:tcBorders>
-          </w:tcPr>
-          <w:p>
-            <w:pPr>
-              <w:spacing w:after="0" w:before="0" w:line="240" w:lineRule="auto"/>
-            </w:pPr>
-            <w:r/>
-            <w:r>
-              <w:rPr>
-                <w:rFonts w:ascii="Times New Roman" w:hAnsi="Times New Roman" w:cs="Times New Roman" w:eastAsia="Times New Roman"/>
-                <w:b w:val="0"/>
-                <w:i w:val="0"/>
-                <w:color w:val="000000"/>
-                <w:sz w:val="22"/>
-              </w:rPr>
-              <w:t>Трассировка жива</w:t>
-            </w:r>
-          </w:p>
-        </w:tc>
-      </w:tr>
-    </w:tbl>
-    <w:p/>
     <w:p>
       <w:pPr>
         <w:spacing w:after="120" w:before="0" w:line="360" w:lineRule="auto"/>
@@ -5523,7 +2001,41 @@
           <w:color w:val="000000"/>
           <w:sz w:val="28"/>
         </w:rPr>
-        <w:t>Итог метода: система «в целом» выглядит рабочей (happy path зелёный), но на полной сборке вскрываются дефекты взаимодействия, которые модульные проверки поодиночке не показали бы, а «большой взрыв» при этом не указывает виновный модуль.</w:t>
+        <w:t>Тесты BB-03 и BB-06 прошли, но в них я тоже заметил проблемы, поэтому записал их как аномалии.</w:t>
+      </w:r>
+    </w:p>
+    <w:p>
+      <w:pPr>
+        <w:spacing w:after="120" w:before="0" w:line="360" w:lineRule="auto"/>
+        <w:ind w:firstLine="709"/>
+        <w:jc w:val="both"/>
+      </w:pPr>
+      <w:r>
+        <w:rPr>
+          <w:rFonts w:ascii="Times New Roman" w:hAnsi="Times New Roman" w:cs="Times New Roman" w:eastAsia="Times New Roman"/>
+          <w:b w:val="0"/>
+          <w:i w:val="0"/>
+          <w:color w:val="000000"/>
+          <w:sz w:val="28"/>
+        </w:rPr>
+        <w:t>После этого я пометил упавшие тесты BB-04 и BB-05 как xfail (ожидаемое падение из-за известного дефекта). Теперь результат запуска такой: 5 passed, 2 xfailed. Если дефекты исправят, эти тесты начнут проходить, и pytest об этом сообщит.</w:t>
+      </w:r>
+    </w:p>
+    <w:p>
+      <w:pPr>
+        <w:spacing w:after="120" w:before="0" w:line="360" w:lineRule="auto"/>
+        <w:ind w:firstLine="709"/>
+        <w:jc w:val="both"/>
+      </w:pPr>
+      <w:r>
+        <w:rPr>
+          <w:rFonts w:ascii="Times New Roman" w:hAnsi="Times New Roman" w:cs="Times New Roman" w:eastAsia="Times New Roman"/>
+          <w:b w:val="0"/>
+          <w:i w:val="0"/>
+          <w:color w:val="000000"/>
+          <w:sz w:val="28"/>
+        </w:rPr>
+        <w:t>Результаты первого запуска сохранены в reports/pytest-bigbang-first-run.txt.</w:t>
       </w:r>
     </w:p>
     <w:p>
@@ -5540,7 +2052,7 @@
           <w:color w:val="000000"/>
           <w:sz w:val="28"/>
         </w:rPr>
-        <w:t>8. Выявленные дефекты и аномалии</w:t>
+        <w:t>5. Найденные дефекты и аномалии</w:t>
       </w:r>
     </w:p>
     <w:p>
@@ -5557,7 +2069,410 @@
           <w:color w:val="000000"/>
           <w:sz w:val="28"/>
         </w:rPr>
-        <w:t>BB-04. Каскадный отказ списка заказов — критический</w:t>
+        <w:t>Дефект 1 (BB-04). Список заказов не открывается, если пропал один пользователь</w:t>
+      </w:r>
+    </w:p>
+    <w:p>
+      <w:pPr>
+        <w:spacing w:after="120" w:before="0" w:line="360" w:lineRule="auto"/>
+        <w:ind w:firstLine="709"/>
+        <w:jc w:val="both"/>
+      </w:pPr>
+      <w:r>
+        <w:rPr>
+          <w:rFonts w:ascii="Times New Roman" w:hAnsi="Times New Roman" w:cs="Times New Roman" w:eastAsia="Times New Roman"/>
+          <w:b/>
+          <w:i w:val="0"/>
+          <w:color w:val="000000"/>
+          <w:sz w:val="28"/>
+        </w:rPr>
+        <w:t>Серьёзность:</w:t>
+      </w:r>
+      <w:r>
+        <w:rPr>
+          <w:rFonts w:ascii="Times New Roman" w:hAnsi="Times New Roman" w:cs="Times New Roman" w:eastAsia="Times New Roman"/>
+          <w:b w:val="0"/>
+          <w:i w:val="0"/>
+          <w:color w:val="000000"/>
+          <w:sz w:val="28"/>
+        </w:rPr>
+        <w:t xml:space="preserve"> высокая</w:t>
+      </w:r>
+    </w:p>
+    <w:p>
+      <w:pPr>
+        <w:spacing w:after="120" w:before="0" w:line="360" w:lineRule="auto"/>
+        <w:ind w:firstLine="709"/>
+        <w:jc w:val="both"/>
+      </w:pPr>
+      <w:r>
+        <w:rPr>
+          <w:rFonts w:ascii="Times New Roman" w:hAnsi="Times New Roman" w:cs="Times New Roman" w:eastAsia="Times New Roman"/>
+          <w:b/>
+          <w:i w:val="0"/>
+          <w:color w:val="000000"/>
+          <w:sz w:val="28"/>
+        </w:rPr>
+        <w:t>Шаги:</w:t>
+      </w:r>
+    </w:p>
+    <w:p>
+      <w:pPr>
+        <w:spacing w:after="40" w:before="0" w:line="360" w:lineRule="auto"/>
+        <w:ind w:firstLine="0" w:left="709"/>
+        <w:jc w:val="left"/>
+      </w:pPr>
+      <w:r>
+        <w:rPr>
+          <w:rFonts w:ascii="Times New Roman" w:hAnsi="Times New Roman" w:cs="Times New Roman" w:eastAsia="Times New Roman"/>
+          <w:b w:val="0"/>
+          <w:i w:val="0"/>
+          <w:color w:val="000000"/>
+          <w:sz w:val="28"/>
+        </w:rPr>
+        <w:t>1. Создать заказ для пользователя с id=1.</w:t>
+      </w:r>
+    </w:p>
+    <w:p>
+      <w:pPr>
+        <w:spacing w:after="40" w:before="0" w:line="360" w:lineRule="auto"/>
+        <w:ind w:firstLine="0" w:left="709"/>
+        <w:jc w:val="left"/>
+      </w:pPr>
+      <w:r>
+        <w:rPr>
+          <w:rFonts w:ascii="Times New Roman" w:hAnsi="Times New Roman" w:cs="Times New Roman" w:eastAsia="Times New Roman"/>
+          <w:b w:val="0"/>
+          <w:i w:val="0"/>
+          <w:color w:val="000000"/>
+          <w:sz w:val="28"/>
+        </w:rPr>
+        <w:t>2. Создать нового пользователя (получил id=3) и заказ для него.</w:t>
+      </w:r>
+    </w:p>
+    <w:p>
+      <w:pPr>
+        <w:spacing w:after="40" w:before="0" w:line="360" w:lineRule="auto"/>
+        <w:ind w:firstLine="0" w:left="709"/>
+        <w:jc w:val="left"/>
+      </w:pPr>
+      <w:r>
+        <w:rPr>
+          <w:rFonts w:ascii="Times New Roman" w:hAnsi="Times New Roman" w:cs="Times New Roman" w:eastAsia="Times New Roman"/>
+          <w:b w:val="0"/>
+          <w:i w:val="0"/>
+          <w:color w:val="000000"/>
+          <w:sz w:val="28"/>
+        </w:rPr>
+        <w:t>3. Перезапустить Users API. Пользователь с id=3 пропадает, пользователь с id=1 остаётся.</w:t>
+      </w:r>
+    </w:p>
+    <w:p>
+      <w:pPr>
+        <w:spacing w:after="40" w:before="0" w:line="360" w:lineRule="auto"/>
+        <w:ind w:firstLine="0" w:left="709"/>
+        <w:jc w:val="left"/>
+      </w:pPr>
+      <w:r>
+        <w:rPr>
+          <w:rFonts w:ascii="Times New Roman" w:hAnsi="Times New Roman" w:cs="Times New Roman" w:eastAsia="Times New Roman"/>
+          <w:b w:val="0"/>
+          <w:i w:val="0"/>
+          <w:color w:val="000000"/>
+          <w:sz w:val="28"/>
+        </w:rPr>
+        <w:t>4. Отправить GET /api/v1/orders.</w:t>
+      </w:r>
+    </w:p>
+    <w:p>
+      <w:pPr>
+        <w:spacing w:after="120" w:before="0" w:line="360" w:lineRule="auto"/>
+        <w:ind w:firstLine="709"/>
+        <w:jc w:val="both"/>
+      </w:pPr>
+      <w:r>
+        <w:rPr>
+          <w:rFonts w:ascii="Times New Roman" w:hAnsi="Times New Roman" w:cs="Times New Roman" w:eastAsia="Times New Roman"/>
+          <w:b/>
+          <w:i w:val="0"/>
+          <w:color w:val="000000"/>
+          <w:sz w:val="28"/>
+        </w:rPr>
+        <w:t>Ожидаемый результат:</w:t>
+      </w:r>
+      <w:r>
+        <w:rPr>
+          <w:rFonts w:ascii="Times New Roman" w:hAnsi="Times New Roman" w:cs="Times New Roman" w:eastAsia="Times New Roman"/>
+          <w:b w:val="0"/>
+          <w:i w:val="0"/>
+          <w:color w:val="000000"/>
+          <w:sz w:val="28"/>
+        </w:rPr>
+        <w:t xml:space="preserve"> 200 и список заказов, в котором есть хотя бы заказ пользователя с id=1.</w:t>
+      </w:r>
+    </w:p>
+    <w:p>
+      <w:pPr>
+        <w:spacing w:after="120" w:before="0" w:line="360" w:lineRule="auto"/>
+        <w:ind w:firstLine="709"/>
+        <w:jc w:val="both"/>
+      </w:pPr>
+      <w:r>
+        <w:rPr>
+          <w:rFonts w:ascii="Times New Roman" w:hAnsi="Times New Roman" w:cs="Times New Roman" w:eastAsia="Times New Roman"/>
+          <w:b/>
+          <w:i w:val="0"/>
+          <w:color w:val="000000"/>
+          <w:sz w:val="28"/>
+        </w:rPr>
+        <w:t>Фактический результат:</w:t>
+      </w:r>
+      <w:r>
+        <w:rPr>
+          <w:rFonts w:ascii="Times New Roman" w:hAnsi="Times New Roman" w:cs="Times New Roman" w:eastAsia="Times New Roman"/>
+          <w:b w:val="0"/>
+          <w:i w:val="0"/>
+          <w:color w:val="000000"/>
+          <w:sz w:val="28"/>
+        </w:rPr>
+        <w:t xml:space="preserve"> 404 {"detail": "User 3 not found"}. Весь список не возвращается.</w:t>
+      </w:r>
+    </w:p>
+    <w:p>
+      <w:pPr>
+        <w:spacing w:after="120" w:before="0" w:line="360" w:lineRule="auto"/>
+        <w:ind w:firstLine="709"/>
+        <w:jc w:val="both"/>
+      </w:pPr>
+      <w:r>
+        <w:rPr>
+          <w:rFonts w:ascii="Times New Roman" w:hAnsi="Times New Roman" w:cs="Times New Roman" w:eastAsia="Times New Roman"/>
+          <w:b/>
+          <w:i w:val="0"/>
+          <w:color w:val="000000"/>
+          <w:sz w:val="28"/>
+        </w:rPr>
+        <w:t>Комментарий:</w:t>
+      </w:r>
+      <w:r>
+        <w:rPr>
+          <w:rFonts w:ascii="Times New Roman" w:hAnsi="Times New Roman" w:cs="Times New Roman" w:eastAsia="Times New Roman"/>
+          <w:b w:val="0"/>
+          <w:i w:val="0"/>
+          <w:color w:val="000000"/>
+          <w:sz w:val="28"/>
+        </w:rPr>
+        <w:t xml:space="preserve"> из-за одного «битого» заказа не работает весь список. По ответу непонятно, где именно ошибка: в Users API, в HTTP-клиенте или в Orders API. На самом деле ответ формирует Orders API, хотя текст похож на ответ Users API.</w:t>
+      </w:r>
+    </w:p>
+    <w:p>
+      <w:pPr>
+        <w:spacing w:after="120" w:before="160" w:line="360" w:lineRule="auto"/>
+        <w:ind w:firstLine="0"/>
+        <w:jc w:val="left"/>
+      </w:pPr>
+      <w:r>
+        <w:rPr>
+          <w:rFonts w:ascii="Times New Roman" w:hAnsi="Times New Roman" w:cs="Times New Roman" w:eastAsia="Times New Roman"/>
+          <w:b/>
+          <w:i w:val="0"/>
+          <w:color w:val="000000"/>
+          <w:sz w:val="28"/>
+        </w:rPr>
+        <w:t>Дефект 2 (BB-05). Существующий заказ возвращает ошибку «пользователь не найден»</w:t>
+      </w:r>
+    </w:p>
+    <w:p>
+      <w:pPr>
+        <w:spacing w:after="120" w:before="0" w:line="360" w:lineRule="auto"/>
+        <w:ind w:firstLine="709"/>
+        <w:jc w:val="both"/>
+      </w:pPr>
+      <w:r>
+        <w:rPr>
+          <w:rFonts w:ascii="Times New Roman" w:hAnsi="Times New Roman" w:cs="Times New Roman" w:eastAsia="Times New Roman"/>
+          <w:b/>
+          <w:i w:val="0"/>
+          <w:color w:val="000000"/>
+          <w:sz w:val="28"/>
+        </w:rPr>
+        <w:t>Серьёзность:</w:t>
+      </w:r>
+      <w:r>
+        <w:rPr>
+          <w:rFonts w:ascii="Times New Roman" w:hAnsi="Times New Roman" w:cs="Times New Roman" w:eastAsia="Times New Roman"/>
+          <w:b w:val="0"/>
+          <w:i w:val="0"/>
+          <w:color w:val="000000"/>
+          <w:sz w:val="28"/>
+        </w:rPr>
+        <w:t xml:space="preserve"> высокая</w:t>
+      </w:r>
+    </w:p>
+    <w:p>
+      <w:pPr>
+        <w:spacing w:after="120" w:before="0" w:line="360" w:lineRule="auto"/>
+        <w:ind w:firstLine="709"/>
+        <w:jc w:val="both"/>
+      </w:pPr>
+      <w:r>
+        <w:rPr>
+          <w:rFonts w:ascii="Times New Roman" w:hAnsi="Times New Roman" w:cs="Times New Roman" w:eastAsia="Times New Roman"/>
+          <w:b/>
+          <w:i w:val="0"/>
+          <w:color w:val="000000"/>
+          <w:sz w:val="28"/>
+        </w:rPr>
+        <w:t>Шаги:</w:t>
+      </w:r>
+    </w:p>
+    <w:p>
+      <w:pPr>
+        <w:spacing w:after="40" w:before="0" w:line="360" w:lineRule="auto"/>
+        <w:ind w:firstLine="0" w:left="709"/>
+        <w:jc w:val="left"/>
+      </w:pPr>
+      <w:r>
+        <w:rPr>
+          <w:rFonts w:ascii="Times New Roman" w:hAnsi="Times New Roman" w:cs="Times New Roman" w:eastAsia="Times New Roman"/>
+          <w:b w:val="0"/>
+          <w:i w:val="0"/>
+          <w:color w:val="000000"/>
+          <w:sz w:val="28"/>
+        </w:rPr>
+        <w:t>1. Создать пользователя и заказ для него.</w:t>
+      </w:r>
+    </w:p>
+    <w:p>
+      <w:pPr>
+        <w:spacing w:after="40" w:before="0" w:line="360" w:lineRule="auto"/>
+        <w:ind w:firstLine="0" w:left="709"/>
+        <w:jc w:val="left"/>
+      </w:pPr>
+      <w:r>
+        <w:rPr>
+          <w:rFonts w:ascii="Times New Roman" w:hAnsi="Times New Roman" w:cs="Times New Roman" w:eastAsia="Times New Roman"/>
+          <w:b w:val="0"/>
+          <w:i w:val="0"/>
+          <w:color w:val="000000"/>
+          <w:sz w:val="28"/>
+        </w:rPr>
+        <w:t>2. Перезапустить Users API.</w:t>
+      </w:r>
+    </w:p>
+    <w:p>
+      <w:pPr>
+        <w:spacing w:after="40" w:before="0" w:line="360" w:lineRule="auto"/>
+        <w:ind w:firstLine="0" w:left="709"/>
+        <w:jc w:val="left"/>
+      </w:pPr>
+      <w:r>
+        <w:rPr>
+          <w:rFonts w:ascii="Times New Roman" w:hAnsi="Times New Roman" w:cs="Times New Roman" w:eastAsia="Times New Roman"/>
+          <w:b w:val="0"/>
+          <w:i w:val="0"/>
+          <w:color w:val="000000"/>
+          <w:sz w:val="28"/>
+        </w:rPr>
+        <w:t>3. Отправить GET /api/v1/orders/1.</w:t>
+      </w:r>
+    </w:p>
+    <w:p>
+      <w:pPr>
+        <w:spacing w:after="120" w:before="0" w:line="360" w:lineRule="auto"/>
+        <w:ind w:firstLine="709"/>
+        <w:jc w:val="both"/>
+      </w:pPr>
+      <w:r>
+        <w:rPr>
+          <w:rFonts w:ascii="Times New Roman" w:hAnsi="Times New Roman" w:cs="Times New Roman" w:eastAsia="Times New Roman"/>
+          <w:b/>
+          <w:i w:val="0"/>
+          <w:color w:val="000000"/>
+          <w:sz w:val="28"/>
+        </w:rPr>
+        <w:t>Ожидаемый результат:</w:t>
+      </w:r>
+      <w:r>
+        <w:rPr>
+          <w:rFonts w:ascii="Times New Roman" w:hAnsi="Times New Roman" w:cs="Times New Roman" w:eastAsia="Times New Roman"/>
+          <w:b w:val="0"/>
+          <w:i w:val="0"/>
+          <w:color w:val="000000"/>
+          <w:sz w:val="28"/>
+        </w:rPr>
+        <w:t xml:space="preserve"> заказ возвращается, или приходит отдельная ошибка, по которой понятно, что заказ есть, но пользователь недоступен.</w:t>
+      </w:r>
+    </w:p>
+    <w:p>
+      <w:pPr>
+        <w:spacing w:after="120" w:before="0" w:line="360" w:lineRule="auto"/>
+        <w:ind w:firstLine="709"/>
+        <w:jc w:val="both"/>
+      </w:pPr>
+      <w:r>
+        <w:rPr>
+          <w:rFonts w:ascii="Times New Roman" w:hAnsi="Times New Roman" w:cs="Times New Roman" w:eastAsia="Times New Roman"/>
+          <w:b/>
+          <w:i w:val="0"/>
+          <w:color w:val="000000"/>
+          <w:sz w:val="28"/>
+        </w:rPr>
+        <w:t>Фактический результат:</w:t>
+      </w:r>
+      <w:r>
+        <w:rPr>
+          <w:rFonts w:ascii="Times New Roman" w:hAnsi="Times New Roman" w:cs="Times New Roman" w:eastAsia="Times New Roman"/>
+          <w:b w:val="0"/>
+          <w:i w:val="0"/>
+          <w:color w:val="000000"/>
+          <w:sz w:val="28"/>
+        </w:rPr>
+        <w:t xml:space="preserve"> 404 {"detail": "User 3 not found"}, при этом нет заголовка X-User-Service-Time-Ms.</w:t>
+      </w:r>
+    </w:p>
+    <w:p>
+      <w:pPr>
+        <w:spacing w:after="120" w:before="0" w:line="360" w:lineRule="auto"/>
+        <w:ind w:firstLine="709"/>
+        <w:jc w:val="both"/>
+      </w:pPr>
+      <w:r>
+        <w:rPr>
+          <w:rFonts w:ascii="Times New Roman" w:hAnsi="Times New Roman" w:cs="Times New Roman" w:eastAsia="Times New Roman"/>
+          <w:b/>
+          <w:i w:val="0"/>
+          <w:color w:val="000000"/>
+          <w:sz w:val="28"/>
+        </w:rPr>
+        <w:t>Комментарий:</w:t>
+      </w:r>
+      <w:r>
+        <w:rPr>
+          <w:rFonts w:ascii="Times New Roman" w:hAnsi="Times New Roman" w:cs="Times New Roman" w:eastAsia="Times New Roman"/>
+          <w:b w:val="0"/>
+          <w:i w:val="0"/>
+          <w:color w:val="000000"/>
+          <w:sz w:val="28"/>
+        </w:rPr>
+        <w:t xml:space="preserve"> клиент получает 404 и может подумать, что заказа нет, хотя он есть. Получается, что «нет заказа» и «нет пользователя» выглядят почти одинаково.</w:t>
+      </w:r>
+    </w:p>
+    <w:p>
+      <w:pPr>
+        <w:spacing w:after="120" w:before="160" w:line="360" w:lineRule="auto"/>
+        <w:ind w:firstLine="0"/>
+        <w:jc w:val="left"/>
+      </w:pPr>
+      <w:r>
+        <w:rPr>
+          <w:rFonts w:ascii="Times New Roman" w:hAnsi="Times New Roman" w:cs="Times New Roman" w:eastAsia="Times New Roman"/>
+          <w:b/>
+          <w:i w:val="0"/>
+          <w:color w:val="000000"/>
+          <w:sz w:val="28"/>
+        </w:rPr>
+        <w:t>Аномалия 1 (BB-03). Лишние запросы к Users API при получении списка заказов</w:t>
       </w:r>
     </w:p>
     <w:p>
@@ -5574,7 +2489,41 @@
           <w:color w:val="000000"/>
           <w:sz w:val="28"/>
         </w:rPr>
-        <w:t>После рестарта Users API в хранилище снова только seed-пользователи с id 1 и 2. Заказ для Анны (id=1) остался, заказ для пользователя id=3 остался в Orders, но самого пользователя уже нет. Фактический ответ: GET /api/v1/orders → HTTP 404, {"detail": "User 3 not found"}.</w:t>
+        <w:t>При запросе списка заказов Orders API отправляет запрос в Users API для каждого заказа отдельно, даже если у всех заказов один и тот же пользователь.</w:t>
+      </w:r>
+    </w:p>
+    <w:p>
+      <w:pPr>
+        <w:pStyle w:val="ListBullet"/>
+        <w:spacing w:after="40" w:before="0" w:line="360" w:lineRule="auto"/>
+        <w:ind w:left="709"/>
+      </w:pPr>
+      <w:r>
+        <w:rPr>
+          <w:rFonts w:ascii="Times New Roman" w:hAnsi="Times New Roman" w:cs="Times New Roman" w:eastAsia="Times New Roman"/>
+          <w:b w:val="0"/>
+          <w:i w:val="0"/>
+          <w:color w:val="000000"/>
+          <w:sz w:val="28"/>
+        </w:rPr>
+        <w:t>один заказ: 0,86 мс на запрос к Users API;</w:t>
+      </w:r>
+    </w:p>
+    <w:p>
+      <w:pPr>
+        <w:pStyle w:val="ListBullet"/>
+        <w:spacing w:after="40" w:before="0" w:line="360" w:lineRule="auto"/>
+        <w:ind w:left="709"/>
+      </w:pPr>
+      <w:r>
+        <w:rPr>
+          <w:rFonts w:ascii="Times New Roman" w:hAnsi="Times New Roman" w:cs="Times New Roman" w:eastAsia="Times New Roman"/>
+          <w:b w:val="0"/>
+          <w:i w:val="0"/>
+          <w:color w:val="000000"/>
+          <w:sz w:val="28"/>
+        </w:rPr>
+        <w:t>список из 5 заказов: 3,68 мс.</w:t>
       </w:r>
     </w:p>
     <w:p>
@@ -5591,7 +2540,24 @@
           <w:color w:val="000000"/>
           <w:sz w:val="28"/>
         </w:rPr>
-        <w:t>Это дефект, потому что список — операция чтения множества: один «битый» элемент не должен обнулять выдачу. Ожидалось HTTP 200 и заказ пользователя id=1 в массиве.</w:t>
+        <w:t>Время растёт примерно пропорционально количеству заказов. На маленьком проекте это не критично, но при большом количестве заказов будет заметно.</w:t>
+      </w:r>
+    </w:p>
+    <w:p>
+      <w:pPr>
+        <w:spacing w:after="120" w:before="160" w:line="360" w:lineRule="auto"/>
+        <w:ind w:firstLine="0"/>
+        <w:jc w:val="left"/>
+      </w:pPr>
+      <w:r>
+        <w:rPr>
+          <w:rFonts w:ascii="Times New Roman" w:hAnsi="Times New Roman" w:cs="Times New Roman" w:eastAsia="Times New Roman"/>
+          <w:b/>
+          <w:i w:val="0"/>
+          <w:color w:val="000000"/>
+          <w:sz w:val="28"/>
+        </w:rPr>
+        <w:t>Аномалия 2 (BB-06). Health показывает, что всё в порядке, когда Users API выключен</w:t>
       </w:r>
     </w:p>
     <w:p>
@@ -5608,7 +2574,58 @@
           <w:color w:val="000000"/>
           <w:sz w:val="28"/>
         </w:rPr>
-        <w:t>«Большой взрыв» не помогает локализовать причину. Один и тот же 404 могут дать: UserStorage.get (пользователя нет после рестарта); users_client.get_user (любой 404 Users превращается в UserServiceError); enrich_order (исключение сразу становится HTTPException); list_orders (цикл без изоляции ошибки по элементу). Без чтения кода нельзя выбрать виновника. Сообщение «User 3 not found» выглядит как ответ Users API, хотя его сформировал Orders API.</w:t>
+        <w:t>При выключенном Users API:</w:t>
+      </w:r>
+    </w:p>
+    <w:p>
+      <w:pPr>
+        <w:pStyle w:val="ListBullet"/>
+        <w:spacing w:after="40" w:before="0" w:line="360" w:lineRule="auto"/>
+        <w:ind w:left="709"/>
+      </w:pPr>
+      <w:r>
+        <w:rPr>
+          <w:rFonts w:ascii="Times New Roman" w:hAnsi="Times New Roman" w:cs="Times New Roman" w:eastAsia="Times New Roman"/>
+          <w:b w:val="0"/>
+          <w:i w:val="0"/>
+          <w:color w:val="000000"/>
+          <w:sz w:val="28"/>
+        </w:rPr>
+        <w:t>GET /health у Orders API возвращает 200 {"status": "ok"};</w:t>
+      </w:r>
+    </w:p>
+    <w:p>
+      <w:pPr>
+        <w:pStyle w:val="ListBullet"/>
+        <w:spacing w:after="40" w:before="0" w:line="360" w:lineRule="auto"/>
+        <w:ind w:left="709"/>
+      </w:pPr>
+      <w:r>
+        <w:rPr>
+          <w:rFonts w:ascii="Times New Roman" w:hAnsi="Times New Roman" w:cs="Times New Roman" w:eastAsia="Times New Roman"/>
+          <w:b w:val="0"/>
+          <w:i w:val="0"/>
+          <w:color w:val="000000"/>
+          <w:sz w:val="28"/>
+        </w:rPr>
+        <w:t>GET /api/v1/orders/{id} и GET /api/v1/orders возвращают 503.</w:t>
+      </w:r>
+    </w:p>
+    <w:p>
+      <w:pPr>
+        <w:spacing w:after="120" w:before="0" w:line="360" w:lineRule="auto"/>
+        <w:ind w:firstLine="709"/>
+        <w:jc w:val="both"/>
+      </w:pPr>
+      <w:r>
+        <w:rPr>
+          <w:rFonts w:ascii="Times New Roman" w:hAnsi="Times New Roman" w:cs="Times New Roman" w:eastAsia="Times New Roman"/>
+          <w:b w:val="0"/>
+          <w:i w:val="0"/>
+          <w:color w:val="000000"/>
+          <w:sz w:val="28"/>
+        </w:rPr>
+        <w:t>То есть по health-проверке кажется, что сервис работает, хотя заказы получить нельзя. Это спорный момент, потому что health часто специально проверяет только сам сервис, но для мониторинга это может ввести в заблуждение.</w:t>
       </w:r>
     </w:p>
     <w:p>
@@ -5625,7 +2642,183 @@
           <w:color w:val="000000"/>
           <w:sz w:val="28"/>
         </w:rPr>
-        <w:t>BB-05. Маскировка пропажи пользователя под 404 заказа — критический</w:t>
+        <w:t>Другие замечания</w:t>
+      </w:r>
+    </w:p>
+    <w:p>
+      <w:pPr>
+        <w:pStyle w:val="ListBullet"/>
+        <w:spacing w:after="40" w:before="0" w:line="360" w:lineRule="auto"/>
+        <w:ind w:left="709"/>
+      </w:pPr>
+      <w:r>
+        <w:rPr>
+          <w:rFonts w:ascii="Times New Roman" w:hAnsi="Times New Roman" w:cs="Times New Roman" w:eastAsia="Times New Roman"/>
+          <w:b w:val="0"/>
+          <w:i w:val="0"/>
+          <w:color w:val="000000"/>
+          <w:sz w:val="28"/>
+        </w:rPr>
+        <w:t>У каждого сервиса своё хранилище в памяти, поэтому после перезапуска одного сервиса данные двух сервисов перестают совпадать.</w:t>
+      </w:r>
+    </w:p>
+    <w:p>
+      <w:pPr>
+        <w:pStyle w:val="ListBullet"/>
+        <w:spacing w:after="40" w:before="0" w:line="360" w:lineRule="auto"/>
+        <w:ind w:left="709"/>
+      </w:pPr>
+      <w:r>
+        <w:rPr>
+          <w:rFonts w:ascii="Times New Roman" w:hAnsi="Times New Roman" w:cs="Times New Roman" w:eastAsia="Times New Roman"/>
+          <w:b w:val="0"/>
+          <w:i w:val="0"/>
+          <w:color w:val="000000"/>
+          <w:sz w:val="28"/>
+        </w:rPr>
+        <w:t>Orders API не сохраняет данные пользователя вместе с заказом, поэтому без Users API заказ вообще нельзя показать.</w:t>
+      </w:r>
+    </w:p>
+    <w:p>
+      <w:pPr>
+        <w:pStyle w:val="ListBullet"/>
+        <w:spacing w:after="40" w:before="0" w:line="360" w:lineRule="auto"/>
+        <w:ind w:left="709"/>
+      </w:pPr>
+      <w:r>
+        <w:rPr>
+          <w:rFonts w:ascii="Times New Roman" w:hAnsi="Times New Roman" w:cs="Times New Roman" w:eastAsia="Times New Roman"/>
+          <w:b w:val="0"/>
+          <w:i w:val="0"/>
+          <w:color w:val="000000"/>
+          <w:sz w:val="28"/>
+        </w:rPr>
+        <w:t>Файл auth.py одинаковый в двух сервисах. Если токены в них будут разными, ошибка 401 появится сразу в двух местах.</w:t>
+      </w:r>
+    </w:p>
+    <w:p>
+      <w:pPr>
+        <w:spacing w:after="160" w:before="240" w:line="360" w:lineRule="auto"/>
+        <w:ind w:firstLine="0"/>
+        <w:jc w:val="left"/>
+      </w:pPr>
+      <w:r>
+        <w:rPr>
+          <w:rFonts w:ascii="Times New Roman" w:hAnsi="Times New Roman" w:cs="Times New Roman" w:eastAsia="Times New Roman"/>
+          <w:b/>
+          <w:i w:val="0"/>
+          <w:color w:val="000000"/>
+          <w:sz w:val="28"/>
+        </w:rPr>
+        <w:t>6. Проблемы метода «большого взрыва»</w:t>
+      </w:r>
+    </w:p>
+    <w:p>
+      <w:pPr>
+        <w:spacing w:after="120" w:before="0" w:line="360" w:lineRule="auto"/>
+        <w:ind w:firstLine="709"/>
+        <w:jc w:val="both"/>
+      </w:pPr>
+      <w:r>
+        <w:rPr>
+          <w:rFonts w:ascii="Times New Roman" w:hAnsi="Times New Roman" w:cs="Times New Roman" w:eastAsia="Times New Roman"/>
+          <w:b/>
+          <w:i w:val="0"/>
+          <w:color w:val="000000"/>
+          <w:sz w:val="28"/>
+        </w:rPr>
+        <w:t>1. Сложно найти причину ошибки.</w:t>
+      </w:r>
+      <w:r>
+        <w:rPr>
+          <w:rFonts w:ascii="Times New Roman" w:hAnsi="Times New Roman" w:cs="Times New Roman" w:eastAsia="Times New Roman"/>
+          <w:b w:val="0"/>
+          <w:i w:val="0"/>
+          <w:color w:val="000000"/>
+          <w:sz w:val="28"/>
+        </w:rPr>
+        <w:t xml:space="preserve"> Оба дефекта дали одинаковый ответ: 404 User 3 not found. По нему нельзя сразу понять, какой модуль виноват. Чтобы разобраться, мне пришлось смотреть код нескольких файлов: хранилища пользователей, HTTP-клиента и обработчиков в Orders API.</w:t>
+      </w:r>
+    </w:p>
+    <w:p>
+      <w:pPr>
+        <w:spacing w:after="120" w:before="0" w:line="360" w:lineRule="auto"/>
+        <w:ind w:firstLine="709"/>
+        <w:jc w:val="both"/>
+      </w:pPr>
+      <w:r>
+        <w:rPr>
+          <w:rFonts w:ascii="Times New Roman" w:hAnsi="Times New Roman" w:cs="Times New Roman" w:eastAsia="Times New Roman"/>
+          <w:b/>
+          <w:i w:val="0"/>
+          <w:color w:val="000000"/>
+          <w:sz w:val="28"/>
+        </w:rPr>
+        <w:t>2. Основной сценарий проходит, и кажется, что всё работает.</w:t>
+      </w:r>
+      <w:r>
+        <w:rPr>
+          <w:rFonts w:ascii="Times New Roman" w:hAnsi="Times New Roman" w:cs="Times New Roman" w:eastAsia="Times New Roman"/>
+          <w:b w:val="0"/>
+          <w:i w:val="0"/>
+          <w:color w:val="000000"/>
+          <w:sz w:val="28"/>
+        </w:rPr>
+        <w:t xml:space="preserve"> Если бы я проверил только BB-01 и BB-02, можно было бы решить, что интеграция прошла успешно. Ошибки нашлись только в тестах с перезапуском Users API, которые пришлось придумывать отдельно.</w:t>
+      </w:r>
+    </w:p>
+    <w:p>
+      <w:pPr>
+        <w:spacing w:after="120" w:before="0" w:line="360" w:lineRule="auto"/>
+        <w:ind w:firstLine="709"/>
+        <w:jc w:val="both"/>
+      </w:pPr>
+      <w:r>
+        <w:rPr>
+          <w:rFonts w:ascii="Times New Roman" w:hAnsi="Times New Roman" w:cs="Times New Roman" w:eastAsia="Times New Roman"/>
+          <w:b/>
+          <w:i w:val="0"/>
+          <w:color w:val="000000"/>
+          <w:sz w:val="28"/>
+        </w:rPr>
+        <w:t>3. Много комбинаций для проверки.</w:t>
+      </w:r>
+      <w:r>
+        <w:rPr>
+          <w:rFonts w:ascii="Times New Roman" w:hAnsi="Times New Roman" w:cs="Times New Roman" w:eastAsia="Times New Roman"/>
+          <w:b w:val="0"/>
+          <w:i w:val="0"/>
+          <w:color w:val="000000"/>
+          <w:sz w:val="28"/>
+        </w:rPr>
+        <w:t xml:space="preserve"> Когда все модули работают одновременно, нужно учитывать много состояний сразу: есть ли токен, есть ли пользователь, доступен ли Users API, был ли перезапуск. Метод не подсказывает, в каком порядке это проверять.</w:t>
+      </w:r>
+    </w:p>
+    <w:p>
+      <w:pPr>
+        <w:spacing w:after="120" w:before="0" w:line="360" w:lineRule="auto"/>
+        <w:ind w:firstLine="709"/>
+        <w:jc w:val="both"/>
+      </w:pPr>
+      <w:r>
+        <w:rPr>
+          <w:rFonts w:ascii="Times New Roman" w:hAnsi="Times New Roman" w:cs="Times New Roman" w:eastAsia="Times New Roman"/>
+          <w:b/>
+          <w:i w:val="0"/>
+          <w:color w:val="000000"/>
+          <w:sz w:val="28"/>
+        </w:rPr>
+        <w:t>4. Ошибки находятся поздно.</w:t>
+      </w:r>
+      <w:r>
+        <w:rPr>
+          <w:rFonts w:ascii="Times New Roman" w:hAnsi="Times New Roman" w:cs="Times New Roman" w:eastAsia="Times New Roman"/>
+          <w:b w:val="0"/>
+          <w:i w:val="0"/>
+          <w:color w:val="000000"/>
+          <w:sz w:val="28"/>
+        </w:rPr>
+        <w:t xml:space="preserve"> Пока все модули не собраны, тестирование ничего не показывает. Ошибку в HTTP-клиенте можно было бы найти раньше, если бы Orders API сначала проверялся с заглушкой вместо Users API.</w:t>
       </w:r>
     </w:p>
     <w:p>
@@ -5642,7 +2835,7 @@
           <w:color w:val="000000"/>
           <w:sz w:val="28"/>
         </w:rPr>
-        <w:t>Заказ с id=1 в Orders существует. После рестарта Users запрос GET /orders/1 возвращает HTTP 404 {"detail": "User 3 not found"}. Заголовка X-User-Service-Time-Ms нет: исключение выбрасывается до attach_timing.</w:t>
+        <w:t>Если бы я тестировал инкрементально, например сначала Orders API с заглушкой Users API, которая возвращает 404 для одного пользователя, то сразу было бы видно, что ошибка в обработке списка заказов в Orders API.</w:t>
       </w:r>
     </w:p>
     <w:p>
@@ -5659,7 +2852,24 @@
           <w:color w:val="000000"/>
           <w:sz w:val="28"/>
         </w:rPr>
-        <w:t>Клиент не отличает «заказа нет» (Order {id} not found) от «заказ есть, пользователь исчез». Для витрины в духе eShopOnWeb это аналог ситуации «заказ в истории есть, а покупатель из Identity пропал»: страница истории должна показать заказ, а не «не найдено».</w:t>
+        <w:t>В моём проекте всего два сервиса, но даже здесь искать причину было неудобно. В eShopOnWeb модулей гораздо больше (каталог, корзина, заказы, Identity, база данных, веб-интерфейс), и там такая же ошибка 404 могла бы быть вызвана гораздо большим числом причин.</w:t>
+      </w:r>
+    </w:p>
+    <w:p>
+      <w:pPr>
+        <w:spacing w:after="160" w:before="240" w:line="360" w:lineRule="auto"/>
+        <w:ind w:firstLine="0"/>
+        <w:jc w:val="left"/>
+      </w:pPr>
+      <w:r>
+        <w:rPr>
+          <w:rFonts w:ascii="Times New Roman" w:hAnsi="Times New Roman" w:cs="Times New Roman" w:eastAsia="Times New Roman"/>
+          <w:b/>
+          <w:i w:val="0"/>
+          <w:color w:val="000000"/>
+          <w:sz w:val="28"/>
+        </w:rPr>
+        <w:t>Вывод</w:t>
       </w:r>
     </w:p>
     <w:p>
@@ -5676,24 +2886,7 @@
           <w:color w:val="000000"/>
           <w:sz w:val="28"/>
         </w:rPr>
-        <w:t>Снова один код 404. Возможные виновники: storage Users, клиент, get_order, отсутствие сохранённого снимка пользователя в StoredOrder. Метод не сужает круг.</w:t>
-      </w:r>
-    </w:p>
-    <w:p>
-      <w:pPr>
-        <w:spacing w:after="120" w:before="160" w:line="360" w:lineRule="auto"/>
-        <w:ind w:firstLine="0"/>
-        <w:jc w:val="left"/>
-      </w:pPr>
-      <w:r>
-        <w:rPr>
-          <w:rFonts w:ascii="Times New Roman" w:hAnsi="Times New Roman" w:cs="Times New Roman" w:eastAsia="Times New Roman"/>
-          <w:b/>
-          <w:i w:val="0"/>
-          <w:color w:val="000000"/>
-          <w:sz w:val="28"/>
-        </w:rPr>
-        <w:t>BB-03. N+1 вызовов Users API — средний</w:t>
+        <w:t>В ходе лабораторной работы я изучил метод интеграционного тестирования «большого взрыва» и применил его на проекте Users API + Orders API. Все модули были запущены одновременно, без заглушек, и проверялись как одна система.</w:t>
       </w:r>
     </w:p>
     <w:p>
@@ -5710,24 +2903,7 @@
           <w:color w:val="000000"/>
           <w:sz w:val="28"/>
         </w:rPr>
-        <w:t>На полной сборке GET /orders вызывает get_user для каждого элемента. Замер заголовка: один заказ — 0,86 мс; список из 5 — 3,68 мс (примерно пропорционально N). На двух сервисах это ещё терпимо. На eShopOnWeb с корзиной из десятков позиций такой же паттерн уже дал бы заметную задержку. «Большой взрыв» аномалию увидел, но не отделил её от функциональных 404: все симптомы сыплются из одного прогона.</w:t>
-      </w:r>
-    </w:p>
-    <w:p>
-      <w:pPr>
-        <w:spacing w:after="120" w:before="160" w:line="360" w:lineRule="auto"/>
-        <w:ind w:firstLine="0"/>
-        <w:jc w:val="left"/>
-      </w:pPr>
-      <w:r>
-        <w:rPr>
-          <w:rFonts w:ascii="Times New Roman" w:hAnsi="Times New Roman" w:cs="Times New Roman" w:eastAsia="Times New Roman"/>
-          <w:b/>
-          <w:i w:val="0"/>
-          <w:color w:val="000000"/>
-          <w:sz w:val="28"/>
-        </w:rPr>
-        <w:t>BB-06. Liveness не показывает поломку интеграции — средний</w:t>
+        <w:t>Было написано 7 тестов. Основной сценарий работы прошёл успешно, но были найдены 2 дефекта (список заказов падает целиком, если пропал один пользователь; существующий заказ возвращает 404) и 2 аномалии (лишние запросы к Users API и health, который не показывает недоступность Users API).</w:t>
       </w:r>
     </w:p>
     <w:p>
@@ -5744,92 +2920,7 @@
           <w:color w:val="000000"/>
           <w:sz w:val="28"/>
         </w:rPr>
-        <w:t>При остановленном Users API запрос GET /health к Orders возвращает 200 {"status":"ok"}, тогда как GET /orders/{id} и GET /orders возвращают 503. Сервис «жив», интеграция мертва. Для мониторинга это ложно-зелёный сигнал. Тест зафиксировал факт; как дефект контракта /health он спорный (часто liveness специально не трогает зависимости), поэтому в pytest он проходит, а в каталог аномалий попадает.</w:t>
-      </w:r>
-    </w:p>
-    <w:p>
-      <w:pPr>
-        <w:spacing w:after="120" w:before="160" w:line="360" w:lineRule="auto"/>
-        <w:ind w:firstLine="0"/>
-        <w:jc w:val="left"/>
-      </w:pPr>
-      <w:r>
-        <w:rPr>
-          <w:rFonts w:ascii="Times New Roman" w:hAnsi="Times New Roman" w:cs="Times New Roman" w:eastAsia="Times New Roman"/>
-          <w:b/>
-          <w:i w:val="0"/>
-          <w:color w:val="000000"/>
-          <w:sz w:val="28"/>
-        </w:rPr>
-        <w:t>Прочие наблюдения</w:t>
-      </w:r>
-    </w:p>
-    <w:p>
-      <w:pPr>
-        <w:pStyle w:val="ListNumber"/>
-        <w:spacing w:after="40" w:before="0" w:line="360" w:lineRule="auto"/>
-        <w:ind w:left="709"/>
-      </w:pPr>
-      <w:r>
-        <w:rPr>
-          <w:rFonts w:ascii="Times New Roman" w:hAnsi="Times New Roman" w:cs="Times New Roman" w:eastAsia="Times New Roman"/>
-          <w:b w:val="0"/>
-          <w:i w:val="0"/>
-          <w:color w:val="000000"/>
-          <w:sz w:val="28"/>
-        </w:rPr>
-        <w:t>Два независимых in-memory storage: рестарт одного сервиса сразу делает данные другого лживыми. В eShopOnWeb ту же роль играет рассинхрон Identity DB и Orders DB.</w:t>
-      </w:r>
-    </w:p>
-    <w:p>
-      <w:pPr>
-        <w:pStyle w:val="ListNumber"/>
-        <w:spacing w:after="40" w:before="0" w:line="360" w:lineRule="auto"/>
-        <w:ind w:left="709"/>
-      </w:pPr>
-      <w:r>
-        <w:rPr>
-          <w:rFonts w:ascii="Times New Roman" w:hAnsi="Times New Roman" w:cs="Times New Roman" w:eastAsia="Times New Roman"/>
-          <w:b w:val="0"/>
-          <w:i w:val="0"/>
-          <w:color w:val="000000"/>
-          <w:sz w:val="28"/>
-        </w:rPr>
-        <w:t>StoredOrder не хранит снимок пользователя. Обогащение всегда живое, деградации «показать хотя бы то, что сохранили» нет.</w:t>
-      </w:r>
-    </w:p>
-    <w:p>
-      <w:pPr>
-        <w:pStyle w:val="ListNumber"/>
-        <w:spacing w:after="40" w:before="0" w:line="360" w:lineRule="auto"/>
-        <w:ind w:left="709"/>
-      </w:pPr>
-      <w:r>
-        <w:rPr>
-          <w:rFonts w:ascii="Times New Roman" w:hAnsi="Times New Roman" w:cs="Times New Roman" w:eastAsia="Times New Roman"/>
-          <w:b w:val="0"/>
-          <w:i w:val="0"/>
-          <w:color w:val="000000"/>
-          <w:sz w:val="28"/>
-        </w:rPr>
-        <w:t>Дублирование auth.py. Расхождение API_TOKEN на полной сборке дало бы 401 сразу на двух границах — снова без указания, какой копии auth это касается.</w:t>
-      </w:r>
-    </w:p>
-    <w:p>
-      <w:pPr>
-        <w:pStyle w:val="ListNumber"/>
-        <w:spacing w:after="40" w:before="0" w:line="360" w:lineRule="auto"/>
-        <w:ind w:left="709"/>
-      </w:pPr>
-      <w:r>
-        <w:rPr>
-          <w:rFonts w:ascii="Times New Roman" w:hAnsi="Times New Roman" w:cs="Times New Roman" w:eastAsia="Times New Roman"/>
-          <w:b w:val="0"/>
-          <w:i w:val="0"/>
-          <w:color w:val="000000"/>
-          <w:sz w:val="28"/>
-        </w:rPr>
-        <w:t>Happy path маскирует дыры. BB-01 зелёный, если не делать рестарт. Метод создаёт ложное ощущение готовности.</w:t>
+        <w:t>Работа показала главный недостаток метода: оба дефекта дали одинаковую ошибку, и по ней было сложно понять, в каком модуле проблема. Я считаю, что метод «большого взрыва» подходит для небольших проектов как финальная проверка того, что система вообще работает, но для поиска и исправления ошибок лучше использовать инкрементальное тестирование.</w:t>
       </w:r>
     </w:p>
     <w:p>
@@ -5846,796 +2937,7 @@
           <w:color w:val="000000"/>
           <w:sz w:val="28"/>
         </w:rPr>
-        <w:t>9. Проблемы метода, которые показал этот прогон</w:t>
-      </w:r>
-    </w:p>
-    <w:p>
-      <w:pPr>
-        <w:spacing w:after="120" w:before="160" w:line="360" w:lineRule="auto"/>
-        <w:ind w:firstLine="0"/>
-        <w:jc w:val="left"/>
-      </w:pPr>
-      <w:r>
-        <w:rPr>
-          <w:rFonts w:ascii="Times New Roman" w:hAnsi="Times New Roman" w:cs="Times New Roman" w:eastAsia="Times New Roman"/>
-          <w:b/>
-          <w:i w:val="0"/>
-          <w:color w:val="000000"/>
-          <w:sz w:val="28"/>
-        </w:rPr>
-        <w:t>9.1. Сложность диагностики</w:t>
-      </w:r>
-    </w:p>
-    <w:p>
-      <w:pPr>
-        <w:spacing w:after="120" w:before="0" w:line="360" w:lineRule="auto"/>
-        <w:ind w:firstLine="709"/>
-        <w:jc w:val="both"/>
-      </w:pPr>
-      <w:r>
-        <w:rPr>
-          <w:rFonts w:ascii="Times New Roman" w:hAnsi="Times New Roman" w:cs="Times New Roman" w:eastAsia="Times New Roman"/>
-          <w:b w:val="0"/>
-          <w:i w:val="0"/>
-          <w:color w:val="000000"/>
-          <w:sz w:val="28"/>
-        </w:rPr>
-        <w:t>Главный тезис метода подтвердился буквально. Оба падения — HTTP 404 с текстом User 3 not found. По внешнему симптому нельзя ответить: это Users не нашёл запись; это Orders неправильно пробросил ошибку; это storage заказов хранит «осиротевший» user_id; это list_orders не умеет пропускать битый элемент.</w:t>
-      </w:r>
-    </w:p>
-    <w:p>
-      <w:pPr>
-        <w:spacing w:after="120" w:before="0" w:line="360" w:lineRule="auto"/>
-        <w:ind w:firstLine="709"/>
-        <w:jc w:val="both"/>
-      </w:pPr>
-      <w:r>
-        <w:rPr>
-          <w:rFonts w:ascii="Times New Roman" w:hAnsi="Times New Roman" w:cs="Times New Roman" w:eastAsia="Times New Roman"/>
-          <w:b w:val="0"/>
-          <w:i w:val="0"/>
-          <w:color w:val="000000"/>
-          <w:sz w:val="28"/>
-        </w:rPr>
-        <w:t>Инкрементальный подход локализовал бы быстрее: проверка Users после рестарта (пользователь 3 отсутствует — ожидаемо), проверка Orders со stub Users (заказ читается), проверка связки (ошибка именно в enrich_order / отсутствии изоляции в цикле).</w:t>
-      </w:r>
-    </w:p>
-    <w:p>
-      <w:pPr>
-        <w:spacing w:after="120" w:before="160" w:line="360" w:lineRule="auto"/>
-        <w:ind w:firstLine="0"/>
-        <w:jc w:val="left"/>
-      </w:pPr>
-      <w:r>
-        <w:rPr>
-          <w:rFonts w:ascii="Times New Roman" w:hAnsi="Times New Roman" w:cs="Times New Roman" w:eastAsia="Times New Roman"/>
-          <w:b/>
-          <w:i w:val="0"/>
-          <w:color w:val="000000"/>
-          <w:sz w:val="28"/>
-        </w:rPr>
-        <w:t>9.2. Высокий риск «всё зелёное, пока не тронули край»</w:t>
-      </w:r>
-    </w:p>
-    <w:p>
-      <w:pPr>
-        <w:spacing w:after="120" w:before="0" w:line="360" w:lineRule="auto"/>
-        <w:ind w:firstLine="709"/>
-        <w:jc w:val="both"/>
-      </w:pPr>
-      <w:r>
-        <w:rPr>
-          <w:rFonts w:ascii="Times New Roman" w:hAnsi="Times New Roman" w:cs="Times New Roman" w:eastAsia="Times New Roman"/>
-          <w:b w:val="0"/>
-          <w:i w:val="0"/>
-          <w:color w:val="000000"/>
-          <w:sz w:val="28"/>
-        </w:rPr>
-        <w:t>Пять тестов из семи зелёные, включая полный happy path. Если бы набор ограничился BB-01 и BB-02, отчёт сказал бы «интеграция успешна». Дефекты вылезли только на рестарте зависимости — типичный для «большого взрыва» слепой угол: тестируют счастливый путь собранной системы и не видят контракт при частичном отказе.</w:t>
-      </w:r>
-    </w:p>
-    <w:p>
-      <w:pPr>
-        <w:spacing w:after="120" w:before="160" w:line="360" w:lineRule="auto"/>
-        <w:ind w:firstLine="0"/>
-        <w:jc w:val="left"/>
-      </w:pPr>
-      <w:r>
-        <w:rPr>
-          <w:rFonts w:ascii="Times New Roman" w:hAnsi="Times New Roman" w:cs="Times New Roman" w:eastAsia="Times New Roman"/>
-          <w:b/>
-          <w:i w:val="0"/>
-          <w:color w:val="000000"/>
-          <w:sz w:val="28"/>
-        </w:rPr>
-        <w:t>9.3. Комбинаторный взрыв состояний</w:t>
-      </w:r>
-    </w:p>
-    <w:p>
-      <w:pPr>
-        <w:spacing w:after="120" w:before="0" w:line="360" w:lineRule="auto"/>
-        <w:ind w:firstLine="709"/>
-        <w:jc w:val="both"/>
-      </w:pPr>
-      <w:r>
-        <w:rPr>
-          <w:rFonts w:ascii="Times New Roman" w:hAnsi="Times New Roman" w:cs="Times New Roman" w:eastAsia="Times New Roman"/>
-          <w:b w:val="0"/>
-          <w:i w:val="0"/>
-          <w:color w:val="000000"/>
-          <w:sz w:val="28"/>
-        </w:rPr>
-        <w:t>На полной сборке одновременно живы auth, два storage, клиент, валидация, middleware. Число комбинаций (токен × наличие пользователя × доступность Users × непустой список заказов × рестарт) растёт быстро. Метод не даёт каркаса, в каком порядке эти комбинации включать. Пришлось сознательно писать разрушающие сценарии, иначе дефекты BB-04 и BB-05 остались бы ненайденными.</w:t>
-      </w:r>
-    </w:p>
-    <w:p>
-      <w:pPr>
-        <w:spacing w:after="120" w:before="160" w:line="360" w:lineRule="auto"/>
-        <w:ind w:firstLine="0"/>
-        <w:jc w:val="left"/>
-      </w:pPr>
-      <w:r>
-        <w:rPr>
-          <w:rFonts w:ascii="Times New Roman" w:hAnsi="Times New Roman" w:cs="Times New Roman" w:eastAsia="Times New Roman"/>
-          <w:b/>
-          <w:i w:val="0"/>
-          <w:color w:val="000000"/>
-          <w:sz w:val="28"/>
-        </w:rPr>
-        <w:t>9.4. Ложное чувство «маленький проект — можно взрывать»</w:t>
-      </w:r>
-    </w:p>
-    <w:p>
-      <w:pPr>
-        <w:spacing w:after="120" w:before="0" w:line="360" w:lineRule="auto"/>
-        <w:ind w:firstLine="709"/>
-        <w:jc w:val="both"/>
-      </w:pPr>
-      <w:r>
-        <w:rPr>
-          <w:rFonts w:ascii="Times New Roman" w:hAnsi="Times New Roman" w:cs="Times New Roman" w:eastAsia="Times New Roman"/>
-          <w:b w:val="0"/>
-          <w:i w:val="0"/>
-          <w:color w:val="000000"/>
-          <w:sz w:val="28"/>
-        </w:rPr>
-        <w:t>Учебная система меньше eShopOnWeb: два сервиса, нет БД, нет UI. Тем не менее локализация уже требует чтения нескольких файлов. На eShopOnWeb (Web + Identity + Catalog + Basket + Order + EF) тот же 404 на странице заказа мог бы означать пропавшего Buyer, сломанный OrderService, ошибку Razor Page или сбой SQL. Вывод: формулировка «подходит для небольших проектов» означает не «безопасен», а «ещё можно пережить», и то при наличии хотя бы нескольких негативных сценариев на полной сборке.</w:t>
-      </w:r>
-    </w:p>
-    <w:p>
-      <w:pPr>
-        <w:spacing w:after="120" w:before="160" w:line="360" w:lineRule="auto"/>
-        <w:ind w:firstLine="0"/>
-        <w:jc w:val="left"/>
-      </w:pPr>
-      <w:r>
-        <w:rPr>
-          <w:rFonts w:ascii="Times New Roman" w:hAnsi="Times New Roman" w:cs="Times New Roman" w:eastAsia="Times New Roman"/>
-          <w:b/>
-          <w:i w:val="0"/>
-          <w:color w:val="000000"/>
-          <w:sz w:val="28"/>
-        </w:rPr>
-        <w:t>9.5. Нет промежуточного регресса</w:t>
-      </w:r>
-    </w:p>
-    <w:p>
-      <w:pPr>
-        <w:spacing w:after="120" w:before="0" w:line="360" w:lineRule="auto"/>
-        <w:ind w:firstLine="709"/>
-        <w:jc w:val="both"/>
-      </w:pPr>
-      <w:r>
-        <w:rPr>
-          <w:rFonts w:ascii="Times New Roman" w:hAnsi="Times New Roman" w:cs="Times New Roman" w:eastAsia="Times New Roman"/>
-          <w:b w:val="0"/>
-          <w:i w:val="0"/>
-          <w:color w:val="000000"/>
-          <w:sz w:val="28"/>
-        </w:rPr>
-        <w:t>Пока модули не склеены, «большой взрыв» не даёт сигналов. Ошибка в users_client (неверный URL, таймаут, разбор JSON) всплывает только в конце. Инкрементальная сборка поймала бы её на шаге «Orders + заглушка Users» или «Orders + реальный Users, без UI».</w:t>
-      </w:r>
-    </w:p>
-    <w:p>
-      <w:pPr>
-        <w:spacing w:after="160" w:before="240" w:line="360" w:lineRule="auto"/>
-        <w:ind w:firstLine="0"/>
-        <w:jc w:val="left"/>
-      </w:pPr>
-      <w:r>
-        <w:rPr>
-          <w:rFonts w:ascii="Times New Roman" w:hAnsi="Times New Roman" w:cs="Times New Roman" w:eastAsia="Times New Roman"/>
-          <w:b/>
-          <w:i w:val="0"/>
-          <w:color w:val="000000"/>
-          <w:sz w:val="28"/>
-        </w:rPr>
-        <w:t>10. Сравнение с инкрементальной интеграцией</w:t>
-      </w:r>
-    </w:p>
-    <w:tbl>
-      <w:tblPr>
-        <w:tblW w:type="auto" w:w="0"/>
-        <w:jc w:val="center"/>
-        <w:tblLayout w:type="autofit"/>
-        <w:tblLook w:firstColumn="1" w:firstRow="1" w:lastColumn="0" w:lastRow="0" w:noHBand="0" w:noVBand="1" w:val="04A0"/>
-      </w:tblPr>
-      <w:tblGrid>
-        <w:gridCol w:w="3230"/>
-        <w:gridCol w:w="3230"/>
-        <w:gridCol w:w="3230"/>
-      </w:tblGrid>
-      <w:tr>
-        <w:tc>
-          <w:tcPr>
-            <w:tcW w:type="dxa" w:w="1984"/>
-            <w:tcBorders>
-              <w:top w:val="single" w:sz="4" w:space="0" w:color="000000"/>
-              <w:left w:val="single" w:sz="4" w:space="0" w:color="000000"/>
-              <w:bottom w:val="single" w:sz="4" w:space="0" w:color="000000"/>
-              <w:right w:val="single" w:sz="4" w:space="0" w:color="000000"/>
-            </w:tcBorders>
-            <w:shd w:fill="D9E2F3" w:val="clear"/>
-          </w:tcPr>
-          <w:p>
-            <w:pPr>
-              <w:spacing w:after="0" w:before="0" w:line="240" w:lineRule="auto"/>
-            </w:pPr>
-            <w:r/>
-            <w:r>
-              <w:rPr>
-                <w:rFonts w:ascii="Times New Roman" w:hAnsi="Times New Roman" w:cs="Times New Roman" w:eastAsia="Times New Roman"/>
-                <w:b/>
-                <w:i w:val="0"/>
-                <w:color w:val="000000"/>
-                <w:sz w:val="22"/>
-              </w:rPr>
-              <w:t>Дефект</w:t>
-            </w:r>
-          </w:p>
-        </w:tc>
-        <w:tc>
-          <w:tcPr>
-            <w:tcW w:type="dxa" w:w="3685"/>
-            <w:tcBorders>
-              <w:top w:val="single" w:sz="4" w:space="0" w:color="000000"/>
-              <w:left w:val="single" w:sz="4" w:space="0" w:color="000000"/>
-              <w:bottom w:val="single" w:sz="4" w:space="0" w:color="000000"/>
-              <w:right w:val="single" w:sz="4" w:space="0" w:color="000000"/>
-            </w:tcBorders>
-            <w:shd w:fill="D9E2F3" w:val="clear"/>
-          </w:tcPr>
-          <w:p>
-            <w:pPr>
-              <w:spacing w:after="0" w:before="0" w:line="240" w:lineRule="auto"/>
-            </w:pPr>
-            <w:r/>
-            <w:r>
-              <w:rPr>
-                <w:rFonts w:ascii="Times New Roman" w:hAnsi="Times New Roman" w:cs="Times New Roman" w:eastAsia="Times New Roman"/>
-                <w:b/>
-                <w:i w:val="0"/>
-                <w:color w:val="000000"/>
-                <w:sz w:val="22"/>
-              </w:rPr>
-              <w:t>Большой взрыв</w:t>
-            </w:r>
-          </w:p>
-        </w:tc>
-        <w:tc>
-          <w:tcPr>
-            <w:tcW w:type="dxa" w:w="3685"/>
-            <w:tcBorders>
-              <w:top w:val="single" w:sz="4" w:space="0" w:color="000000"/>
-              <w:left w:val="single" w:sz="4" w:space="0" w:color="000000"/>
-              <w:bottom w:val="single" w:sz="4" w:space="0" w:color="000000"/>
-              <w:right w:val="single" w:sz="4" w:space="0" w:color="000000"/>
-            </w:tcBorders>
-            <w:shd w:fill="D9E2F3" w:val="clear"/>
-          </w:tcPr>
-          <w:p>
-            <w:pPr>
-              <w:spacing w:after="0" w:before="0" w:line="240" w:lineRule="auto"/>
-            </w:pPr>
-            <w:r/>
-            <w:r>
-              <w:rPr>
-                <w:rFonts w:ascii="Times New Roman" w:hAnsi="Times New Roman" w:cs="Times New Roman" w:eastAsia="Times New Roman"/>
-                <w:b/>
-                <w:i w:val="0"/>
-                <w:color w:val="000000"/>
-                <w:sz w:val="22"/>
-              </w:rPr>
-              <w:t>Инкрементальное подключение</w:t>
-            </w:r>
-          </w:p>
-        </w:tc>
-      </w:tr>
-      <w:tr>
-        <w:tc>
-          <w:tcPr>
-            <w:tcW w:type="dxa" w:w="1984"/>
-            <w:tcBorders>
-              <w:top w:val="single" w:sz="4" w:space="0" w:color="000000"/>
-              <w:left w:val="single" w:sz="4" w:space="0" w:color="000000"/>
-              <w:bottom w:val="single" w:sz="4" w:space="0" w:color="000000"/>
-              <w:right w:val="single" w:sz="4" w:space="0" w:color="000000"/>
-            </w:tcBorders>
-          </w:tcPr>
-          <w:p>
-            <w:pPr>
-              <w:spacing w:after="0" w:before="0" w:line="240" w:lineRule="auto"/>
-            </w:pPr>
-            <w:r/>
-            <w:r>
-              <w:rPr>
-                <w:rFonts w:ascii="Times New Roman" w:hAnsi="Times New Roman" w:cs="Times New Roman" w:eastAsia="Times New Roman"/>
-                <w:b w:val="0"/>
-                <w:i w:val="0"/>
-                <w:color w:val="000000"/>
-                <w:sz w:val="22"/>
-              </w:rPr>
-              <w:t>BB-04 каскадный 404</w:t>
-            </w:r>
-          </w:p>
-        </w:tc>
-        <w:tc>
-          <w:tcPr>
-            <w:tcW w:type="dxa" w:w="3685"/>
-            <w:tcBorders>
-              <w:top w:val="single" w:sz="4" w:space="0" w:color="000000"/>
-              <w:left w:val="single" w:sz="4" w:space="0" w:color="000000"/>
-              <w:bottom w:val="single" w:sz="4" w:space="0" w:color="000000"/>
-              <w:right w:val="single" w:sz="4" w:space="0" w:color="000000"/>
-            </w:tcBorders>
-          </w:tcPr>
-          <w:p>
-            <w:pPr>
-              <w:spacing w:after="0" w:before="0" w:line="240" w:lineRule="auto"/>
-            </w:pPr>
-            <w:r/>
-            <w:r>
-              <w:rPr>
-                <w:rFonts w:ascii="Times New Roman" w:hAnsi="Times New Roman" w:cs="Times New Roman" w:eastAsia="Times New Roman"/>
-                <w:b w:val="0"/>
-                <w:i w:val="0"/>
-                <w:color w:val="000000"/>
-                <w:sz w:val="22"/>
-              </w:rPr>
-              <w:t>Симптом: «список заказов не работает». Виновник неясен</w:t>
-            </w:r>
-          </w:p>
-        </w:tc>
-        <w:tc>
-          <w:tcPr>
-            <w:tcW w:type="dxa" w:w="3685"/>
-            <w:tcBorders>
-              <w:top w:val="single" w:sz="4" w:space="0" w:color="000000"/>
-              <w:left w:val="single" w:sz="4" w:space="0" w:color="000000"/>
-              <w:bottom w:val="single" w:sz="4" w:space="0" w:color="000000"/>
-              <w:right w:val="single" w:sz="4" w:space="0" w:color="000000"/>
-            </w:tcBorders>
-          </w:tcPr>
-          <w:p>
-            <w:pPr>
-              <w:spacing w:after="0" w:before="0" w:line="240" w:lineRule="auto"/>
-            </w:pPr>
-            <w:r/>
-            <w:r>
-              <w:rPr>
-                <w:rFonts w:ascii="Times New Roman" w:hAnsi="Times New Roman" w:cs="Times New Roman" w:eastAsia="Times New Roman"/>
-                <w:b w:val="0"/>
-                <w:i w:val="0"/>
-                <w:color w:val="000000"/>
-                <w:sz w:val="22"/>
-              </w:rPr>
-              <w:t>Шаг list_orders + stub get_user (404 на id=3): сразу видно отсутствие try/except в цикле</w:t>
-            </w:r>
-          </w:p>
-        </w:tc>
-      </w:tr>
-      <w:tr>
-        <w:tc>
-          <w:tcPr>
-            <w:tcW w:type="dxa" w:w="1984"/>
-            <w:tcBorders>
-              <w:top w:val="single" w:sz="4" w:space="0" w:color="000000"/>
-              <w:left w:val="single" w:sz="4" w:space="0" w:color="000000"/>
-              <w:bottom w:val="single" w:sz="4" w:space="0" w:color="000000"/>
-              <w:right w:val="single" w:sz="4" w:space="0" w:color="000000"/>
-            </w:tcBorders>
-          </w:tcPr>
-          <w:p>
-            <w:pPr>
-              <w:spacing w:after="0" w:before="0" w:line="240" w:lineRule="auto"/>
-            </w:pPr>
-            <w:r/>
-            <w:r>
-              <w:rPr>
-                <w:rFonts w:ascii="Times New Roman" w:hAnsi="Times New Roman" w:cs="Times New Roman" w:eastAsia="Times New Roman"/>
-                <w:b w:val="0"/>
-                <w:i w:val="0"/>
-                <w:color w:val="000000"/>
-                <w:sz w:val="22"/>
-              </w:rPr>
-              <w:t>BB-05 путаница 404</w:t>
-            </w:r>
-          </w:p>
-        </w:tc>
-        <w:tc>
-          <w:tcPr>
-            <w:tcW w:type="dxa" w:w="3685"/>
-            <w:tcBorders>
-              <w:top w:val="single" w:sz="4" w:space="0" w:color="000000"/>
-              <w:left w:val="single" w:sz="4" w:space="0" w:color="000000"/>
-              <w:bottom w:val="single" w:sz="4" w:space="0" w:color="000000"/>
-              <w:right w:val="single" w:sz="4" w:space="0" w:color="000000"/>
-            </w:tcBorders>
-          </w:tcPr>
-          <w:p>
-            <w:pPr>
-              <w:spacing w:after="0" w:before="0" w:line="240" w:lineRule="auto"/>
-            </w:pPr>
-            <w:r/>
-            <w:r>
-              <w:rPr>
-                <w:rFonts w:ascii="Times New Roman" w:hAnsi="Times New Roman" w:cs="Times New Roman" w:eastAsia="Times New Roman"/>
-                <w:b w:val="0"/>
-                <w:i w:val="0"/>
-                <w:color w:val="000000"/>
-                <w:sz w:val="22"/>
-              </w:rPr>
-              <w:t>Симптом совпадает с «нет заказа»</w:t>
-            </w:r>
-          </w:p>
-        </w:tc>
-        <w:tc>
-          <w:tcPr>
-            <w:tcW w:type="dxa" w:w="3685"/>
-            <w:tcBorders>
-              <w:top w:val="single" w:sz="4" w:space="0" w:color="000000"/>
-              <w:left w:val="single" w:sz="4" w:space="0" w:color="000000"/>
-              <w:bottom w:val="single" w:sz="4" w:space="0" w:color="000000"/>
-              <w:right w:val="single" w:sz="4" w:space="0" w:color="000000"/>
-            </w:tcBorders>
-          </w:tcPr>
-          <w:p>
-            <w:pPr>
-              <w:spacing w:after="0" w:before="0" w:line="240" w:lineRule="auto"/>
-            </w:pPr>
-            <w:r/>
-            <w:r>
-              <w:rPr>
-                <w:rFonts w:ascii="Times New Roman" w:hAnsi="Times New Roman" w:cs="Times New Roman" w:eastAsia="Times New Roman"/>
-                <w:b w:val="0"/>
-                <w:i w:val="0"/>
-                <w:color w:val="000000"/>
-                <w:sz w:val="22"/>
-              </w:rPr>
-              <w:t>Шаг get_order при живом storage и 404 от Users: видно, что код и текст не про заказ</w:t>
-            </w:r>
-          </w:p>
-        </w:tc>
-      </w:tr>
-      <w:tr>
-        <w:tc>
-          <w:tcPr>
-            <w:tcW w:type="dxa" w:w="1984"/>
-            <w:tcBorders>
-              <w:top w:val="single" w:sz="4" w:space="0" w:color="000000"/>
-              <w:left w:val="single" w:sz="4" w:space="0" w:color="000000"/>
-              <w:bottom w:val="single" w:sz="4" w:space="0" w:color="000000"/>
-              <w:right w:val="single" w:sz="4" w:space="0" w:color="000000"/>
-            </w:tcBorders>
-          </w:tcPr>
-          <w:p>
-            <w:pPr>
-              <w:spacing w:after="0" w:before="0" w:line="240" w:lineRule="auto"/>
-            </w:pPr>
-            <w:r/>
-            <w:r>
-              <w:rPr>
-                <w:rFonts w:ascii="Times New Roman" w:hAnsi="Times New Roman" w:cs="Times New Roman" w:eastAsia="Times New Roman"/>
-                <w:b w:val="0"/>
-                <w:i w:val="0"/>
-                <w:color w:val="000000"/>
-                <w:sz w:val="22"/>
-              </w:rPr>
-              <w:t>BB-03 N+1</w:t>
-            </w:r>
-          </w:p>
-        </w:tc>
-        <w:tc>
-          <w:tcPr>
-            <w:tcW w:type="dxa" w:w="3685"/>
-            <w:tcBorders>
-              <w:top w:val="single" w:sz="4" w:space="0" w:color="000000"/>
-              <w:left w:val="single" w:sz="4" w:space="0" w:color="000000"/>
-              <w:bottom w:val="single" w:sz="4" w:space="0" w:color="000000"/>
-              <w:right w:val="single" w:sz="4" w:space="0" w:color="000000"/>
-            </w:tcBorders>
-          </w:tcPr>
-          <w:p>
-            <w:pPr>
-              <w:spacing w:after="0" w:before="0" w:line="240" w:lineRule="auto"/>
-            </w:pPr>
-            <w:r/>
-            <w:r>
-              <w:rPr>
-                <w:rFonts w:ascii="Times New Roman" w:hAnsi="Times New Roman" w:cs="Times New Roman" w:eastAsia="Times New Roman"/>
-                <w:b w:val="0"/>
-                <w:i w:val="0"/>
-                <w:color w:val="000000"/>
-                <w:sz w:val="22"/>
-              </w:rPr>
-              <w:t>Видно по заголовку времени, но тонет среди 404</w:t>
-            </w:r>
-          </w:p>
-        </w:tc>
-        <w:tc>
-          <w:tcPr>
-            <w:tcW w:type="dxa" w:w="3685"/>
-            <w:tcBorders>
-              <w:top w:val="single" w:sz="4" w:space="0" w:color="000000"/>
-              <w:left w:val="single" w:sz="4" w:space="0" w:color="000000"/>
-              <w:bottom w:val="single" w:sz="4" w:space="0" w:color="000000"/>
-              <w:right w:val="single" w:sz="4" w:space="0" w:color="000000"/>
-            </w:tcBorders>
-          </w:tcPr>
-          <w:p>
-            <w:pPr>
-              <w:spacing w:after="0" w:before="0" w:line="240" w:lineRule="auto"/>
-            </w:pPr>
-            <w:r/>
-            <w:r>
-              <w:rPr>
-                <w:rFonts w:ascii="Times New Roman" w:hAnsi="Times New Roman" w:cs="Times New Roman" w:eastAsia="Times New Roman"/>
-                <w:b w:val="0"/>
-                <w:i w:val="0"/>
-                <w:color w:val="000000"/>
-                <w:sz w:val="22"/>
-              </w:rPr>
-              <w:t>Шаг list_orders + счётчик вызовов stub: N вызовов на N заказов</w:t>
-            </w:r>
-          </w:p>
-        </w:tc>
-      </w:tr>
-      <w:tr>
-        <w:tc>
-          <w:tcPr>
-            <w:tcW w:type="dxa" w:w="1984"/>
-            <w:tcBorders>
-              <w:top w:val="single" w:sz="4" w:space="0" w:color="000000"/>
-              <w:left w:val="single" w:sz="4" w:space="0" w:color="000000"/>
-              <w:bottom w:val="single" w:sz="4" w:space="0" w:color="000000"/>
-              <w:right w:val="single" w:sz="4" w:space="0" w:color="000000"/>
-            </w:tcBorders>
-          </w:tcPr>
-          <w:p>
-            <w:pPr>
-              <w:spacing w:after="0" w:before="0" w:line="240" w:lineRule="auto"/>
-            </w:pPr>
-            <w:r/>
-            <w:r>
-              <w:rPr>
-                <w:rFonts w:ascii="Times New Roman" w:hAnsi="Times New Roman" w:cs="Times New Roman" w:eastAsia="Times New Roman"/>
-                <w:b w:val="0"/>
-                <w:i w:val="0"/>
-                <w:color w:val="000000"/>
-                <w:sz w:val="22"/>
-              </w:rPr>
-              <w:t>BB-06 health</w:t>
-            </w:r>
-          </w:p>
-        </w:tc>
-        <w:tc>
-          <w:tcPr>
-            <w:tcW w:type="dxa" w:w="3685"/>
-            <w:tcBorders>
-              <w:top w:val="single" w:sz="4" w:space="0" w:color="000000"/>
-              <w:left w:val="single" w:sz="4" w:space="0" w:color="000000"/>
-              <w:bottom w:val="single" w:sz="4" w:space="0" w:color="000000"/>
-              <w:right w:val="single" w:sz="4" w:space="0" w:color="000000"/>
-            </w:tcBorders>
-          </w:tcPr>
-          <w:p>
-            <w:pPr>
-              <w:spacing w:after="0" w:before="0" w:line="240" w:lineRule="auto"/>
-            </w:pPr>
-            <w:r/>
-            <w:r>
-              <w:rPr>
-                <w:rFonts w:ascii="Times New Roman" w:hAnsi="Times New Roman" w:cs="Times New Roman" w:eastAsia="Times New Roman"/>
-                <w:b w:val="0"/>
-                <w:i w:val="0"/>
-                <w:color w:val="000000"/>
-                <w:sz w:val="22"/>
-              </w:rPr>
-              <w:t>Зафиксировали, потому что специально остановили Users</w:t>
-            </w:r>
-          </w:p>
-        </w:tc>
-        <w:tc>
-          <w:tcPr>
-            <w:tcW w:type="dxa" w:w="3685"/>
-            <w:tcBorders>
-              <w:top w:val="single" w:sz="4" w:space="0" w:color="000000"/>
-              <w:left w:val="single" w:sz="4" w:space="0" w:color="000000"/>
-              <w:bottom w:val="single" w:sz="4" w:space="0" w:color="000000"/>
-              <w:right w:val="single" w:sz="4" w:space="0" w:color="000000"/>
-            </w:tcBorders>
-          </w:tcPr>
-          <w:p>
-            <w:pPr>
-              <w:spacing w:after="0" w:before="0" w:line="240" w:lineRule="auto"/>
-            </w:pPr>
-            <w:r/>
-            <w:r>
-              <w:rPr>
-                <w:rFonts w:ascii="Times New Roman" w:hAnsi="Times New Roman" w:cs="Times New Roman" w:eastAsia="Times New Roman"/>
-                <w:b w:val="0"/>
-                <w:i w:val="0"/>
-                <w:color w:val="000000"/>
-                <w:sz w:val="22"/>
-              </w:rPr>
-              <w:t>Шаг Orders без Users: health vs 503 сравниваются изолированно</w:t>
-            </w:r>
-          </w:p>
-        </w:tc>
-      </w:tr>
-    </w:tbl>
-    <w:p/>
-    <w:p>
-      <w:pPr>
-        <w:spacing w:after="120" w:before="0" w:line="360" w:lineRule="auto"/>
-        <w:ind w:firstLine="709"/>
-        <w:jc w:val="both"/>
-      </w:pPr>
-      <w:r>
-        <w:rPr>
-          <w:rFonts w:ascii="Times New Roman" w:hAnsi="Times New Roman" w:cs="Times New Roman" w:eastAsia="Times New Roman"/>
-          <w:b w:val="0"/>
-          <w:i w:val="0"/>
-          <w:color w:val="000000"/>
-          <w:sz w:val="28"/>
-        </w:rPr>
-        <w:t>Для eShopOnWeb инкремент выглядел бы так: сначала ApplicationCore + фейковый репозиторий, затем Infrastructure/EF, затем Identity, затем Web. «Большой взрыв» пропускает эти ступени и оставляет отладку на момент, когда уже запущено всё.</w:t>
-      </w:r>
-    </w:p>
-    <w:p>
-      <w:pPr>
-        <w:spacing w:after="160" w:before="240" w:line="360" w:lineRule="auto"/>
-        <w:ind w:firstLine="0"/>
-        <w:jc w:val="left"/>
-      </w:pPr>
-      <w:r>
-        <w:rPr>
-          <w:rFonts w:ascii="Times New Roman" w:hAnsi="Times New Roman" w:cs="Times New Roman" w:eastAsia="Times New Roman"/>
-          <w:b/>
-          <w:i w:val="0"/>
-          <w:color w:val="000000"/>
-          <w:sz w:val="28"/>
-        </w:rPr>
-        <w:t>11. Выводы</w:t>
-      </w:r>
-    </w:p>
-    <w:p>
-      <w:pPr>
-        <w:pStyle w:val="ListNumber"/>
-        <w:spacing w:after="40" w:before="0" w:line="360" w:lineRule="auto"/>
-        <w:ind w:left="709"/>
-      </w:pPr>
-      <w:r>
-        <w:rPr>
-          <w:rFonts w:ascii="Times New Roman" w:hAnsi="Times New Roman" w:cs="Times New Roman" w:eastAsia="Times New Roman"/>
-          <w:b w:val="0"/>
-          <w:i w:val="0"/>
-          <w:color w:val="000000"/>
-          <w:sz w:val="28"/>
-        </w:rPr>
-        <w:t>Метод «большого взрыва» применён к учебному аналогу eShopOnWeb: все модули Users и Orders подняты одновременно, без заглушек, тесты идут только против полной сборки (tests/test_big_bang.py).</w:t>
-      </w:r>
-    </w:p>
-    <w:p>
-      <w:pPr>
-        <w:pStyle w:val="ListNumber"/>
-        <w:spacing w:after="40" w:before="0" w:line="360" w:lineRule="auto"/>
-        <w:ind w:left="709"/>
-      </w:pPr>
-      <w:r>
-        <w:rPr>
-          <w:rFonts w:ascii="Times New Roman" w:hAnsi="Times New Roman" w:cs="Times New Roman" w:eastAsia="Times New Roman"/>
-          <w:b w:val="0"/>
-          <w:i w:val="0"/>
-          <w:color w:val="000000"/>
-          <w:sz w:val="28"/>
-        </w:rPr>
-        <w:t>Базовый сквозной сценарий (BB-01, BB-02, BB-07) проходит. На этом метод создаёт впечатление успешной интеграции — типичная ловушка.</w:t>
-      </w:r>
-    </w:p>
-    <w:p>
-      <w:pPr>
-        <w:pStyle w:val="ListNumber"/>
-        <w:spacing w:after="40" w:before="0" w:line="360" w:lineRule="auto"/>
-        <w:ind w:left="709"/>
-      </w:pPr>
-      <w:r>
-        <w:rPr>
-          <w:rFonts w:ascii="Times New Roman" w:hAnsi="Times New Roman" w:cs="Times New Roman" w:eastAsia="Times New Roman"/>
-          <w:b w:val="0"/>
-          <w:i w:val="0"/>
-          <w:color w:val="000000"/>
-          <w:sz w:val="28"/>
-        </w:rPr>
-        <w:t>На той же сборке выявлены два критических дефекта (каскадный 404 списка заказов; маскировка пропавшего пользователя под 404 заказа) и две аномалии (N+1 вызовов, health без проверки зависимости).</w:t>
-      </w:r>
-    </w:p>
-    <w:p>
-      <w:pPr>
-        <w:pStyle w:val="ListNumber"/>
-        <w:spacing w:after="40" w:before="0" w:line="360" w:lineRule="auto"/>
-        <w:ind w:left="709"/>
-      </w:pPr>
-      <w:r>
-        <w:rPr>
-          <w:rFonts w:ascii="Times New Roman" w:hAnsi="Times New Roman" w:cs="Times New Roman" w:eastAsia="Times New Roman"/>
-          <w:b w:val="0"/>
-          <w:i w:val="0"/>
-          <w:color w:val="000000"/>
-          <w:sz w:val="28"/>
-        </w:rPr>
-        <w:t>Оба критических дефекта имеют один внешний симптом (404 User 3 not found). Это прямая демонстрация главной слабости метода: высокая стоимость локализации.</w:t>
-      </w:r>
-    </w:p>
-    <w:p>
-      <w:pPr>
-        <w:pStyle w:val="ListNumber"/>
-        <w:spacing w:after="40" w:before="0" w:line="360" w:lineRule="auto"/>
-        <w:ind w:left="709"/>
-      </w:pPr>
-      <w:r>
-        <w:rPr>
-          <w:rFonts w:ascii="Times New Roman" w:hAnsi="Times New Roman" w:cs="Times New Roman" w:eastAsia="Times New Roman"/>
-          <w:b w:val="0"/>
-          <w:i w:val="0"/>
-          <w:color w:val="000000"/>
-          <w:sz w:val="28"/>
-        </w:rPr>
-        <w:t>Для небольшого проекта метод допустим как финальная дымовая проверка «система вообще встаёт». Как единственная стратегия интеграции он недостаточен: крайние состояния (рестарт, частичный отказ) либо не проверяются, либо проверяются слишком поздно и слишком непрозрачно.</w:t>
-      </w:r>
-    </w:p>
-    <w:p>
-      <w:pPr>
-        <w:pStyle w:val="ListNumber"/>
-        <w:spacing w:after="40" w:before="0" w:line="360" w:lineRule="auto"/>
-        <w:ind w:left="709"/>
-      </w:pPr>
-      <w:r>
-        <w:rPr>
-          <w:rFonts w:ascii="Times New Roman" w:hAnsi="Times New Roman" w:cs="Times New Roman" w:eastAsia="Times New Roman"/>
-          <w:b w:val="0"/>
-          <w:i w:val="0"/>
-          <w:color w:val="000000"/>
-          <w:sz w:val="28"/>
-        </w:rPr>
-        <w:t>Практическая рекомендация: оставить прогон полной сборки (big bang smoke), но дефекты вроде BB-04/BB-05 закрывать инкрементально — изоляция ошибки в list_orders, сохранённый снимок пользователя, раздельные коды «нет заказа» / «нет пользователя», readiness отдельно от liveness.</w:t>
-      </w:r>
-    </w:p>
-    <w:p>
-      <w:pPr>
-        <w:spacing w:after="160" w:before="240" w:line="360" w:lineRule="auto"/>
-        <w:ind w:firstLine="0"/>
-        <w:jc w:val="left"/>
-      </w:pPr>
-      <w:r>
-        <w:rPr>
-          <w:rFonts w:ascii="Times New Roman" w:hAnsi="Times New Roman" w:cs="Times New Roman" w:eastAsia="Times New Roman"/>
-          <w:b/>
-          <w:i w:val="0"/>
-          <w:color w:val="000000"/>
-          <w:sz w:val="28"/>
-        </w:rPr>
-        <w:t>Приложение. Как воспроизвести</w:t>
+        <w:t>Как запустить</w:t>
       </w:r>
     </w:p>
     <w:p>
@@ -6689,8 +2991,29 @@
           <w:color w:val="000000"/>
           <w:sz w:val="28"/>
         </w:rPr>
-        <w:t>Известные дефекты BB-04 и BB-05 помечены xfail(strict=True): в текущем коде они воспроизводятся (XFAIL). Снять метки можно, только исправив поведение. Первый «честный» красный прогон сохранён в reports/pytest-bigbang-first-run.txt, reports/pytest-bigbang-first-run.xml и reports/big-bang-findings.json.</w:t>
+        <w:t>Чтобы увидеть дефекты как обычные упавшие тесты:</w:t>
       </w:r>
+    </w:p>
+    <w:p>
+      <w:pPr>
+        <w:spacing w:after="0" w:before="0" w:line="276" w:lineRule="auto"/>
+        <w:ind w:left="567" w:firstLine="0"/>
+      </w:pPr>
+      <w:r>
+        <w:rPr>
+          <w:rFonts w:ascii="Courier New" w:hAnsi="Courier New" w:cs="Courier New" w:eastAsia="Courier New"/>
+          <w:b w:val="0"/>
+          <w:i w:val="0"/>
+          <w:color w:val="000000"/>
+          <w:sz w:val="24"/>
+        </w:rPr>
+        <w:t>.venv/bin/python -m pytest tests/test_big_bang.py --runxfail</w:t>
+      </w:r>
+    </w:p>
+    <w:p>
+      <w:pPr>
+        <w:spacing w:after="120"/>
+      </w:pPr>
     </w:p>
     <w:sectPr>
       <w:pgSz w:w="12240" w:h="15840"/>
